--- a/examples/example_4/Scope.docx
+++ b/examples/example_4/Scope.docx
@@ -2,16 +2,6 @@
 <file path=word/document.xml><?xml version="1.0" encoding="utf-8"?>
 <w:document xmlns:wpc="http://schemas.microsoft.com/office/word/2010/wordprocessingCanvas" xmlns:cx="http://schemas.microsoft.com/office/drawing/2014/chartex" xmlns:mc="http://schemas.openxmlformats.org/markup-compatibility/2006" xmlns:o="urn:schemas-microsoft-com:office:office" xmlns:r="http://schemas.openxmlformats.org/officeDocument/2006/relationships" xmlns:m="http://schemas.openxmlformats.org/officeDocument/2006/math" xmlns:v="urn:schemas-microsoft-com:vml" xmlns:wp14="http://schemas.microsoft.com/office/word/2010/wordprocessingDrawing" xmlns:wp="http://schemas.openxmlformats.org/drawingml/2006/wordprocessingDrawing" xmlns:w10="urn:schemas-microsoft-com:office:word" xmlns:w="http://schemas.openxmlformats.org/wordprocessingml/2006/main" xmlns:w14="http://schemas.microsoft.com/office/word/2010/wordml" xmlns:w15="http://schemas.microsoft.com/office/word/2012/wordml" xmlns:w16se="http://schemas.microsoft.com/office/word/2015/wordml/symex" xmlns:wpg="http://schemas.microsoft.com/office/word/2010/wordprocessingGroup" xmlns:wpi="http://schemas.microsoft.com/office/word/2010/wordprocessingInk" xmlns:wne="http://schemas.microsoft.com/office/word/2006/wordml" xmlns:wps="http://schemas.microsoft.com/office/word/2010/wordprocessingShape" mc:Ignorable="w14 w15 w16se wp14">
   <w:body>
-    <w:p>
-      <w:pPr>
-        <w:pStyle w:val="1"/>
-      </w:pPr>
-      <w:bookmarkStart w:id="0" w:name="_GoBack"/>
-      <w:bookmarkEnd w:id="0"/>
-      <w:r>
-        <w:t>Compound scope</w:t>
-      </w:r>
-    </w:p>
     <w:tbl>
       <w:tblPr>
         <w:tblStyle w:val="aa"/>
@@ -20,18 +10,22 @@
         <w:tblLook w:val="04A0" w:firstRow="1" w:lastRow="0" w:firstColumn="1" w:lastColumn="0" w:noHBand="0" w:noVBand="1"/>
       </w:tblPr>
       <w:tblGrid>
-        <w:gridCol w:w="2232"/>
-        <w:gridCol w:w="1800"/>
-        <w:gridCol w:w="2664"/>
+        <w:gridCol w:w="2376"/>
+        <w:gridCol w:w="1656"/>
+        <w:gridCol w:w="2376"/>
+        <w:gridCol w:w="1656"/>
+        <w:gridCol w:w="2736"/>
         <w:gridCol w:w="1296"/>
-        <w:gridCol w:w="1800"/>
+        <w:gridCol w:w="1728"/>
       </w:tblGrid>
       <w:tr>
         <w:tc>
           <w:tcPr>
-            <w:tcW w:w="2232" w:type="dxa"/>
-          </w:tcPr>
-          <w:p>
+            <w:tcW w:w="2376" w:type="dxa"/>
+          </w:tcPr>
+          <w:p>
+            <w:bookmarkStart w:id="0" w:name="_GoBack"/>
+            <w:bookmarkEnd w:id="0"/>
             <w:r>
               <w:rPr>
                 <w:b/>
@@ -43,7 +37,7 @@
         </w:tc>
         <w:tc>
           <w:tcPr>
-            <w:tcW w:w="1800" w:type="dxa"/>
+            <w:tcW w:w="1656" w:type="dxa"/>
           </w:tcPr>
           <w:p>
             <w:r>
@@ -57,7 +51,7 @@
         </w:tc>
         <w:tc>
           <w:tcPr>
-            <w:tcW w:w="2664" w:type="dxa"/>
+            <w:tcW w:w="2376" w:type="dxa"/>
           </w:tcPr>
           <w:p>
             <w:r>
@@ -65,6 +59,34 @@
                 <w:b/>
                 <w:sz w:val="18"/>
               </w:rPr>
+              <w:t>Reagent_2</w:t>
+            </w:r>
+          </w:p>
+        </w:tc>
+        <w:tc>
+          <w:tcPr>
+            <w:tcW w:w="1656" w:type="dxa"/>
+          </w:tcPr>
+          <w:p>
+            <w:r>
+              <w:rPr>
+                <w:b/>
+                <w:sz w:val="18"/>
+              </w:rPr>
+              <w:t>Mass of Reagent_2, mg</w:t>
+            </w:r>
+          </w:p>
+        </w:tc>
+        <w:tc>
+          <w:tcPr>
+            <w:tcW w:w="2736" w:type="dxa"/>
+          </w:tcPr>
+          <w:p>
+            <w:r>
+              <w:rPr>
+                <w:b/>
+                <w:sz w:val="18"/>
+              </w:rPr>
               <w:t>Product</w:t>
             </w:r>
           </w:p>
@@ -85,7 +107,7 @@
         </w:tc>
         <w:tc>
           <w:tcPr>
-            <w:tcW w:w="1800" w:type="dxa"/>
+            <w:tcW w:w="1728" w:type="dxa"/>
           </w:tcPr>
           <w:p>
             <w:r>
@@ -101,7 +123,7 @@
       <w:tr>
         <w:tc>
           <w:tcPr>
-            <w:tcW w:w="2232" w:type="dxa"/>
+            <w:tcW w:w="2376" w:type="dxa"/>
           </w:tcPr>
           <w:p>
             <w:r>
@@ -130,17 +152,17 @@
                   <v:path o:extrusionok="f" gradientshapeok="t" o:connecttype="rect"/>
                   <o:lock v:ext="edit" aspectratio="t"/>
                 </v:shapetype>
-                <v:shape id="_x0000_s1405" type="#_x0000_t75" style="position:absolute;left:0;text-align:left;margin-left:0;margin-top:0;width:115.9pt;height:68.65pt;z-index:251758592;mso-position-horizontal-relative:text;mso-position-vertical-relative:text">
+                <v:shape id="_x0000_s1405" type="#_x0000_t75" style="width:115.9pt;height:68.65pt">
                   <v:imagedata r:id="rId7" o:title=""/>
                 </v:shape>
-                <o:OLEObject Type="Embed" ProgID="ACD.ChemSketchCDX" ShapeID="_x0000_s1405" DrawAspect="Content" ObjectID="_1852796144" r:id="rId8"/>
-              </w:object>
-            </w:r>
-          </w:p>
-        </w:tc>
-        <w:tc>
-          <w:tcPr>
-            <w:tcW w:w="1800" w:type="dxa"/>
+                <o:OLEObject Type="Embed" ProgID="ACD.ChemSketchCDX" ShapeID="_x0000_s1405" DrawAspect="Content" ObjectID="_1852803135" r:id="rId8"/>
+              </w:object>
+            </w:r>
+          </w:p>
+        </w:tc>
+        <w:tc>
+          <w:tcPr>
+            <w:tcW w:w="1656" w:type="dxa"/>
           </w:tcPr>
           <w:p>
             <w:r>
@@ -153,7 +175,19 @@
         </w:tc>
         <w:tc>
           <w:tcPr>
-            <w:tcW w:w="2664" w:type="dxa"/>
+            <w:tcW w:w="2376" w:type="dxa"/>
+          </w:tcPr>
+          <w:p/>
+        </w:tc>
+        <w:tc>
+          <w:tcPr>
+            <w:tcW w:w="1656" w:type="dxa"/>
+          </w:tcPr>
+          <w:p/>
+        </w:tc>
+        <w:tc>
+          <w:tcPr>
+            <w:tcW w:w="2736" w:type="dxa"/>
           </w:tcPr>
           <w:p>
             <w:r>
@@ -161,11 +195,11 @@
                 <w:sz w:val="18"/>
               </w:rPr>
               <w:object w:dxaOrig="1440" w:dyaOrig="1440" w14:anchorId="41F168ED">
-                <v:shape id="_x0000_s1026" type="#_x0000_t75" style="position:absolute;left:0;text-align:left;margin-left:-.9pt;margin-top:4.8pt;width:130.2pt;height:61.2pt;z-index:251637760;mso-position-horizontal-relative:text;mso-position-vertical-relative:text">
+                <v:shape id="_x0000_s1026" type="#_x0000_t75" style="width:130.2pt;height:61.2pt">
                   <v:imagedata r:id="rId9" o:title=""/>
                   <w10:wrap type="square"/>
                 </v:shape>
-                <o:OLEObject Type="Embed" ProgID="ACD.ChemSketchCDX" ShapeID="_x0000_s1026" DrawAspect="Content" ObjectID="_1852796117" r:id="rId10"/>
+                <o:OLEObject Type="Embed" ProgID="ACD.ChemSketchCDX" ShapeID="_x0000_s1026" DrawAspect="Content" ObjectID="_1852803108" r:id="rId10"/>
               </w:object>
             </w:r>
           </w:p>
@@ -185,7 +219,7 @@
         </w:tc>
         <w:tc>
           <w:tcPr>
-            <w:tcW w:w="1800" w:type="dxa"/>
+            <w:tcW w:w="1728" w:type="dxa"/>
           </w:tcPr>
           <w:p>
             <w:r>
@@ -200,27 +234,27 @@
       <w:tr>
         <w:tc>
           <w:tcPr>
-            <w:tcW w:w="2232" w:type="dxa"/>
-          </w:tcPr>
-          <w:p>
-            <w:r>
-              <w:rPr>
-                <w:noProof/>
-                <w:lang w:eastAsia="ru-RU"/>
-                <w14:ligatures w14:val="none"/>
-              </w:rPr>
-              <w:object w:dxaOrig="1440" w:dyaOrig="1440">
-                <v:shape id="_x0000_s1406" type="#_x0000_t75" style="position:absolute;left:0;text-align:left;margin-left:0;margin-top:0;width:129.15pt;height:64.55pt;z-index:251759616;mso-position-horizontal-relative:text;mso-position-vertical-relative:text">
+            <w:tcW w:w="2376" w:type="dxa"/>
+          </w:tcPr>
+          <w:p>
+            <w:r>
+              <w:rPr>
+                <w:noProof/>
+                <w:lang w:eastAsia="ru-RU"/>
+                <w14:ligatures w14:val="none"/>
+              </w:rPr>
+              <w:object w:dxaOrig="1440" w:dyaOrig="1440">
+                <v:shape id="_x0000_s1406" type="#_x0000_t75" style="width:129.15pt;height:64.55pt">
                   <v:imagedata r:id="rId11" o:title=""/>
                 </v:shape>
-                <o:OLEObject Type="Embed" ProgID="ACD.ChemSketchCDX" ShapeID="_x0000_s1406" DrawAspect="Content" ObjectID="_1852796145" r:id="rId12"/>
-              </w:object>
-            </w:r>
-          </w:p>
-        </w:tc>
-        <w:tc>
-          <w:tcPr>
-            <w:tcW w:w="1800" w:type="dxa"/>
+                <o:OLEObject Type="Embed" ProgID="ACD.ChemSketchCDX" ShapeID="_x0000_s1406" DrawAspect="Content" ObjectID="_1852803136" r:id="rId12"/>
+              </w:object>
+            </w:r>
+          </w:p>
+        </w:tc>
+        <w:tc>
+          <w:tcPr>
+            <w:tcW w:w="1656" w:type="dxa"/>
           </w:tcPr>
           <w:p>
             <w:r>
@@ -233,7 +267,19 @@
         </w:tc>
         <w:tc>
           <w:tcPr>
-            <w:tcW w:w="2664" w:type="dxa"/>
+            <w:tcW w:w="2376" w:type="dxa"/>
+          </w:tcPr>
+          <w:p/>
+        </w:tc>
+        <w:tc>
+          <w:tcPr>
+            <w:tcW w:w="1656" w:type="dxa"/>
+          </w:tcPr>
+          <w:p/>
+        </w:tc>
+        <w:tc>
+          <w:tcPr>
+            <w:tcW w:w="2736" w:type="dxa"/>
           </w:tcPr>
           <w:p>
             <w:r>
@@ -241,11 +287,11 @@
                 <w:sz w:val="18"/>
               </w:rPr>
               <w:object w:dxaOrig="1440" w:dyaOrig="1440" w14:anchorId="6553141A">
-                <v:shape id="_x0000_s1031" type="#_x0000_t75" style="position:absolute;left:0;text-align:left;margin-left:-.9pt;margin-top:9pt;width:133.8pt;height:63.55pt;z-index:251638784;mso-position-horizontal-relative:text;mso-position-vertical-relative:text">
+                <v:shape id="_x0000_s1031" type="#_x0000_t75" style="width:133.8pt;height:63.55pt">
                   <v:imagedata r:id="rId13" o:title=""/>
                   <w10:wrap type="square"/>
                 </v:shape>
-                <o:OLEObject Type="Embed" ProgID="ACD.ChemSketchCDX" ShapeID="_x0000_s1031" DrawAspect="Content" ObjectID="_1852796118" r:id="rId14"/>
+                <o:OLEObject Type="Embed" ProgID="ACD.ChemSketchCDX" ShapeID="_x0000_s1031" DrawAspect="Content" ObjectID="_1852803109" r:id="rId14"/>
               </w:object>
             </w:r>
           </w:p>
@@ -265,7 +311,7 @@
         </w:tc>
         <w:tc>
           <w:tcPr>
-            <w:tcW w:w="1800" w:type="dxa"/>
+            <w:tcW w:w="1728" w:type="dxa"/>
           </w:tcPr>
           <w:p>
             <w:r>
@@ -280,27 +326,27 @@
       <w:tr>
         <w:tc>
           <w:tcPr>
-            <w:tcW w:w="2232" w:type="dxa"/>
-          </w:tcPr>
-          <w:p>
-            <w:r>
-              <w:rPr>
-                <w:noProof/>
-                <w:lang w:eastAsia="ru-RU"/>
-                <w14:ligatures w14:val="none"/>
-              </w:rPr>
-              <w:object w:dxaOrig="1440" w:dyaOrig="1440">
-                <v:shape id="_x0000_s1407" type="#_x0000_t75" style="position:absolute;left:0;text-align:left;margin-left:0;margin-top:0;width:124.35pt;height:58.8pt;z-index:251760640;mso-position-horizontal-relative:text;mso-position-vertical-relative:text">
+            <w:tcW w:w="2376" w:type="dxa"/>
+          </w:tcPr>
+          <w:p>
+            <w:r>
+              <w:rPr>
+                <w:noProof/>
+                <w:lang w:eastAsia="ru-RU"/>
+                <w14:ligatures w14:val="none"/>
+              </w:rPr>
+              <w:object w:dxaOrig="1440" w:dyaOrig="1440">
+                <v:shape id="_x0000_s1407" type="#_x0000_t75" style="width:124.35pt;height:58.8pt">
                   <v:imagedata r:id="rId15" o:title=""/>
                 </v:shape>
-                <o:OLEObject Type="Embed" ProgID="ACD.ChemSketchCDX" ShapeID="_x0000_s1407" DrawAspect="Content" ObjectID="_1852796146" r:id="rId16"/>
-              </w:object>
-            </w:r>
-          </w:p>
-        </w:tc>
-        <w:tc>
-          <w:tcPr>
-            <w:tcW w:w="1800" w:type="dxa"/>
+                <o:OLEObject Type="Embed" ProgID="ACD.ChemSketchCDX" ShapeID="_x0000_s1407" DrawAspect="Content" ObjectID="_1852803137" r:id="rId16"/>
+              </w:object>
+            </w:r>
+          </w:p>
+        </w:tc>
+        <w:tc>
+          <w:tcPr>
+            <w:tcW w:w="1656" w:type="dxa"/>
           </w:tcPr>
           <w:p>
             <w:r>
@@ -313,7 +359,19 @@
         </w:tc>
         <w:tc>
           <w:tcPr>
-            <w:tcW w:w="2664" w:type="dxa"/>
+            <w:tcW w:w="2376" w:type="dxa"/>
+          </w:tcPr>
+          <w:p/>
+        </w:tc>
+        <w:tc>
+          <w:tcPr>
+            <w:tcW w:w="1656" w:type="dxa"/>
+          </w:tcPr>
+          <w:p/>
+        </w:tc>
+        <w:tc>
+          <w:tcPr>
+            <w:tcW w:w="2736" w:type="dxa"/>
           </w:tcPr>
           <w:p>
             <w:r>
@@ -321,11 +379,11 @@
                 <w:sz w:val="18"/>
               </w:rPr>
               <w:object w:dxaOrig="1440" w:dyaOrig="1440" w14:anchorId="3447729A">
-                <v:shape id="_x0000_s1137" type="#_x0000_t75" style="position:absolute;left:0;text-align:left;margin-left:-.85pt;margin-top:4.8pt;width:129.25pt;height:57.85pt;z-index:251662336;mso-position-horizontal:absolute;mso-position-horizontal-relative:text;mso-position-vertical:absolute;mso-position-vertical-relative:text">
+                <v:shape id="_x0000_s1137" type="#_x0000_t75" style="width:129.25pt;height:57.85pt">
                   <v:imagedata r:id="rId17" o:title=""/>
                   <w10:wrap type="square"/>
                 </v:shape>
-                <o:OLEObject Type="Embed" ProgID="ACD.ChemSketchCDX" ShapeID="_x0000_s1137" DrawAspect="Content" ObjectID="_1852796119" r:id="rId18"/>
+                <o:OLEObject Type="Embed" ProgID="ACD.ChemSketchCDX" ShapeID="_x0000_s1137" DrawAspect="Content" ObjectID="_1852803110" r:id="rId18"/>
               </w:object>
             </w:r>
           </w:p>
@@ -345,7 +403,7 @@
         </w:tc>
         <w:tc>
           <w:tcPr>
-            <w:tcW w:w="1800" w:type="dxa"/>
+            <w:tcW w:w="1728" w:type="dxa"/>
           </w:tcPr>
           <w:p>
             <w:r>
@@ -360,27 +418,27 @@
       <w:tr>
         <w:tc>
           <w:tcPr>
-            <w:tcW w:w="2232" w:type="dxa"/>
-          </w:tcPr>
-          <w:p>
-            <w:r>
-              <w:rPr>
-                <w:noProof/>
-                <w:lang w:eastAsia="ru-RU"/>
-                <w14:ligatures w14:val="none"/>
-              </w:rPr>
-              <w:object w:dxaOrig="1440" w:dyaOrig="1440">
-                <v:shape id="_x0000_s1408" type="#_x0000_t75" style="position:absolute;left:0;text-align:left;margin-left:0;margin-top:0;width:100.35pt;height:57.85pt;z-index:251761664;mso-position-horizontal-relative:text;mso-position-vertical-relative:text">
+            <w:tcW w:w="2376" w:type="dxa"/>
+          </w:tcPr>
+          <w:p>
+            <w:r>
+              <w:rPr>
+                <w:noProof/>
+                <w:lang w:eastAsia="ru-RU"/>
+                <w14:ligatures w14:val="none"/>
+              </w:rPr>
+              <w:object w:dxaOrig="1440" w:dyaOrig="1440">
+                <v:shape id="_x0000_s1408" type="#_x0000_t75" style="width:100.35pt;height:57.85pt">
                   <v:imagedata r:id="rId19" o:title=""/>
                 </v:shape>
-                <o:OLEObject Type="Embed" ProgID="ACD.ChemSketchCDX" ShapeID="_x0000_s1408" DrawAspect="Content" ObjectID="_1852796147" r:id="rId20"/>
-              </w:object>
-            </w:r>
-          </w:p>
-        </w:tc>
-        <w:tc>
-          <w:tcPr>
-            <w:tcW w:w="1800" w:type="dxa"/>
+                <o:OLEObject Type="Embed" ProgID="ACD.ChemSketchCDX" ShapeID="_x0000_s1408" DrawAspect="Content" ObjectID="_1852803138" r:id="rId20"/>
+              </w:object>
+            </w:r>
+          </w:p>
+        </w:tc>
+        <w:tc>
+          <w:tcPr>
+            <w:tcW w:w="1656" w:type="dxa"/>
           </w:tcPr>
           <w:p>
             <w:r>
@@ -393,7 +451,33 @@
         </w:tc>
         <w:tc>
           <w:tcPr>
-            <w:tcW w:w="2664" w:type="dxa"/>
+            <w:tcW w:w="2376" w:type="dxa"/>
+          </w:tcPr>
+          <w:p>
+            <w:r>
+              <w:rPr>
+                <w:noProof/>
+                <w:lang w:eastAsia="ru-RU"/>
+                <w14:ligatures w14:val="none"/>
+              </w:rPr>
+              <w:object w:dxaOrig="1440" w:dyaOrig="1440">
+                <v:shape id="_x0000_s1409" type="#_x0000_t75" style="width:79.45pt;height:40.8pt">
+                  <v:imagedata r:id="rId21" o:title=""/>
+                </v:shape>
+                <o:OLEObject Type="Embed" ProgID="ACD.ChemSketchCDX" ShapeID="_x0000_s1409" DrawAspect="Content" ObjectID="_1852803139" r:id="rId22"/>
+              </w:object>
+            </w:r>
+          </w:p>
+        </w:tc>
+        <w:tc>
+          <w:tcPr>
+            <w:tcW w:w="1656" w:type="dxa"/>
+          </w:tcPr>
+          <w:p/>
+        </w:tc>
+        <w:tc>
+          <w:tcPr>
+            <w:tcW w:w="2736" w:type="dxa"/>
           </w:tcPr>
           <w:p>
             <w:r>
@@ -401,11 +485,11 @@
                 <w:sz w:val="18"/>
               </w:rPr>
               <w:object w:dxaOrig="1440" w:dyaOrig="1440" w14:anchorId="5DDA8948">
-                <v:shape id="_x0000_s1152" type="#_x0000_t75" style="position:absolute;left:0;text-align:left;margin-left:4.05pt;margin-top:.75pt;width:99pt;height:100.2pt;z-index:251667456;mso-position-horizontal-relative:text;mso-position-vertical-relative:text" wrapcoords="16527 645 12764 1773 12600 3224 13745 3224 8345 4836 6709 5481 6709 6609 9164 8382 10309 8382 6545 9188 6382 10155 7527 10961 6382 12412 6218 13540 3436 14507 1145 15636 327 16925 491 19827 2291 21116 3927 21116 4582 21116 6218 21116 10636 19343 10473 18699 16691 18376 16855 16603 13418 16119 16527 14185 16036 10961 20127 8382 19800 6609 19473 5803 21109 4191 20945 3224 18327 3224 18000 645 16527 645">
-                  <v:imagedata r:id="rId21" o:title=""/>
+                <v:shape id="_x0000_s1152" type="#_x0000_t75" style="width:99pt;height:100.2pt" wrapcoords="16527 645 12764 1773 12600 3224 13745 3224 8345 4836 6709 5481 6709 6609 9164 8382 10309 8382 6545 9188 6382 10155 7527 10961 6382 12412 6218 13540 3436 14507 1145 15636 327 16925 491 19827 2291 21116 3927 21116 4582 21116 6218 21116 10636 19343 10473 18699 16691 18376 16855 16603 13418 16119 16527 14185 16036 10961 20127 8382 19800 6609 19473 5803 21109 4191 20945 3224 18327 3224 18000 645 16527 645">
+                  <v:imagedata r:id="rId23" o:title=""/>
                   <w10:wrap type="square"/>
                 </v:shape>
-                <o:OLEObject Type="Embed" ProgID="ACD.ChemSketchCDX" ShapeID="_x0000_s1152" DrawAspect="Content" ObjectID="_1852796120" r:id="rId22"/>
+                <o:OLEObject Type="Embed" ProgID="ACD.ChemSketchCDX" ShapeID="_x0000_s1152" DrawAspect="Content" ObjectID="_1852803111" r:id="rId24"/>
               </w:object>
             </w:r>
           </w:p>
@@ -425,7 +509,7 @@
         </w:tc>
         <w:tc>
           <w:tcPr>
-            <w:tcW w:w="1800" w:type="dxa"/>
+            <w:tcW w:w="1728" w:type="dxa"/>
           </w:tcPr>
           <w:p>
             <w:r>
@@ -440,28 +524,27 @@
       <w:tr>
         <w:tc>
           <w:tcPr>
-            <w:tcW w:w="2232" w:type="dxa"/>
-          </w:tcPr>
-          <w:p>
-            <w:r>
-              <w:rPr>
-                <w:noProof/>
-                <w:lang w:eastAsia="ru-RU"/>
-                <w14:ligatures w14:val="none"/>
-              </w:rPr>
-              <w:lastRenderedPageBreak/>
-              <w:object w:dxaOrig="1440" w:dyaOrig="1440">
-                <v:shape id="_x0000_s1409" type="#_x0000_t75" style="position:absolute;left:0;text-align:left;margin-left:0;margin-top:0;width:113pt;height:59.55pt;z-index:251762688;mso-position-horizontal-relative:text;mso-position-vertical-relative:text">
-                  <v:imagedata r:id="rId23" o:title=""/>
-                </v:shape>
-                <o:OLEObject Type="Embed" ProgID="ACD.ChemSketchCDX" ShapeID="_x0000_s1409" DrawAspect="Content" ObjectID="_1852796148" r:id="rId24"/>
-              </w:object>
-            </w:r>
-          </w:p>
-        </w:tc>
-        <w:tc>
-          <w:tcPr>
-            <w:tcW w:w="1800" w:type="dxa"/>
+            <w:tcW w:w="2376" w:type="dxa"/>
+          </w:tcPr>
+          <w:p>
+            <w:r>
+              <w:rPr>
+                <w:noProof/>
+                <w:lang w:eastAsia="ru-RU"/>
+                <w14:ligatures w14:val="none"/>
+              </w:rPr>
+              <w:object w:dxaOrig="1440" w:dyaOrig="1440">
+                <v:shape id="_x0000_s1410" type="#_x0000_t75" style="width:113pt;height:59.55pt">
+                  <v:imagedata r:id="rId25" o:title=""/>
+                </v:shape>
+                <o:OLEObject Type="Embed" ProgID="ACD.ChemSketchCDX" ShapeID="_x0000_s1410" DrawAspect="Content" ObjectID="_1852803140" r:id="rId26"/>
+              </w:object>
+            </w:r>
+          </w:p>
+        </w:tc>
+        <w:tc>
+          <w:tcPr>
+            <w:tcW w:w="1656" w:type="dxa"/>
           </w:tcPr>
           <w:p>
             <w:r>
@@ -474,7 +557,33 @@
         </w:tc>
         <w:tc>
           <w:tcPr>
-            <w:tcW w:w="2664" w:type="dxa"/>
+            <w:tcW w:w="2376" w:type="dxa"/>
+          </w:tcPr>
+          <w:p>
+            <w:r>
+              <w:rPr>
+                <w:noProof/>
+                <w:lang w:eastAsia="ru-RU"/>
+                <w14:ligatures w14:val="none"/>
+              </w:rPr>
+              <w:object w:dxaOrig="1440" w:dyaOrig="1440">
+                <v:shape id="_x0000_s1411" type="#_x0000_t75" style="width:79.45pt;height:40.8pt">
+                  <v:imagedata r:id="rId27" o:title=""/>
+                </v:shape>
+                <o:OLEObject Type="Embed" ProgID="ACD.ChemSketchCDX" ShapeID="_x0000_s1411" DrawAspect="Content" ObjectID="_1852803141" r:id="rId28"/>
+              </w:object>
+            </w:r>
+          </w:p>
+        </w:tc>
+        <w:tc>
+          <w:tcPr>
+            <w:tcW w:w="1656" w:type="dxa"/>
+          </w:tcPr>
+          <w:p/>
+        </w:tc>
+        <w:tc>
+          <w:tcPr>
+            <w:tcW w:w="2736" w:type="dxa"/>
           </w:tcPr>
           <w:p>
             <w:r>
@@ -482,11 +591,11 @@
                 <w:sz w:val="18"/>
               </w:rPr>
               <w:object w:dxaOrig="1440" w:dyaOrig="1440" w14:anchorId="7F9C7CEB">
-                <v:shape id="_x0000_s1190" type="#_x0000_t75" style="position:absolute;left:0;text-align:left;margin-left:.3pt;margin-top:.7pt;width:98.1pt;height:97.7pt;z-index:251679744;mso-position-horizontal-relative:text;mso-position-vertical-relative:text">
-                  <v:imagedata r:id="rId25" o:title=""/>
+                <v:shape id="_x0000_s1190" type="#_x0000_t75" style="width:98.1pt;height:97.7pt">
+                  <v:imagedata r:id="rId29" o:title=""/>
                   <w10:wrap type="square"/>
                 </v:shape>
-                <o:OLEObject Type="Embed" ProgID="ACD.ChemSketchCDX" ShapeID="_x0000_s1190" DrawAspect="Content" ObjectID="_1852796121" r:id="rId26"/>
+                <o:OLEObject Type="Embed" ProgID="ACD.ChemSketchCDX" ShapeID="_x0000_s1190" DrawAspect="Content" ObjectID="_1852803112" r:id="rId30"/>
               </w:object>
             </w:r>
           </w:p>
@@ -506,7 +615,7 @@
         </w:tc>
         <w:tc>
           <w:tcPr>
-            <w:tcW w:w="1800" w:type="dxa"/>
+            <w:tcW w:w="1728" w:type="dxa"/>
           </w:tcPr>
           <w:p>
             <w:r>
@@ -521,27 +630,28 @@
       <w:tr>
         <w:tc>
           <w:tcPr>
-            <w:tcW w:w="2232" w:type="dxa"/>
-          </w:tcPr>
-          <w:p>
-            <w:r>
-              <w:rPr>
-                <w:noProof/>
-                <w:lang w:eastAsia="ru-RU"/>
-                <w14:ligatures w14:val="none"/>
-              </w:rPr>
-              <w:object w:dxaOrig="1440" w:dyaOrig="1440">
-                <v:shape id="_x0000_s1410" type="#_x0000_t75" style="position:absolute;left:0;text-align:left;margin-left:0;margin-top:0;width:100.55pt;height:59.55pt;z-index:251763712;mso-position-horizontal-relative:text;mso-position-vertical-relative:text">
-                  <v:imagedata r:id="rId27" o:title=""/>
-                </v:shape>
-                <o:OLEObject Type="Embed" ProgID="ACD.ChemSketchCDX" ShapeID="_x0000_s1410" DrawAspect="Content" ObjectID="_1852796149" r:id="rId28"/>
-              </w:object>
-            </w:r>
-          </w:p>
-        </w:tc>
-        <w:tc>
-          <w:tcPr>
-            <w:tcW w:w="1800" w:type="dxa"/>
+            <w:tcW w:w="2376" w:type="dxa"/>
+          </w:tcPr>
+          <w:p>
+            <w:r>
+              <w:rPr>
+                <w:noProof/>
+                <w:lang w:eastAsia="ru-RU"/>
+                <w14:ligatures w14:val="none"/>
+              </w:rPr>
+              <w:lastRenderedPageBreak/>
+              <w:object w:dxaOrig="1440" w:dyaOrig="1440">
+                <v:shape id="_x0000_s1412" type="#_x0000_t75" style="width:100.55pt;height:59.55pt">
+                  <v:imagedata r:id="rId31" o:title=""/>
+                </v:shape>
+                <o:OLEObject Type="Embed" ProgID="ACD.ChemSketchCDX" ShapeID="_x0000_s1412" DrawAspect="Content" ObjectID="_1852803142" r:id="rId32"/>
+              </w:object>
+            </w:r>
+          </w:p>
+        </w:tc>
+        <w:tc>
+          <w:tcPr>
+            <w:tcW w:w="1656" w:type="dxa"/>
           </w:tcPr>
           <w:p>
             <w:r>
@@ -554,7 +664,33 @@
         </w:tc>
         <w:tc>
           <w:tcPr>
-            <w:tcW w:w="2664" w:type="dxa"/>
+            <w:tcW w:w="2376" w:type="dxa"/>
+          </w:tcPr>
+          <w:p>
+            <w:r>
+              <w:rPr>
+                <w:noProof/>
+                <w:lang w:eastAsia="ru-RU"/>
+                <w14:ligatures w14:val="none"/>
+              </w:rPr>
+              <w:object w:dxaOrig="1440" w:dyaOrig="1440">
+                <v:shape id="_x0000_s1413" type="#_x0000_t75" style="width:79.45pt;height:40.8pt">
+                  <v:imagedata r:id="rId33" o:title=""/>
+                </v:shape>
+                <o:OLEObject Type="Embed" ProgID="ACD.ChemSketchCDX" ShapeID="_x0000_s1413" DrawAspect="Content" ObjectID="_1852803143" r:id="rId34"/>
+              </w:object>
+            </w:r>
+          </w:p>
+        </w:tc>
+        <w:tc>
+          <w:tcPr>
+            <w:tcW w:w="1656" w:type="dxa"/>
+          </w:tcPr>
+          <w:p/>
+        </w:tc>
+        <w:tc>
+          <w:tcPr>
+            <w:tcW w:w="2736" w:type="dxa"/>
           </w:tcPr>
           <w:p>
             <w:r>
@@ -562,11 +698,11 @@
                 <w:sz w:val="18"/>
               </w:rPr>
               <w:object w:dxaOrig="1440" w:dyaOrig="1440" w14:anchorId="78002AFD">
-                <v:shape id="_x0000_s1346" type="#_x0000_t75" style="position:absolute;left:0;text-align:left;margin-left:.3pt;margin-top:1.4pt;width:91.85pt;height:91.25pt;z-index:251735040;mso-position-horizontal-relative:text;mso-position-vertical-relative:text">
-                  <v:imagedata r:id="rId29" o:title=""/>
+                <v:shape id="_x0000_s1346" type="#_x0000_t75" style="width:91.85pt;height:91.25pt">
+                  <v:imagedata r:id="rId35" o:title=""/>
                   <w10:wrap type="square"/>
                 </v:shape>
-                <o:OLEObject Type="Embed" ProgID="ACD.ChemSketchCDX" ShapeID="_x0000_s1346" DrawAspect="Content" ObjectID="_1852796122" r:id="rId30"/>
+                <o:OLEObject Type="Embed" ProgID="ACD.ChemSketchCDX" ShapeID="_x0000_s1346" DrawAspect="Content" ObjectID="_1852803113" r:id="rId36"/>
               </w:object>
             </w:r>
           </w:p>
@@ -586,7 +722,7 @@
         </w:tc>
         <w:tc>
           <w:tcPr>
-            <w:tcW w:w="1800" w:type="dxa"/>
+            <w:tcW w:w="1728" w:type="dxa"/>
           </w:tcPr>
           <w:p>
             <w:r>
@@ -601,27 +737,27 @@
       <w:tr>
         <w:tc>
           <w:tcPr>
-            <w:tcW w:w="2232" w:type="dxa"/>
-          </w:tcPr>
-          <w:p>
-            <w:r>
-              <w:rPr>
-                <w:noProof/>
-                <w:lang w:eastAsia="ru-RU"/>
-                <w14:ligatures w14:val="none"/>
-              </w:rPr>
-              <w:object w:dxaOrig="1440" w:dyaOrig="1440">
-                <v:shape id="_x0000_s1411" type="#_x0000_t75" style="position:absolute;left:0;text-align:left;margin-left:0;margin-top:0;width:116.15pt;height:59pt;z-index:251764736;mso-position-horizontal-relative:text;mso-position-vertical-relative:text">
-                  <v:imagedata r:id="rId31" o:title=""/>
-                </v:shape>
-                <o:OLEObject Type="Embed" ProgID="ACD.ChemSketchCDX" ShapeID="_x0000_s1411" DrawAspect="Content" ObjectID="_1852796150" r:id="rId32"/>
-              </w:object>
-            </w:r>
-          </w:p>
-        </w:tc>
-        <w:tc>
-          <w:tcPr>
-            <w:tcW w:w="1800" w:type="dxa"/>
+            <w:tcW w:w="2376" w:type="dxa"/>
+          </w:tcPr>
+          <w:p>
+            <w:r>
+              <w:rPr>
+                <w:noProof/>
+                <w:lang w:eastAsia="ru-RU"/>
+                <w14:ligatures w14:val="none"/>
+              </w:rPr>
+              <w:object w:dxaOrig="1440" w:dyaOrig="1440">
+                <v:shape id="_x0000_s1414" type="#_x0000_t75" style="width:116.15pt;height:59pt">
+                  <v:imagedata r:id="rId37" o:title=""/>
+                </v:shape>
+                <o:OLEObject Type="Embed" ProgID="ACD.ChemSketchCDX" ShapeID="_x0000_s1414" DrawAspect="Content" ObjectID="_1852803144" r:id="rId38"/>
+              </w:object>
+            </w:r>
+          </w:p>
+        </w:tc>
+        <w:tc>
+          <w:tcPr>
+            <w:tcW w:w="1656" w:type="dxa"/>
           </w:tcPr>
           <w:p>
             <w:r>
@@ -634,7 +770,33 @@
         </w:tc>
         <w:tc>
           <w:tcPr>
-            <w:tcW w:w="2664" w:type="dxa"/>
+            <w:tcW w:w="2376" w:type="dxa"/>
+          </w:tcPr>
+          <w:p>
+            <w:r>
+              <w:rPr>
+                <w:noProof/>
+                <w:lang w:eastAsia="ru-RU"/>
+                <w14:ligatures w14:val="none"/>
+              </w:rPr>
+              <w:object w:dxaOrig="1440" w:dyaOrig="1440">
+                <v:shape id="_x0000_s1415" type="#_x0000_t75" style="width:79.45pt;height:40.8pt">
+                  <v:imagedata r:id="rId39" o:title=""/>
+                </v:shape>
+                <o:OLEObject Type="Embed" ProgID="ACD.ChemSketchCDX" ShapeID="_x0000_s1415" DrawAspect="Content" ObjectID="_1852803145" r:id="rId40"/>
+              </w:object>
+            </w:r>
+          </w:p>
+        </w:tc>
+        <w:tc>
+          <w:tcPr>
+            <w:tcW w:w="1656" w:type="dxa"/>
+          </w:tcPr>
+          <w:p/>
+        </w:tc>
+        <w:tc>
+          <w:tcPr>
+            <w:tcW w:w="2736" w:type="dxa"/>
           </w:tcPr>
           <w:p>
             <w:r>
@@ -642,11 +804,11 @@
                 <w:sz w:val="18"/>
               </w:rPr>
               <w:object w:dxaOrig="1440" w:dyaOrig="1440" w14:anchorId="21F35A5E">
-                <v:shape id="_x0000_s1071" type="#_x0000_t75" style="position:absolute;left:0;text-align:left;margin-left:8.85pt;margin-top:1.45pt;width:100.65pt;height:100.8pt;z-index:251642880;mso-position-horizontal-relative:text;mso-position-vertical-relative:text">
-                  <v:imagedata r:id="rId33" o:title=""/>
+                <v:shape id="_x0000_s1071" type="#_x0000_t75" style="width:100.65pt;height:100.8pt">
+                  <v:imagedata r:id="rId41" o:title=""/>
                   <w10:wrap type="square"/>
                 </v:shape>
-                <o:OLEObject Type="Embed" ProgID="ACD.ChemSketchCDX" ShapeID="_x0000_s1071" DrawAspect="Content" ObjectID="_1852796123" r:id="rId34"/>
+                <o:OLEObject Type="Embed" ProgID="ACD.ChemSketchCDX" ShapeID="_x0000_s1071" DrawAspect="Content" ObjectID="_1852803114" r:id="rId42"/>
               </w:object>
             </w:r>
           </w:p>
@@ -666,7 +828,7 @@
         </w:tc>
         <w:tc>
           <w:tcPr>
-            <w:tcW w:w="1800" w:type="dxa"/>
+            <w:tcW w:w="1728" w:type="dxa"/>
           </w:tcPr>
           <w:p>
             <w:r>
@@ -681,27 +843,27 @@
       <w:tr>
         <w:tc>
           <w:tcPr>
-            <w:tcW w:w="2232" w:type="dxa"/>
-          </w:tcPr>
-          <w:p>
-            <w:r>
-              <w:rPr>
-                <w:noProof/>
-                <w:lang w:eastAsia="ru-RU"/>
-                <w14:ligatures w14:val="none"/>
-              </w:rPr>
-              <w:object w:dxaOrig="1440" w:dyaOrig="1440">
-                <v:shape id="_x0000_s1412" type="#_x0000_t75" style="position:absolute;left:0;text-align:left;margin-left:0;margin-top:0;width:121.45pt;height:59pt;z-index:251765760;mso-position-horizontal-relative:text;mso-position-vertical-relative:text">
-                  <v:imagedata r:id="rId35" o:title=""/>
-                </v:shape>
-                <o:OLEObject Type="Embed" ProgID="ACD.ChemSketchCDX" ShapeID="_x0000_s1412" DrawAspect="Content" ObjectID="_1852796151" r:id="rId36"/>
-              </w:object>
-            </w:r>
-          </w:p>
-        </w:tc>
-        <w:tc>
-          <w:tcPr>
-            <w:tcW w:w="1800" w:type="dxa"/>
+            <w:tcW w:w="2376" w:type="dxa"/>
+          </w:tcPr>
+          <w:p>
+            <w:r>
+              <w:rPr>
+                <w:noProof/>
+                <w:lang w:eastAsia="ru-RU"/>
+                <w14:ligatures w14:val="none"/>
+              </w:rPr>
+              <w:object w:dxaOrig="1440" w:dyaOrig="1440">
+                <v:shape id="_x0000_s1416" type="#_x0000_t75" style="width:121.45pt;height:59pt">
+                  <v:imagedata r:id="rId43" o:title=""/>
+                </v:shape>
+                <o:OLEObject Type="Embed" ProgID="ACD.ChemSketchCDX" ShapeID="_x0000_s1416" DrawAspect="Content" ObjectID="_1852803146" r:id="rId44"/>
+              </w:object>
+            </w:r>
+          </w:p>
+        </w:tc>
+        <w:tc>
+          <w:tcPr>
+            <w:tcW w:w="1656" w:type="dxa"/>
           </w:tcPr>
           <w:p>
             <w:r>
@@ -714,7 +876,33 @@
         </w:tc>
         <w:tc>
           <w:tcPr>
-            <w:tcW w:w="2664" w:type="dxa"/>
+            <w:tcW w:w="2376" w:type="dxa"/>
+          </w:tcPr>
+          <w:p>
+            <w:r>
+              <w:rPr>
+                <w:noProof/>
+                <w:lang w:eastAsia="ru-RU"/>
+                <w14:ligatures w14:val="none"/>
+              </w:rPr>
+              <w:object w:dxaOrig="1440" w:dyaOrig="1440">
+                <v:shape id="_x0000_s1417" type="#_x0000_t75" style="width:79.45pt;height:40.8pt">
+                  <v:imagedata r:id="rId45" o:title=""/>
+                </v:shape>
+                <o:OLEObject Type="Embed" ProgID="ACD.ChemSketchCDX" ShapeID="_x0000_s1417" DrawAspect="Content" ObjectID="_1852803147" r:id="rId46"/>
+              </w:object>
+            </w:r>
+          </w:p>
+        </w:tc>
+        <w:tc>
+          <w:tcPr>
+            <w:tcW w:w="1656" w:type="dxa"/>
+          </w:tcPr>
+          <w:p/>
+        </w:tc>
+        <w:tc>
+          <w:tcPr>
+            <w:tcW w:w="2736" w:type="dxa"/>
           </w:tcPr>
           <w:p>
             <w:r>
@@ -722,11 +910,11 @@
                 <w:sz w:val="18"/>
               </w:rPr>
               <w:object w:dxaOrig="1440" w:dyaOrig="1440" w14:anchorId="3FC5CA6C">
-                <v:shape id="_x0000_s1070" type="#_x0000_t75" style="position:absolute;left:0;text-align:left;margin-left:-1.95pt;margin-top:8.6pt;width:105.45pt;height:100.35pt;z-index:251641856;mso-position-horizontal-relative:text;mso-position-vertical-relative:text">
-                  <v:imagedata r:id="rId37" o:title=""/>
+                <v:shape id="_x0000_s1070" type="#_x0000_t75" style="width:105.45pt;height:100.35pt">
+                  <v:imagedata r:id="rId47" o:title=""/>
                   <w10:wrap type="square"/>
                 </v:shape>
-                <o:OLEObject Type="Embed" ProgID="ACD.ChemSketchCDX" ShapeID="_x0000_s1070" DrawAspect="Content" ObjectID="_1852796124" r:id="rId38"/>
+                <o:OLEObject Type="Embed" ProgID="ACD.ChemSketchCDX" ShapeID="_x0000_s1070" DrawAspect="Content" ObjectID="_1852803115" r:id="rId48"/>
               </w:object>
             </w:r>
           </w:p>
@@ -746,7 +934,7 @@
         </w:tc>
         <w:tc>
           <w:tcPr>
-            <w:tcW w:w="1800" w:type="dxa"/>
+            <w:tcW w:w="1728" w:type="dxa"/>
           </w:tcPr>
           <w:p>
             <w:r>
@@ -761,28 +949,27 @@
       <w:tr>
         <w:tc>
           <w:tcPr>
-            <w:tcW w:w="2232" w:type="dxa"/>
-          </w:tcPr>
-          <w:p>
-            <w:r>
-              <w:rPr>
-                <w:noProof/>
-                <w:lang w:eastAsia="ru-RU"/>
-                <w14:ligatures w14:val="none"/>
-              </w:rPr>
-              <w:lastRenderedPageBreak/>
-              <w:object w:dxaOrig="1440" w:dyaOrig="1440">
-                <v:shape id="_x0000_s1413" type="#_x0000_t75" style="position:absolute;left:0;text-align:left;margin-left:0;margin-top:0;width:124.8pt;height:59.75pt;z-index:251766784;mso-position-horizontal-relative:text;mso-position-vertical-relative:text">
-                  <v:imagedata r:id="rId39" o:title=""/>
-                </v:shape>
-                <o:OLEObject Type="Embed" ProgID="ACD.ChemSketchCDX" ShapeID="_x0000_s1413" DrawAspect="Content" ObjectID="_1852796152" r:id="rId40"/>
-              </w:object>
-            </w:r>
-          </w:p>
-        </w:tc>
-        <w:tc>
-          <w:tcPr>
-            <w:tcW w:w="1800" w:type="dxa"/>
+            <w:tcW w:w="2376" w:type="dxa"/>
+          </w:tcPr>
+          <w:p>
+            <w:r>
+              <w:rPr>
+                <w:noProof/>
+                <w:lang w:eastAsia="ru-RU"/>
+                <w14:ligatures w14:val="none"/>
+              </w:rPr>
+              <w:object w:dxaOrig="1440" w:dyaOrig="1440">
+                <v:shape id="_x0000_s1418" type="#_x0000_t75" style="width:124.8pt;height:59.75pt">
+                  <v:imagedata r:id="rId49" o:title=""/>
+                </v:shape>
+                <o:OLEObject Type="Embed" ProgID="ACD.ChemSketchCDX" ShapeID="_x0000_s1418" DrawAspect="Content" ObjectID="_1852803148" r:id="rId50"/>
+              </w:object>
+            </w:r>
+          </w:p>
+        </w:tc>
+        <w:tc>
+          <w:tcPr>
+            <w:tcW w:w="1656" w:type="dxa"/>
           </w:tcPr>
           <w:p>
             <w:r>
@@ -795,7 +982,33 @@
         </w:tc>
         <w:tc>
           <w:tcPr>
-            <w:tcW w:w="2664" w:type="dxa"/>
+            <w:tcW w:w="2376" w:type="dxa"/>
+          </w:tcPr>
+          <w:p>
+            <w:r>
+              <w:rPr>
+                <w:noProof/>
+                <w:lang w:eastAsia="ru-RU"/>
+                <w14:ligatures w14:val="none"/>
+              </w:rPr>
+              <w:object w:dxaOrig="1440" w:dyaOrig="1440">
+                <v:shape id="_x0000_s1419" type="#_x0000_t75" style="width:79.45pt;height:40.8pt">
+                  <v:imagedata r:id="rId51" o:title=""/>
+                </v:shape>
+                <o:OLEObject Type="Embed" ProgID="ACD.ChemSketchCDX" ShapeID="_x0000_s1419" DrawAspect="Content" ObjectID="_1852803149" r:id="rId52"/>
+              </w:object>
+            </w:r>
+          </w:p>
+        </w:tc>
+        <w:tc>
+          <w:tcPr>
+            <w:tcW w:w="1656" w:type="dxa"/>
+          </w:tcPr>
+          <w:p/>
+        </w:tc>
+        <w:tc>
+          <w:tcPr>
+            <w:tcW w:w="2736" w:type="dxa"/>
           </w:tcPr>
           <w:p>
             <w:r>
@@ -803,11 +1016,11 @@
                 <w:sz w:val="18"/>
               </w:rPr>
               <w:object w:dxaOrig="1440" w:dyaOrig="1440" w14:anchorId="0A18E947">
-                <v:shape id="_x0000_s1073" type="#_x0000_t75" style="position:absolute;left:0;text-align:left;margin-left:8.85pt;margin-top:2.3pt;width:116.5pt;height:101.8pt;z-index:251643904;mso-position-horizontal-relative:text;mso-position-vertical-relative:text">
-                  <v:imagedata r:id="rId41" o:title=""/>
+                <v:shape id="_x0000_s1073" type="#_x0000_t75" style="width:116.5pt;height:101.8pt">
+                  <v:imagedata r:id="rId53" o:title=""/>
                   <w10:wrap type="square"/>
                 </v:shape>
-                <o:OLEObject Type="Embed" ProgID="ACD.ChemSketchCDX" ShapeID="_x0000_s1073" DrawAspect="Content" ObjectID="_1852796125" r:id="rId42"/>
+                <o:OLEObject Type="Embed" ProgID="ACD.ChemSketchCDX" ShapeID="_x0000_s1073" DrawAspect="Content" ObjectID="_1852803116" r:id="rId54"/>
               </w:object>
             </w:r>
           </w:p>
@@ -827,7 +1040,7 @@
         </w:tc>
         <w:tc>
           <w:tcPr>
-            <w:tcW w:w="1800" w:type="dxa"/>
+            <w:tcW w:w="1728" w:type="dxa"/>
           </w:tcPr>
           <w:p>
             <w:r>
@@ -842,27 +1055,28 @@
       <w:tr>
         <w:tc>
           <w:tcPr>
-            <w:tcW w:w="2232" w:type="dxa"/>
-          </w:tcPr>
-          <w:p>
-            <w:r>
-              <w:rPr>
-                <w:noProof/>
-                <w:lang w:eastAsia="ru-RU"/>
-                <w14:ligatures w14:val="none"/>
-              </w:rPr>
-              <w:object w:dxaOrig="1440" w:dyaOrig="1440">
-                <v:shape id="_x0000_s1414" type="#_x0000_t75" style="position:absolute;left:0;text-align:left;margin-left:0;margin-top:0;width:124.05pt;height:70.05pt;z-index:251767808;mso-position-horizontal-relative:text;mso-position-vertical-relative:text">
-                  <v:imagedata r:id="rId43" o:title=""/>
-                </v:shape>
-                <o:OLEObject Type="Embed" ProgID="ACD.ChemSketchCDX" ShapeID="_x0000_s1414" DrawAspect="Content" ObjectID="_1852796153" r:id="rId44"/>
-              </w:object>
-            </w:r>
-          </w:p>
-        </w:tc>
-        <w:tc>
-          <w:tcPr>
-            <w:tcW w:w="1800" w:type="dxa"/>
+            <w:tcW w:w="2376" w:type="dxa"/>
+          </w:tcPr>
+          <w:p>
+            <w:r>
+              <w:rPr>
+                <w:noProof/>
+                <w:lang w:eastAsia="ru-RU"/>
+                <w14:ligatures w14:val="none"/>
+              </w:rPr>
+              <w:lastRenderedPageBreak/>
+              <w:object w:dxaOrig="1440" w:dyaOrig="1440">
+                <v:shape id="_x0000_s1420" type="#_x0000_t75" style="width:124.05pt;height:70.05pt">
+                  <v:imagedata r:id="rId55" o:title=""/>
+                </v:shape>
+                <o:OLEObject Type="Embed" ProgID="ACD.ChemSketchCDX" ShapeID="_x0000_s1420" DrawAspect="Content" ObjectID="_1852803150" r:id="rId56"/>
+              </w:object>
+            </w:r>
+          </w:p>
+        </w:tc>
+        <w:tc>
+          <w:tcPr>
+            <w:tcW w:w="1656" w:type="dxa"/>
           </w:tcPr>
           <w:p>
             <w:r>
@@ -875,7 +1089,33 @@
         </w:tc>
         <w:tc>
           <w:tcPr>
-            <w:tcW w:w="2664" w:type="dxa"/>
+            <w:tcW w:w="2376" w:type="dxa"/>
+          </w:tcPr>
+          <w:p>
+            <w:r>
+              <w:rPr>
+                <w:noProof/>
+                <w:lang w:eastAsia="ru-RU"/>
+                <w14:ligatures w14:val="none"/>
+              </w:rPr>
+              <w:object w:dxaOrig="1440" w:dyaOrig="1440">
+                <v:shape id="_x0000_s1421" type="#_x0000_t75" style="width:79.45pt;height:40.8pt">
+                  <v:imagedata r:id="rId57" o:title=""/>
+                </v:shape>
+                <o:OLEObject Type="Embed" ProgID="ACD.ChemSketchCDX" ShapeID="_x0000_s1421" DrawAspect="Content" ObjectID="_1852803151" r:id="rId58"/>
+              </w:object>
+            </w:r>
+          </w:p>
+        </w:tc>
+        <w:tc>
+          <w:tcPr>
+            <w:tcW w:w="1656" w:type="dxa"/>
+          </w:tcPr>
+          <w:p/>
+        </w:tc>
+        <w:tc>
+          <w:tcPr>
+            <w:tcW w:w="2736" w:type="dxa"/>
           </w:tcPr>
           <w:p>
             <w:r>
@@ -883,11 +1123,11 @@
                 <w:sz w:val="18"/>
               </w:rPr>
               <w:object w:dxaOrig="1440" w:dyaOrig="1440" w14:anchorId="270D8751">
-                <v:shape id="_x0000_s1074" type="#_x0000_t75" style="position:absolute;left:0;text-align:left;margin-left:-1.35pt;margin-top:1.2pt;width:123.85pt;height:101.7pt;z-index:251644928;mso-position-horizontal-relative:text;mso-position-vertical-relative:text">
-                  <v:imagedata r:id="rId45" o:title=""/>
+                <v:shape id="_x0000_s1074" type="#_x0000_t75" style="width:123.85pt;height:101.7pt">
+                  <v:imagedata r:id="rId59" o:title=""/>
                   <w10:wrap type="square"/>
                 </v:shape>
-                <o:OLEObject Type="Embed" ProgID="ACD.ChemSketchCDX" ShapeID="_x0000_s1074" DrawAspect="Content" ObjectID="_1852796126" r:id="rId46"/>
+                <o:OLEObject Type="Embed" ProgID="ACD.ChemSketchCDX" ShapeID="_x0000_s1074" DrawAspect="Content" ObjectID="_1852803117" r:id="rId60"/>
               </w:object>
             </w:r>
           </w:p>
@@ -907,7 +1147,7 @@
         </w:tc>
         <w:tc>
           <w:tcPr>
-            <w:tcW w:w="1800" w:type="dxa"/>
+            <w:tcW w:w="1728" w:type="dxa"/>
           </w:tcPr>
           <w:p>
             <w:r>
@@ -922,27 +1162,27 @@
       <w:tr>
         <w:tc>
           <w:tcPr>
-            <w:tcW w:w="2232" w:type="dxa"/>
-          </w:tcPr>
-          <w:p>
-            <w:r>
-              <w:rPr>
-                <w:noProof/>
-                <w:lang w:eastAsia="ru-RU"/>
-                <w14:ligatures w14:val="none"/>
-              </w:rPr>
-              <w:object w:dxaOrig="1440" w:dyaOrig="1440">
-                <v:shape id="_x0000_s1415" type="#_x0000_t75" style="position:absolute;left:0;text-align:left;margin-left:0;margin-top:0;width:132pt;height:61.45pt;z-index:251768832;mso-position-horizontal-relative:text;mso-position-vertical-relative:text">
-                  <v:imagedata r:id="rId47" o:title=""/>
-                </v:shape>
-                <o:OLEObject Type="Embed" ProgID="ACD.ChemSketchCDX" ShapeID="_x0000_s1415" DrawAspect="Content" ObjectID="_1852796154" r:id="rId48"/>
-              </w:object>
-            </w:r>
-          </w:p>
-        </w:tc>
-        <w:tc>
-          <w:tcPr>
-            <w:tcW w:w="1800" w:type="dxa"/>
+            <w:tcW w:w="2376" w:type="dxa"/>
+          </w:tcPr>
+          <w:p>
+            <w:r>
+              <w:rPr>
+                <w:noProof/>
+                <w:lang w:eastAsia="ru-RU"/>
+                <w14:ligatures w14:val="none"/>
+              </w:rPr>
+              <w:object w:dxaOrig="1440" w:dyaOrig="1440">
+                <v:shape id="_x0000_s1422" type="#_x0000_t75" style="width:132pt;height:61.45pt">
+                  <v:imagedata r:id="rId61" o:title=""/>
+                </v:shape>
+                <o:OLEObject Type="Embed" ProgID="ACD.ChemSketchCDX" ShapeID="_x0000_s1422" DrawAspect="Content" ObjectID="_1852803152" r:id="rId62"/>
+              </w:object>
+            </w:r>
+          </w:p>
+        </w:tc>
+        <w:tc>
+          <w:tcPr>
+            <w:tcW w:w="1656" w:type="dxa"/>
           </w:tcPr>
           <w:p>
             <w:r>
@@ -955,7 +1195,33 @@
         </w:tc>
         <w:tc>
           <w:tcPr>
-            <w:tcW w:w="2664" w:type="dxa"/>
+            <w:tcW w:w="2376" w:type="dxa"/>
+          </w:tcPr>
+          <w:p>
+            <w:r>
+              <w:rPr>
+                <w:noProof/>
+                <w:lang w:eastAsia="ru-RU"/>
+                <w14:ligatures w14:val="none"/>
+              </w:rPr>
+              <w:object w:dxaOrig="1440" w:dyaOrig="1440">
+                <v:shape id="_x0000_s1423" type="#_x0000_t75" style="width:79.45pt;height:40.8pt">
+                  <v:imagedata r:id="rId63" o:title=""/>
+                </v:shape>
+                <o:OLEObject Type="Embed" ProgID="ACD.ChemSketchCDX" ShapeID="_x0000_s1423" DrawAspect="Content" ObjectID="_1852803153" r:id="rId64"/>
+              </w:object>
+            </w:r>
+          </w:p>
+        </w:tc>
+        <w:tc>
+          <w:tcPr>
+            <w:tcW w:w="1656" w:type="dxa"/>
+          </w:tcPr>
+          <w:p/>
+        </w:tc>
+        <w:tc>
+          <w:tcPr>
+            <w:tcW w:w="2736" w:type="dxa"/>
           </w:tcPr>
           <w:p>
             <w:r>
@@ -963,11 +1229,11 @@
                 <w:sz w:val="18"/>
               </w:rPr>
               <w:object w:dxaOrig="1440" w:dyaOrig="1440" w14:anchorId="0DB13F61">
-                <v:shape id="_x0000_s1075" type="#_x0000_t75" style="position:absolute;left:0;text-align:left;margin-left:-1.35pt;margin-top:6.5pt;width:119.9pt;height:103.85pt;z-index:251645952;mso-position-horizontal-relative:text;mso-position-vertical-relative:text">
-                  <v:imagedata r:id="rId49" o:title=""/>
+                <v:shape id="_x0000_s1075" type="#_x0000_t75" style="width:119.9pt;height:103.85pt">
+                  <v:imagedata r:id="rId65" o:title=""/>
                   <w10:wrap type="square"/>
                 </v:shape>
-                <o:OLEObject Type="Embed" ProgID="ACD.ChemSketchCDX" ShapeID="_x0000_s1075" DrawAspect="Content" ObjectID="_1852796127" r:id="rId50"/>
+                <o:OLEObject Type="Embed" ProgID="ACD.ChemSketchCDX" ShapeID="_x0000_s1075" DrawAspect="Content" ObjectID="_1852803118" r:id="rId66"/>
               </w:object>
             </w:r>
           </w:p>
@@ -987,7 +1253,7 @@
         </w:tc>
         <w:tc>
           <w:tcPr>
-            <w:tcW w:w="1800" w:type="dxa"/>
+            <w:tcW w:w="1728" w:type="dxa"/>
           </w:tcPr>
           <w:p>
             <w:r>
@@ -1002,27 +1268,27 @@
       <w:tr>
         <w:tc>
           <w:tcPr>
-            <w:tcW w:w="2232" w:type="dxa"/>
-          </w:tcPr>
-          <w:p>
-            <w:r>
-              <w:rPr>
-                <w:noProof/>
-                <w:lang w:eastAsia="ru-RU"/>
-                <w14:ligatures w14:val="none"/>
-              </w:rPr>
-              <w:object w:dxaOrig="1440" w:dyaOrig="1440">
-                <v:shape id="_x0000_s1416" type="#_x0000_t75" style="position:absolute;left:0;text-align:left;margin-left:0;margin-top:0;width:129.85pt;height:60.45pt;z-index:251769856;mso-position-horizontal-relative:text;mso-position-vertical-relative:text">
-                  <v:imagedata r:id="rId51" o:title=""/>
-                </v:shape>
-                <o:OLEObject Type="Embed" ProgID="ACD.ChemSketchCDX" ShapeID="_x0000_s1416" DrawAspect="Content" ObjectID="_1852796155" r:id="rId52"/>
-              </w:object>
-            </w:r>
-          </w:p>
-        </w:tc>
-        <w:tc>
-          <w:tcPr>
-            <w:tcW w:w="1800" w:type="dxa"/>
+            <w:tcW w:w="2376" w:type="dxa"/>
+          </w:tcPr>
+          <w:p>
+            <w:r>
+              <w:rPr>
+                <w:noProof/>
+                <w:lang w:eastAsia="ru-RU"/>
+                <w14:ligatures w14:val="none"/>
+              </w:rPr>
+              <w:object w:dxaOrig="1440" w:dyaOrig="1440">
+                <v:shape id="_x0000_s1424" type="#_x0000_t75" style="width:129.85pt;height:60.45pt">
+                  <v:imagedata r:id="rId67" o:title=""/>
+                </v:shape>
+                <o:OLEObject Type="Embed" ProgID="ACD.ChemSketchCDX" ShapeID="_x0000_s1424" DrawAspect="Content" ObjectID="_1852803154" r:id="rId68"/>
+              </w:object>
+            </w:r>
+          </w:p>
+        </w:tc>
+        <w:tc>
+          <w:tcPr>
+            <w:tcW w:w="1656" w:type="dxa"/>
           </w:tcPr>
           <w:p>
             <w:r>
@@ -1035,7 +1301,33 @@
         </w:tc>
         <w:tc>
           <w:tcPr>
-            <w:tcW w:w="2664" w:type="dxa"/>
+            <w:tcW w:w="2376" w:type="dxa"/>
+          </w:tcPr>
+          <w:p>
+            <w:r>
+              <w:rPr>
+                <w:noProof/>
+                <w:lang w:eastAsia="ru-RU"/>
+                <w14:ligatures w14:val="none"/>
+              </w:rPr>
+              <w:object w:dxaOrig="1440" w:dyaOrig="1440">
+                <v:shape id="_x0000_s1425" type="#_x0000_t75" style="width:79.45pt;height:40.8pt">
+                  <v:imagedata r:id="rId69" o:title=""/>
+                </v:shape>
+                <o:OLEObject Type="Embed" ProgID="ACD.ChemSketchCDX" ShapeID="_x0000_s1425" DrawAspect="Content" ObjectID="_1852803155" r:id="rId70"/>
+              </w:object>
+            </w:r>
+          </w:p>
+        </w:tc>
+        <w:tc>
+          <w:tcPr>
+            <w:tcW w:w="1656" w:type="dxa"/>
+          </w:tcPr>
+          <w:p/>
+        </w:tc>
+        <w:tc>
+          <w:tcPr>
+            <w:tcW w:w="2736" w:type="dxa"/>
           </w:tcPr>
           <w:p>
             <w:r>
@@ -1043,11 +1335,11 @@
                 <w:sz w:val="18"/>
               </w:rPr>
               <w:object w:dxaOrig="1440" w:dyaOrig="1440" w14:anchorId="0DB13F61">
-                <v:shape id="_x0000_s1080" type="#_x0000_t75" style="position:absolute;left:0;text-align:left;margin-left:-1.35pt;margin-top:5.75pt;width:109.2pt;height:101.6pt;z-index:251646976;mso-position-horizontal-relative:text;mso-position-vertical-relative:text">
-                  <v:imagedata r:id="rId53" o:title=""/>
+                <v:shape id="_x0000_s1080" type="#_x0000_t75" style="width:109.2pt;height:101.6pt">
+                  <v:imagedata r:id="rId71" o:title=""/>
                   <w10:wrap type="square"/>
                 </v:shape>
-                <o:OLEObject Type="Embed" ProgID="ACD.ChemSketchCDX" ShapeID="_x0000_s1080" DrawAspect="Content" ObjectID="_1852796128" r:id="rId54"/>
+                <o:OLEObject Type="Embed" ProgID="ACD.ChemSketchCDX" ShapeID="_x0000_s1080" DrawAspect="Content" ObjectID="_1852803119" r:id="rId72"/>
               </w:object>
             </w:r>
           </w:p>
@@ -1067,7 +1359,7 @@
         </w:tc>
         <w:tc>
           <w:tcPr>
-            <w:tcW w:w="1800" w:type="dxa"/>
+            <w:tcW w:w="1728" w:type="dxa"/>
           </w:tcPr>
           <w:p>
             <w:r>
@@ -1082,28 +1374,27 @@
       <w:tr>
         <w:tc>
           <w:tcPr>
-            <w:tcW w:w="2232" w:type="dxa"/>
-          </w:tcPr>
-          <w:p>
-            <w:r>
-              <w:rPr>
-                <w:noProof/>
-                <w:lang w:eastAsia="ru-RU"/>
-                <w14:ligatures w14:val="none"/>
-              </w:rPr>
-              <w:lastRenderedPageBreak/>
-              <w:object w:dxaOrig="1440" w:dyaOrig="1440">
-                <v:shape id="_x0000_s1417" type="#_x0000_t75" style="position:absolute;left:0;text-align:left;margin-left:0;margin-top:0;width:125.25pt;height:57.85pt;z-index:251770880;mso-position-horizontal-relative:text;mso-position-vertical-relative:text">
-                  <v:imagedata r:id="rId55" o:title=""/>
-                </v:shape>
-                <o:OLEObject Type="Embed" ProgID="ACD.ChemSketchCDX" ShapeID="_x0000_s1417" DrawAspect="Content" ObjectID="_1852796156" r:id="rId56"/>
-              </w:object>
-            </w:r>
-          </w:p>
-        </w:tc>
-        <w:tc>
-          <w:tcPr>
-            <w:tcW w:w="1800" w:type="dxa"/>
+            <w:tcW w:w="2376" w:type="dxa"/>
+          </w:tcPr>
+          <w:p>
+            <w:r>
+              <w:rPr>
+                <w:noProof/>
+                <w:lang w:eastAsia="ru-RU"/>
+                <w14:ligatures w14:val="none"/>
+              </w:rPr>
+              <w:object w:dxaOrig="1440" w:dyaOrig="1440">
+                <v:shape id="_x0000_s1426" type="#_x0000_t75" style="width:125.25pt;height:57.85pt">
+                  <v:imagedata r:id="rId73" o:title=""/>
+                </v:shape>
+                <o:OLEObject Type="Embed" ProgID="ACD.ChemSketchCDX" ShapeID="_x0000_s1426" DrawAspect="Content" ObjectID="_1852803156" r:id="rId74"/>
+              </w:object>
+            </w:r>
+          </w:p>
+        </w:tc>
+        <w:tc>
+          <w:tcPr>
+            <w:tcW w:w="1656" w:type="dxa"/>
           </w:tcPr>
           <w:p>
             <w:r>
@@ -1116,7 +1407,33 @@
         </w:tc>
         <w:tc>
           <w:tcPr>
-            <w:tcW w:w="2664" w:type="dxa"/>
+            <w:tcW w:w="2376" w:type="dxa"/>
+          </w:tcPr>
+          <w:p>
+            <w:r>
+              <w:rPr>
+                <w:noProof/>
+                <w:lang w:eastAsia="ru-RU"/>
+                <w14:ligatures w14:val="none"/>
+              </w:rPr>
+              <w:object w:dxaOrig="1440" w:dyaOrig="1440">
+                <v:shape id="_x0000_s1427" type="#_x0000_t75" style="width:79.45pt;height:40.8pt">
+                  <v:imagedata r:id="rId75" o:title=""/>
+                </v:shape>
+                <o:OLEObject Type="Embed" ProgID="ACD.ChemSketchCDX" ShapeID="_x0000_s1427" DrawAspect="Content" ObjectID="_1852803157" r:id="rId76"/>
+              </w:object>
+            </w:r>
+          </w:p>
+        </w:tc>
+        <w:tc>
+          <w:tcPr>
+            <w:tcW w:w="1656" w:type="dxa"/>
+          </w:tcPr>
+          <w:p/>
+        </w:tc>
+        <w:tc>
+          <w:tcPr>
+            <w:tcW w:w="2736" w:type="dxa"/>
           </w:tcPr>
           <w:p>
             <w:r>
@@ -1124,11 +1441,11 @@
                 <w:sz w:val="18"/>
               </w:rPr>
               <w:object w:dxaOrig="1440" w:dyaOrig="1440" w14:anchorId="0DB13F61">
-                <v:shape id="_x0000_s1146" type="#_x0000_t75" style="position:absolute;left:0;text-align:left;margin-left:3.1pt;margin-top:5.05pt;width:115.95pt;height:97.9pt;z-index:251666432;mso-position-horizontal-relative:text;mso-position-vertical-relative:text">
-                  <v:imagedata r:id="rId57" o:title=""/>
+                <v:shape id="_x0000_s1146" type="#_x0000_t75" style="width:115.95pt;height:97.9pt">
+                  <v:imagedata r:id="rId77" o:title=""/>
                   <w10:wrap type="square"/>
                 </v:shape>
-                <o:OLEObject Type="Embed" ProgID="ACD.ChemSketchCDX" ShapeID="_x0000_s1146" DrawAspect="Content" ObjectID="_1852796129" r:id="rId58"/>
+                <o:OLEObject Type="Embed" ProgID="ACD.ChemSketchCDX" ShapeID="_x0000_s1146" DrawAspect="Content" ObjectID="_1852803120" r:id="rId78"/>
               </w:object>
             </w:r>
           </w:p>
@@ -1148,7 +1465,7 @@
         </w:tc>
         <w:tc>
           <w:tcPr>
-            <w:tcW w:w="1800" w:type="dxa"/>
+            <w:tcW w:w="1728" w:type="dxa"/>
           </w:tcPr>
           <w:p>
             <w:r>
@@ -1163,27 +1480,28 @@
       <w:tr>
         <w:tc>
           <w:tcPr>
-            <w:tcW w:w="2232" w:type="dxa"/>
-          </w:tcPr>
-          <w:p>
-            <w:r>
-              <w:rPr>
-                <w:noProof/>
-                <w:lang w:eastAsia="ru-RU"/>
-                <w14:ligatures w14:val="none"/>
-              </w:rPr>
-              <w:object w:dxaOrig="1440" w:dyaOrig="1440">
-                <v:shape id="_x0000_s1418" type="#_x0000_t75" style="position:absolute;left:0;text-align:left;margin-left:0;margin-top:0;width:125.25pt;height:59.55pt;z-index:251771904;mso-position-horizontal-relative:text;mso-position-vertical-relative:text">
-                  <v:imagedata r:id="rId59" o:title=""/>
-                </v:shape>
-                <o:OLEObject Type="Embed" ProgID="ACD.ChemSketchCDX" ShapeID="_x0000_s1418" DrawAspect="Content" ObjectID="_1852796157" r:id="rId60"/>
-              </w:object>
-            </w:r>
-          </w:p>
-        </w:tc>
-        <w:tc>
-          <w:tcPr>
-            <w:tcW w:w="1800" w:type="dxa"/>
+            <w:tcW w:w="2376" w:type="dxa"/>
+          </w:tcPr>
+          <w:p>
+            <w:r>
+              <w:rPr>
+                <w:noProof/>
+                <w:lang w:eastAsia="ru-RU"/>
+                <w14:ligatures w14:val="none"/>
+              </w:rPr>
+              <w:lastRenderedPageBreak/>
+              <w:object w:dxaOrig="1440" w:dyaOrig="1440">
+                <v:shape id="_x0000_s1428" type="#_x0000_t75" style="width:125.25pt;height:59.55pt">
+                  <v:imagedata r:id="rId79" o:title=""/>
+                </v:shape>
+                <o:OLEObject Type="Embed" ProgID="ACD.ChemSketchCDX" ShapeID="_x0000_s1428" DrawAspect="Content" ObjectID="_1852803158" r:id="rId80"/>
+              </w:object>
+            </w:r>
+          </w:p>
+        </w:tc>
+        <w:tc>
+          <w:tcPr>
+            <w:tcW w:w="1656" w:type="dxa"/>
           </w:tcPr>
           <w:p>
             <w:r>
@@ -1196,7 +1514,33 @@
         </w:tc>
         <w:tc>
           <w:tcPr>
-            <w:tcW w:w="2664" w:type="dxa"/>
+            <w:tcW w:w="2376" w:type="dxa"/>
+          </w:tcPr>
+          <w:p>
+            <w:r>
+              <w:rPr>
+                <w:noProof/>
+                <w:lang w:eastAsia="ru-RU"/>
+                <w14:ligatures w14:val="none"/>
+              </w:rPr>
+              <w:object w:dxaOrig="1440" w:dyaOrig="1440">
+                <v:shape id="_x0000_s1429" type="#_x0000_t75" style="width:79.45pt;height:40.8pt">
+                  <v:imagedata r:id="rId81" o:title=""/>
+                </v:shape>
+                <o:OLEObject Type="Embed" ProgID="ACD.ChemSketchCDX" ShapeID="_x0000_s1429" DrawAspect="Content" ObjectID="_1852803159" r:id="rId82"/>
+              </w:object>
+            </w:r>
+          </w:p>
+        </w:tc>
+        <w:tc>
+          <w:tcPr>
+            <w:tcW w:w="1656" w:type="dxa"/>
+          </w:tcPr>
+          <w:p/>
+        </w:tc>
+        <w:tc>
+          <w:tcPr>
+            <w:tcW w:w="2736" w:type="dxa"/>
           </w:tcPr>
           <w:p>
             <w:r>
@@ -1204,11 +1548,11 @@
                 <w:sz w:val="18"/>
               </w:rPr>
               <w:object w:dxaOrig="1440" w:dyaOrig="1440" w14:anchorId="06B030EF">
-                <v:shape id="_x0000_s1317" type="#_x0000_t75" style="position:absolute;left:0;text-align:left;margin-left:3.1pt;margin-top:5.05pt;width:111.95pt;height:102.85pt;z-index:251732992;mso-position-horizontal-relative:text;mso-position-vertical-relative:text">
-                  <v:imagedata r:id="rId61" o:title=""/>
+                <v:shape id="_x0000_s1317" type="#_x0000_t75" style="width:111.95pt;height:102.85pt">
+                  <v:imagedata r:id="rId83" o:title=""/>
                   <w10:wrap type="square"/>
                 </v:shape>
-                <o:OLEObject Type="Embed" ProgID="ACD.ChemSketchCDX" ShapeID="_x0000_s1317" DrawAspect="Content" ObjectID="_1852796130" r:id="rId62"/>
+                <o:OLEObject Type="Embed" ProgID="ACD.ChemSketchCDX" ShapeID="_x0000_s1317" DrawAspect="Content" ObjectID="_1852803121" r:id="rId84"/>
               </w:object>
             </w:r>
           </w:p>
@@ -1228,7 +1572,7 @@
         </w:tc>
         <w:tc>
           <w:tcPr>
-            <w:tcW w:w="1800" w:type="dxa"/>
+            <w:tcW w:w="1728" w:type="dxa"/>
           </w:tcPr>
           <w:p>
             <w:r>
@@ -1243,27 +1587,27 @@
       <w:tr>
         <w:tc>
           <w:tcPr>
-            <w:tcW w:w="2232" w:type="dxa"/>
-          </w:tcPr>
-          <w:p>
-            <w:r>
-              <w:rPr>
-                <w:noProof/>
-                <w:lang w:eastAsia="ru-RU"/>
-                <w14:ligatures w14:val="none"/>
-              </w:rPr>
-              <w:object w:dxaOrig="1440" w:dyaOrig="1440">
-                <v:shape id="_x0000_s1419" type="#_x0000_t75" style="position:absolute;left:0;text-align:left;margin-left:0;margin-top:0;width:104.9pt;height:62.65pt;z-index:251772928;mso-position-horizontal-relative:text;mso-position-vertical-relative:text">
-                  <v:imagedata r:id="rId63" o:title=""/>
-                </v:shape>
-                <o:OLEObject Type="Embed" ProgID="ACD.ChemSketchCDX" ShapeID="_x0000_s1419" DrawAspect="Content" ObjectID="_1852796158" r:id="rId64"/>
-              </w:object>
-            </w:r>
-          </w:p>
-        </w:tc>
-        <w:tc>
-          <w:tcPr>
-            <w:tcW w:w="1800" w:type="dxa"/>
+            <w:tcW w:w="2376" w:type="dxa"/>
+          </w:tcPr>
+          <w:p>
+            <w:r>
+              <w:rPr>
+                <w:noProof/>
+                <w:lang w:eastAsia="ru-RU"/>
+                <w14:ligatures w14:val="none"/>
+              </w:rPr>
+              <w:object w:dxaOrig="1440" w:dyaOrig="1440">
+                <v:shape id="_x0000_s1430" type="#_x0000_t75" style="width:104.9pt;height:62.65pt">
+                  <v:imagedata r:id="rId85" o:title=""/>
+                </v:shape>
+                <o:OLEObject Type="Embed" ProgID="ACD.ChemSketchCDX" ShapeID="_x0000_s1430" DrawAspect="Content" ObjectID="_1852803160" r:id="rId86"/>
+              </w:object>
+            </w:r>
+          </w:p>
+        </w:tc>
+        <w:tc>
+          <w:tcPr>
+            <w:tcW w:w="1656" w:type="dxa"/>
           </w:tcPr>
           <w:p>
             <w:r>
@@ -1276,7 +1620,33 @@
         </w:tc>
         <w:tc>
           <w:tcPr>
-            <w:tcW w:w="2664" w:type="dxa"/>
+            <w:tcW w:w="2376" w:type="dxa"/>
+          </w:tcPr>
+          <w:p>
+            <w:r>
+              <w:rPr>
+                <w:noProof/>
+                <w:lang w:eastAsia="ru-RU"/>
+                <w14:ligatures w14:val="none"/>
+              </w:rPr>
+              <w:object w:dxaOrig="1440" w:dyaOrig="1440">
+                <v:shape id="_x0000_s1431" type="#_x0000_t75" style="width:79.9pt;height:55.7pt">
+                  <v:imagedata r:id="rId87" o:title=""/>
+                </v:shape>
+                <o:OLEObject Type="Embed" ProgID="ACD.ChemSketchCDX" ShapeID="_x0000_s1431" DrawAspect="Content" ObjectID="_1852803161" r:id="rId88"/>
+              </w:object>
+            </w:r>
+          </w:p>
+        </w:tc>
+        <w:tc>
+          <w:tcPr>
+            <w:tcW w:w="1656" w:type="dxa"/>
+          </w:tcPr>
+          <w:p/>
+        </w:tc>
+        <w:tc>
+          <w:tcPr>
+            <w:tcW w:w="2736" w:type="dxa"/>
           </w:tcPr>
           <w:p>
             <w:r>
@@ -1284,11 +1654,11 @@
                 <w:sz w:val="18"/>
               </w:rPr>
               <w:object w:dxaOrig="1440" w:dyaOrig="1440" w14:anchorId="51C6B106">
-                <v:shape id="_x0000_s1174" type="#_x0000_t75" style="position:absolute;left:0;text-align:left;margin-left:2.25pt;margin-top:.85pt;width:128.4pt;height:110pt;z-index:251670528;mso-position-horizontal:absolute;mso-position-horizontal-relative:text;mso-position-vertical:absolute;mso-position-vertical-relative:text">
-                  <v:imagedata r:id="rId65" o:title=""/>
+                <v:shape id="_x0000_s1174" type="#_x0000_t75" style="width:128.4pt;height:110pt">
+                  <v:imagedata r:id="rId89" o:title=""/>
                   <w10:wrap type="square"/>
                 </v:shape>
-                <o:OLEObject Type="Embed" ProgID="ACD.ChemSketchCDX" ShapeID="_x0000_s1174" DrawAspect="Content" ObjectID="_1852796131" r:id="rId66"/>
+                <o:OLEObject Type="Embed" ProgID="ACD.ChemSketchCDX" ShapeID="_x0000_s1174" DrawAspect="Content" ObjectID="_1852803122" r:id="rId90"/>
               </w:object>
             </w:r>
           </w:p>
@@ -1308,7 +1678,7 @@
         </w:tc>
         <w:tc>
           <w:tcPr>
-            <w:tcW w:w="1800" w:type="dxa"/>
+            <w:tcW w:w="1728" w:type="dxa"/>
           </w:tcPr>
           <w:p>
             <w:r>
@@ -1323,27 +1693,27 @@
       <w:tr>
         <w:tc>
           <w:tcPr>
-            <w:tcW w:w="2232" w:type="dxa"/>
-          </w:tcPr>
-          <w:p>
-            <w:r>
-              <w:rPr>
-                <w:noProof/>
-                <w:lang w:eastAsia="ru-RU"/>
-                <w14:ligatures w14:val="none"/>
-              </w:rPr>
-              <w:object w:dxaOrig="1440" w:dyaOrig="1440">
-                <v:shape id="_x0000_s1420" type="#_x0000_t75" style="position:absolute;left:0;text-align:left;margin-left:0;margin-top:0;width:121.45pt;height:59pt;z-index:251773952;mso-position-horizontal-relative:text;mso-position-vertical-relative:text">
-                  <v:imagedata r:id="rId67" o:title=""/>
-                </v:shape>
-                <o:OLEObject Type="Embed" ProgID="ACD.ChemSketchCDX" ShapeID="_x0000_s1420" DrawAspect="Content" ObjectID="_1852796159" r:id="rId68"/>
-              </w:object>
-            </w:r>
-          </w:p>
-        </w:tc>
-        <w:tc>
-          <w:tcPr>
-            <w:tcW w:w="1800" w:type="dxa"/>
+            <w:tcW w:w="2376" w:type="dxa"/>
+          </w:tcPr>
+          <w:p>
+            <w:r>
+              <w:rPr>
+                <w:noProof/>
+                <w:lang w:eastAsia="ru-RU"/>
+                <w14:ligatures w14:val="none"/>
+              </w:rPr>
+              <w:object w:dxaOrig="1440" w:dyaOrig="1440">
+                <v:shape id="_x0000_s1432" type="#_x0000_t75" style="width:121.45pt;height:59pt">
+                  <v:imagedata r:id="rId91" o:title=""/>
+                </v:shape>
+                <o:OLEObject Type="Embed" ProgID="ACD.ChemSketchCDX" ShapeID="_x0000_s1432" DrawAspect="Content" ObjectID="_1852803162" r:id="rId92"/>
+              </w:object>
+            </w:r>
+          </w:p>
+        </w:tc>
+        <w:tc>
+          <w:tcPr>
+            <w:tcW w:w="1656" w:type="dxa"/>
           </w:tcPr>
           <w:p>
             <w:r>
@@ -1356,7 +1726,33 @@
         </w:tc>
         <w:tc>
           <w:tcPr>
-            <w:tcW w:w="2664" w:type="dxa"/>
+            <w:tcW w:w="2376" w:type="dxa"/>
+          </w:tcPr>
+          <w:p>
+            <w:r>
+              <w:rPr>
+                <w:noProof/>
+                <w:lang w:eastAsia="ru-RU"/>
+                <w14:ligatures w14:val="none"/>
+              </w:rPr>
+              <w:object w:dxaOrig="1440" w:dyaOrig="1440">
+                <v:shape id="_x0000_s1433" type="#_x0000_t75" style="width:102.95pt;height:40.55pt">
+                  <v:imagedata r:id="rId93" o:title=""/>
+                </v:shape>
+                <o:OLEObject Type="Embed" ProgID="ACD.ChemSketchCDX" ShapeID="_x0000_s1433" DrawAspect="Content" ObjectID="_1852803163" r:id="rId94"/>
+              </w:object>
+            </w:r>
+          </w:p>
+        </w:tc>
+        <w:tc>
+          <w:tcPr>
+            <w:tcW w:w="1656" w:type="dxa"/>
+          </w:tcPr>
+          <w:p/>
+        </w:tc>
+        <w:tc>
+          <w:tcPr>
+            <w:tcW w:w="2736" w:type="dxa"/>
           </w:tcPr>
           <w:p>
             <w:r>
@@ -1364,11 +1760,11 @@
                 <w:sz w:val="18"/>
               </w:rPr>
               <w:object w:dxaOrig="1440" w:dyaOrig="1440" w14:anchorId="322709F2">
-                <v:shape id="_x0000_s1191" type="#_x0000_t75" style="position:absolute;left:0;text-align:left;margin-left:2.3pt;margin-top:.9pt;width:105.55pt;height:127.45pt;z-index:251680768;mso-position-horizontal-relative:text;mso-position-vertical-relative:text">
-                  <v:imagedata r:id="rId69" o:title=""/>
+                <v:shape id="_x0000_s1191" type="#_x0000_t75" style="width:105.55pt;height:127.45pt">
+                  <v:imagedata r:id="rId95" o:title=""/>
                   <w10:wrap type="square"/>
                 </v:shape>
-                <o:OLEObject Type="Embed" ProgID="ACD.ChemSketchCDX" ShapeID="_x0000_s1191" DrawAspect="Content" ObjectID="_1852796132" r:id="rId70"/>
+                <o:OLEObject Type="Embed" ProgID="ACD.ChemSketchCDX" ShapeID="_x0000_s1191" DrawAspect="Content" ObjectID="_1852803123" r:id="rId96"/>
               </w:object>
             </w:r>
           </w:p>
@@ -1388,7 +1784,7 @@
         </w:tc>
         <w:tc>
           <w:tcPr>
-            <w:tcW w:w="1800" w:type="dxa"/>
+            <w:tcW w:w="1728" w:type="dxa"/>
           </w:tcPr>
           <w:p>
             <w:r>
@@ -1403,7 +1799,7 @@
       <w:tr>
         <w:tc>
           <w:tcPr>
-            <w:tcW w:w="2232" w:type="dxa"/>
+            <w:tcW w:w="2376" w:type="dxa"/>
           </w:tcPr>
           <w:p>
             <w:r>
@@ -1414,17 +1810,17 @@
               </w:rPr>
               <w:lastRenderedPageBreak/>
               <w:object w:dxaOrig="1440" w:dyaOrig="1440">
-                <v:shape id="_x0000_s1421" type="#_x0000_t75" style="position:absolute;left:0;text-align:left;margin-left:0;margin-top:0;width:127.95pt;height:61.7pt;z-index:251774976;mso-position-horizontal-relative:text;mso-position-vertical-relative:text">
-                  <v:imagedata r:id="rId71" o:title=""/>
-                </v:shape>
-                <o:OLEObject Type="Embed" ProgID="ACD.ChemSketchCDX" ShapeID="_x0000_s1421" DrawAspect="Content" ObjectID="_1852796160" r:id="rId72"/>
-              </w:object>
-            </w:r>
-          </w:p>
-        </w:tc>
-        <w:tc>
-          <w:tcPr>
-            <w:tcW w:w="1800" w:type="dxa"/>
+                <v:shape id="_x0000_s1434" type="#_x0000_t75" style="width:127.95pt;height:61.7pt">
+                  <v:imagedata r:id="rId97" o:title=""/>
+                </v:shape>
+                <o:OLEObject Type="Embed" ProgID="ACD.ChemSketchCDX" ShapeID="_x0000_s1434" DrawAspect="Content" ObjectID="_1852803164" r:id="rId98"/>
+              </w:object>
+            </w:r>
+          </w:p>
+        </w:tc>
+        <w:tc>
+          <w:tcPr>
+            <w:tcW w:w="1656" w:type="dxa"/>
           </w:tcPr>
           <w:p>
             <w:r>
@@ -1437,7 +1833,33 @@
         </w:tc>
         <w:tc>
           <w:tcPr>
-            <w:tcW w:w="2664" w:type="dxa"/>
+            <w:tcW w:w="2376" w:type="dxa"/>
+          </w:tcPr>
+          <w:p>
+            <w:r>
+              <w:rPr>
+                <w:noProof/>
+                <w:lang w:eastAsia="ru-RU"/>
+                <w14:ligatures w14:val="none"/>
+              </w:rPr>
+              <w:object w:dxaOrig="1440" w:dyaOrig="1440">
+                <v:shape id="_x0000_s1435" type="#_x0000_t75" style="width:98.85pt;height:41pt">
+                  <v:imagedata r:id="rId99" o:title=""/>
+                </v:shape>
+                <o:OLEObject Type="Embed" ProgID="ACD.ChemSketchCDX" ShapeID="_x0000_s1435" DrawAspect="Content" ObjectID="_1852803165" r:id="rId100"/>
+              </w:object>
+            </w:r>
+          </w:p>
+        </w:tc>
+        <w:tc>
+          <w:tcPr>
+            <w:tcW w:w="1656" w:type="dxa"/>
+          </w:tcPr>
+          <w:p/>
+        </w:tc>
+        <w:tc>
+          <w:tcPr>
+            <w:tcW w:w="2736" w:type="dxa"/>
           </w:tcPr>
           <w:p>
             <w:r>
@@ -1445,11 +1867,11 @@
                 <w:sz w:val="18"/>
               </w:rPr>
               <w:object w:dxaOrig="1440" w:dyaOrig="1440" w14:anchorId="7AF33A01">
-                <v:shape id="_x0000_s1192" type="#_x0000_t75" style="position:absolute;left:0;text-align:left;margin-left:-.15pt;margin-top:.2pt;width:113pt;height:127pt;z-index:251681792;mso-position-horizontal-relative:text;mso-position-vertical-relative:text">
-                  <v:imagedata r:id="rId73" o:title=""/>
+                <v:shape id="_x0000_s1192" type="#_x0000_t75" style="width:113pt;height:127pt">
+                  <v:imagedata r:id="rId101" o:title=""/>
                   <w10:wrap type="square"/>
                 </v:shape>
-                <o:OLEObject Type="Embed" ProgID="ACD.ChemSketchCDX" ShapeID="_x0000_s1192" DrawAspect="Content" ObjectID="_1852796133" r:id="rId74"/>
+                <o:OLEObject Type="Embed" ProgID="ACD.ChemSketchCDX" ShapeID="_x0000_s1192" DrawAspect="Content" ObjectID="_1852803124" r:id="rId102"/>
               </w:object>
             </w:r>
           </w:p>
@@ -1469,7 +1891,7 @@
         </w:tc>
         <w:tc>
           <w:tcPr>
-            <w:tcW w:w="1800" w:type="dxa"/>
+            <w:tcW w:w="1728" w:type="dxa"/>
           </w:tcPr>
           <w:p>
             <w:r>
@@ -1484,27 +1906,27 @@
       <w:tr>
         <w:tc>
           <w:tcPr>
-            <w:tcW w:w="2232" w:type="dxa"/>
-          </w:tcPr>
-          <w:p>
-            <w:r>
-              <w:rPr>
-                <w:noProof/>
-                <w:lang w:eastAsia="ru-RU"/>
-                <w14:ligatures w14:val="none"/>
-              </w:rPr>
-              <w:object w:dxaOrig="1440" w:dyaOrig="1440">
-                <v:shape id="_x0000_s1422" type="#_x0000_t75" style="position:absolute;left:0;text-align:left;margin-left:0;margin-top:0;width:104.9pt;height:62.65pt;z-index:251776000;mso-position-horizontal-relative:text;mso-position-vertical-relative:text">
-                  <v:imagedata r:id="rId75" o:title=""/>
-                </v:shape>
-                <o:OLEObject Type="Embed" ProgID="ACD.ChemSketchCDX" ShapeID="_x0000_s1422" DrawAspect="Content" ObjectID="_1852796161" r:id="rId76"/>
-              </w:object>
-            </w:r>
-          </w:p>
-        </w:tc>
-        <w:tc>
-          <w:tcPr>
-            <w:tcW w:w="1800" w:type="dxa"/>
+            <w:tcW w:w="2376" w:type="dxa"/>
+          </w:tcPr>
+          <w:p>
+            <w:r>
+              <w:rPr>
+                <w:noProof/>
+                <w:lang w:eastAsia="ru-RU"/>
+                <w14:ligatures w14:val="none"/>
+              </w:rPr>
+              <w:object w:dxaOrig="1440" w:dyaOrig="1440">
+                <v:shape id="_x0000_s1436" type="#_x0000_t75" style="width:104.9pt;height:62.65pt">
+                  <v:imagedata r:id="rId103" o:title=""/>
+                </v:shape>
+                <o:OLEObject Type="Embed" ProgID="ACD.ChemSketchCDX" ShapeID="_x0000_s1436" DrawAspect="Content" ObjectID="_1852803166" r:id="rId104"/>
+              </w:object>
+            </w:r>
+          </w:p>
+        </w:tc>
+        <w:tc>
+          <w:tcPr>
+            <w:tcW w:w="1656" w:type="dxa"/>
           </w:tcPr>
           <w:p>
             <w:r>
@@ -1517,7 +1939,33 @@
         </w:tc>
         <w:tc>
           <w:tcPr>
-            <w:tcW w:w="2664" w:type="dxa"/>
+            <w:tcW w:w="2376" w:type="dxa"/>
+          </w:tcPr>
+          <w:p>
+            <w:r>
+              <w:rPr>
+                <w:noProof/>
+                <w:lang w:eastAsia="ru-RU"/>
+                <w14:ligatures w14:val="none"/>
+              </w:rPr>
+              <w:object w:dxaOrig="1440" w:dyaOrig="1440">
+                <v:shape id="_x0000_s1437" type="#_x0000_t75" style="width:74.85pt;height:42.25pt">
+                  <v:imagedata r:id="rId105" o:title=""/>
+                </v:shape>
+                <o:OLEObject Type="Embed" ProgID="ACD.ChemSketchCDX" ShapeID="_x0000_s1437" DrawAspect="Content" ObjectID="_1852803167" r:id="rId106"/>
+              </w:object>
+            </w:r>
+          </w:p>
+        </w:tc>
+        <w:tc>
+          <w:tcPr>
+            <w:tcW w:w="1656" w:type="dxa"/>
+          </w:tcPr>
+          <w:p/>
+        </w:tc>
+        <w:tc>
+          <w:tcPr>
+            <w:tcW w:w="2736" w:type="dxa"/>
           </w:tcPr>
           <w:p>
             <w:r>
@@ -1525,11 +1973,11 @@
                 <w:sz w:val="18"/>
               </w:rPr>
               <w:object w:dxaOrig="1440" w:dyaOrig="1440" w14:anchorId="23B1B76E">
-                <v:shape id="_x0000_s1232" type="#_x0000_t75" style="position:absolute;left:0;text-align:left;margin-left:.15pt;margin-top:3.25pt;width:97.2pt;height:117.25pt;z-index:251702272;mso-position-horizontal-relative:text;mso-position-vertical-relative:text">
-                  <v:imagedata r:id="rId77" o:title=""/>
+                <v:shape id="_x0000_s1232" type="#_x0000_t75" style="width:97.2pt;height:117.25pt">
+                  <v:imagedata r:id="rId107" o:title=""/>
                   <w10:wrap type="square"/>
                 </v:shape>
-                <o:OLEObject Type="Embed" ProgID="ACD.ChemSketchCDX" ShapeID="_x0000_s1232" DrawAspect="Content" ObjectID="_1852796134" r:id="rId78"/>
+                <o:OLEObject Type="Embed" ProgID="ACD.ChemSketchCDX" ShapeID="_x0000_s1232" DrawAspect="Content" ObjectID="_1852803125" r:id="rId108"/>
               </w:object>
             </w:r>
           </w:p>
@@ -1549,7 +1997,7 @@
         </w:tc>
         <w:tc>
           <w:tcPr>
-            <w:tcW w:w="1800" w:type="dxa"/>
+            <w:tcW w:w="1728" w:type="dxa"/>
           </w:tcPr>
           <w:p>
             <w:r>
@@ -1564,27 +2012,27 @@
       <w:tr>
         <w:tc>
           <w:tcPr>
-            <w:tcW w:w="2232" w:type="dxa"/>
-          </w:tcPr>
-          <w:p>
-            <w:r>
-              <w:rPr>
-                <w:noProof/>
-                <w:lang w:eastAsia="ru-RU"/>
-                <w14:ligatures w14:val="none"/>
-              </w:rPr>
-              <w:object w:dxaOrig="1440" w:dyaOrig="1440">
-                <v:shape id="_x0000_s1423" type="#_x0000_t75" style="position:absolute;left:0;text-align:left;margin-left:0;margin-top:0;width:99.6pt;height:58.3pt;z-index:251777024;mso-position-horizontal-relative:text;mso-position-vertical-relative:text">
-                  <v:imagedata r:id="rId79" o:title=""/>
-                </v:shape>
-                <o:OLEObject Type="Embed" ProgID="ACD.ChemSketchCDX" ShapeID="_x0000_s1423" DrawAspect="Content" ObjectID="_1852796162" r:id="rId80"/>
-              </w:object>
-            </w:r>
-          </w:p>
-        </w:tc>
-        <w:tc>
-          <w:tcPr>
-            <w:tcW w:w="1800" w:type="dxa"/>
+            <w:tcW w:w="2376" w:type="dxa"/>
+          </w:tcPr>
+          <w:p>
+            <w:r>
+              <w:rPr>
+                <w:noProof/>
+                <w:lang w:eastAsia="ru-RU"/>
+                <w14:ligatures w14:val="none"/>
+              </w:rPr>
+              <w:object w:dxaOrig="1440" w:dyaOrig="1440">
+                <v:shape id="_x0000_s1438" type="#_x0000_t75" style="width:99.6pt;height:58.3pt">
+                  <v:imagedata r:id="rId109" o:title=""/>
+                </v:shape>
+                <o:OLEObject Type="Embed" ProgID="ACD.ChemSketchCDX" ShapeID="_x0000_s1438" DrawAspect="Content" ObjectID="_1852803168" r:id="rId110"/>
+              </w:object>
+            </w:r>
+          </w:p>
+        </w:tc>
+        <w:tc>
+          <w:tcPr>
+            <w:tcW w:w="1656" w:type="dxa"/>
           </w:tcPr>
           <w:p>
             <w:r>
@@ -1597,7 +2045,33 @@
         </w:tc>
         <w:tc>
           <w:tcPr>
-            <w:tcW w:w="2664" w:type="dxa"/>
+            <w:tcW w:w="2376" w:type="dxa"/>
+          </w:tcPr>
+          <w:p>
+            <w:r>
+              <w:rPr>
+                <w:noProof/>
+                <w:lang w:eastAsia="ru-RU"/>
+                <w14:ligatures w14:val="none"/>
+              </w:rPr>
+              <w:object w:dxaOrig="1440" w:dyaOrig="1440">
+                <v:shape id="_x0000_s1439" type="#_x0000_t75" style="width:78.25pt;height:34.55pt">
+                  <v:imagedata r:id="rId111" o:title=""/>
+                </v:shape>
+                <o:OLEObject Type="Embed" ProgID="ACD.ChemSketchCDX" ShapeID="_x0000_s1439" DrawAspect="Content" ObjectID="_1852803169" r:id="rId112"/>
+              </w:object>
+            </w:r>
+          </w:p>
+        </w:tc>
+        <w:tc>
+          <w:tcPr>
+            <w:tcW w:w="1656" w:type="dxa"/>
+          </w:tcPr>
+          <w:p/>
+        </w:tc>
+        <w:tc>
+          <w:tcPr>
+            <w:tcW w:w="2736" w:type="dxa"/>
           </w:tcPr>
           <w:p>
             <w:r>
@@ -1605,11 +2079,11 @@
                 <w:sz w:val="18"/>
               </w:rPr>
               <w:object w:dxaOrig="1440" w:dyaOrig="1440" w14:anchorId="6657ED03">
-                <v:shape id="_x0000_s1123" type="#_x0000_t75" style="position:absolute;left:0;text-align:left;margin-left:.3pt;margin-top:2pt;width:99.2pt;height:99.65pt;z-index:251660288;mso-position-horizontal:absolute;mso-position-horizontal-relative:text;mso-position-vertical:absolute;mso-position-vertical-relative:text">
-                  <v:imagedata r:id="rId81" o:title=""/>
+                <v:shape id="_x0000_s1123" type="#_x0000_t75" style="width:99.2pt;height:99.65pt">
+                  <v:imagedata r:id="rId113" o:title=""/>
                   <w10:wrap type="square"/>
                 </v:shape>
-                <o:OLEObject Type="Embed" ProgID="ACD.ChemSketchCDX" ShapeID="_x0000_s1123" DrawAspect="Content" ObjectID="_1852796135" r:id="rId82"/>
+                <o:OLEObject Type="Embed" ProgID="ACD.ChemSketchCDX" ShapeID="_x0000_s1123" DrawAspect="Content" ObjectID="_1852803126" r:id="rId114"/>
               </w:object>
             </w:r>
           </w:p>
@@ -1629,7 +2103,7 @@
         </w:tc>
         <w:tc>
           <w:tcPr>
-            <w:tcW w:w="1800" w:type="dxa"/>
+            <w:tcW w:w="1728" w:type="dxa"/>
           </w:tcPr>
           <w:p>
             <w:r>
@@ -1644,27 +2118,27 @@
       <w:tr>
         <w:tc>
           <w:tcPr>
-            <w:tcW w:w="2232" w:type="dxa"/>
-          </w:tcPr>
-          <w:p>
-            <w:r>
-              <w:rPr>
-                <w:noProof/>
-                <w:lang w:eastAsia="ru-RU"/>
-                <w14:ligatures w14:val="none"/>
-              </w:rPr>
-              <w:object w:dxaOrig="1440" w:dyaOrig="1440">
-                <v:shape id="_x0000_s1424" type="#_x0000_t75" style="position:absolute;left:0;text-align:left;margin-left:0;margin-top:0;width:110.4pt;height:57.1pt;z-index:251778048;mso-position-horizontal-relative:text;mso-position-vertical-relative:text">
-                  <v:imagedata r:id="rId83" o:title=""/>
-                </v:shape>
-                <o:OLEObject Type="Embed" ProgID="ACD.ChemSketchCDX" ShapeID="_x0000_s1424" DrawAspect="Content" ObjectID="_1852796163" r:id="rId84"/>
-              </w:object>
-            </w:r>
-          </w:p>
-        </w:tc>
-        <w:tc>
-          <w:tcPr>
-            <w:tcW w:w="1800" w:type="dxa"/>
+            <w:tcW w:w="2376" w:type="dxa"/>
+          </w:tcPr>
+          <w:p>
+            <w:r>
+              <w:rPr>
+                <w:noProof/>
+                <w:lang w:eastAsia="ru-RU"/>
+                <w14:ligatures w14:val="none"/>
+              </w:rPr>
+              <w:object w:dxaOrig="1440" w:dyaOrig="1440">
+                <v:shape id="_x0000_s1440" type="#_x0000_t75" style="width:110.4pt;height:57.1pt">
+                  <v:imagedata r:id="rId115" o:title=""/>
+                </v:shape>
+                <o:OLEObject Type="Embed" ProgID="ACD.ChemSketchCDX" ShapeID="_x0000_s1440" DrawAspect="Content" ObjectID="_1852803170" r:id="rId116"/>
+              </w:object>
+            </w:r>
+          </w:p>
+        </w:tc>
+        <w:tc>
+          <w:tcPr>
+            <w:tcW w:w="1656" w:type="dxa"/>
           </w:tcPr>
           <w:p>
             <w:r>
@@ -1677,7 +2151,33 @@
         </w:tc>
         <w:tc>
           <w:tcPr>
-            <w:tcW w:w="2664" w:type="dxa"/>
+            <w:tcW w:w="2376" w:type="dxa"/>
+          </w:tcPr>
+          <w:p>
+            <w:r>
+              <w:rPr>
+                <w:noProof/>
+                <w:lang w:eastAsia="ru-RU"/>
+                <w14:ligatures w14:val="none"/>
+              </w:rPr>
+              <w:object w:dxaOrig="1440" w:dyaOrig="1440">
+                <v:shape id="_x0000_s1441" type="#_x0000_t75" style="width:78.25pt;height:34.55pt">
+                  <v:imagedata r:id="rId117" o:title=""/>
+                </v:shape>
+                <o:OLEObject Type="Embed" ProgID="ACD.ChemSketchCDX" ShapeID="_x0000_s1441" DrawAspect="Content" ObjectID="_1852803171" r:id="rId118"/>
+              </w:object>
+            </w:r>
+          </w:p>
+        </w:tc>
+        <w:tc>
+          <w:tcPr>
+            <w:tcW w:w="1656" w:type="dxa"/>
+          </w:tcPr>
+          <w:p/>
+        </w:tc>
+        <w:tc>
+          <w:tcPr>
+            <w:tcW w:w="2736" w:type="dxa"/>
           </w:tcPr>
           <w:p>
             <w:r>
@@ -1685,11 +2185,11 @@
                 <w:sz w:val="18"/>
               </w:rPr>
               <w:object w:dxaOrig="1440" w:dyaOrig="1440" w14:anchorId="43C118C6">
-                <v:shape id="_x0000_s1175" type="#_x0000_t75" style="position:absolute;left:0;text-align:left;margin-left:.3pt;margin-top:5.1pt;width:98pt;height:97.9pt;z-index:251671552;mso-position-horizontal-relative:text;mso-position-vertical-relative:text">
-                  <v:imagedata r:id="rId85" o:title=""/>
+                <v:shape id="_x0000_s1175" type="#_x0000_t75" style="width:98pt;height:97.9pt">
+                  <v:imagedata r:id="rId119" o:title=""/>
                   <w10:wrap type="square"/>
                 </v:shape>
-                <o:OLEObject Type="Embed" ProgID="ACD.ChemSketchCDX" ShapeID="_x0000_s1175" DrawAspect="Content" ObjectID="_1852796136" r:id="rId86"/>
+                <o:OLEObject Type="Embed" ProgID="ACD.ChemSketchCDX" ShapeID="_x0000_s1175" DrawAspect="Content" ObjectID="_1852803127" r:id="rId120"/>
               </w:object>
             </w:r>
           </w:p>
@@ -1709,7 +2209,7 @@
         </w:tc>
         <w:tc>
           <w:tcPr>
-            <w:tcW w:w="1800" w:type="dxa"/>
+            <w:tcW w:w="1728" w:type="dxa"/>
           </w:tcPr>
           <w:p>
             <w:r>
@@ -1724,7 +2224,7 @@
       <w:tr>
         <w:tc>
           <w:tcPr>
-            <w:tcW w:w="2232" w:type="dxa"/>
+            <w:tcW w:w="2376" w:type="dxa"/>
           </w:tcPr>
           <w:p>
             <w:r>
@@ -1735,17 +2235,17 @@
               </w:rPr>
               <w:lastRenderedPageBreak/>
               <w:object w:dxaOrig="1440" w:dyaOrig="1440">
-                <v:shape id="_x0000_s1425" type="#_x0000_t75" style="position:absolute;left:0;text-align:left;margin-left:0;margin-top:0;width:113.3pt;height:57.1pt;z-index:251779072;mso-position-horizontal-relative:text;mso-position-vertical-relative:text">
-                  <v:imagedata r:id="rId87" o:title=""/>
-                </v:shape>
-                <o:OLEObject Type="Embed" ProgID="ACD.ChemSketchCDX" ShapeID="_x0000_s1425" DrawAspect="Content" ObjectID="_1852796164" r:id="rId88"/>
-              </w:object>
-            </w:r>
-          </w:p>
-        </w:tc>
-        <w:tc>
-          <w:tcPr>
-            <w:tcW w:w="1800" w:type="dxa"/>
+                <v:shape id="_x0000_s1442" type="#_x0000_t75" style="width:113.3pt;height:57.1pt">
+                  <v:imagedata r:id="rId121" o:title=""/>
+                </v:shape>
+                <o:OLEObject Type="Embed" ProgID="ACD.ChemSketchCDX" ShapeID="_x0000_s1442" DrawAspect="Content" ObjectID="_1852803172" r:id="rId122"/>
+              </w:object>
+            </w:r>
+          </w:p>
+        </w:tc>
+        <w:tc>
+          <w:tcPr>
+            <w:tcW w:w="1656" w:type="dxa"/>
           </w:tcPr>
           <w:p>
             <w:r>
@@ -1758,7 +2258,33 @@
         </w:tc>
         <w:tc>
           <w:tcPr>
-            <w:tcW w:w="2664" w:type="dxa"/>
+            <w:tcW w:w="2376" w:type="dxa"/>
+          </w:tcPr>
+          <w:p>
+            <w:r>
+              <w:rPr>
+                <w:noProof/>
+                <w:lang w:eastAsia="ru-RU"/>
+                <w14:ligatures w14:val="none"/>
+              </w:rPr>
+              <w:object w:dxaOrig="1440" w:dyaOrig="1440">
+                <v:shape id="_x0000_s1443" type="#_x0000_t75" style="width:78.25pt;height:34.55pt">
+                  <v:imagedata r:id="rId123" o:title=""/>
+                </v:shape>
+                <o:OLEObject Type="Embed" ProgID="ACD.ChemSketchCDX" ShapeID="_x0000_s1443" DrawAspect="Content" ObjectID="_1852803173" r:id="rId124"/>
+              </w:object>
+            </w:r>
+          </w:p>
+        </w:tc>
+        <w:tc>
+          <w:tcPr>
+            <w:tcW w:w="1656" w:type="dxa"/>
+          </w:tcPr>
+          <w:p/>
+        </w:tc>
+        <w:tc>
+          <w:tcPr>
+            <w:tcW w:w="2736" w:type="dxa"/>
           </w:tcPr>
           <w:p>
             <w:r>
@@ -1766,11 +2292,11 @@
                 <w:sz w:val="18"/>
               </w:rPr>
               <w:object w:dxaOrig="1440" w:dyaOrig="1440" w14:anchorId="61E02E55">
-                <v:shape id="_x0000_s1178" type="#_x0000_t75" style="position:absolute;left:0;text-align:left;margin-left:.3pt;margin-top:1.5pt;width:101.5pt;height:101.4pt;z-index:251674624;mso-position-horizontal-relative:text;mso-position-vertical-relative:text">
-                  <v:imagedata r:id="rId89" o:title=""/>
+                <v:shape id="_x0000_s1178" type="#_x0000_t75" style="width:101.5pt;height:101.4pt">
+                  <v:imagedata r:id="rId125" o:title=""/>
                   <w10:wrap type="square"/>
                 </v:shape>
-                <o:OLEObject Type="Embed" ProgID="ACD.ChemSketchCDX" ShapeID="_x0000_s1178" DrawAspect="Content" ObjectID="_1852796137" r:id="rId90"/>
+                <o:OLEObject Type="Embed" ProgID="ACD.ChemSketchCDX" ShapeID="_x0000_s1178" DrawAspect="Content" ObjectID="_1852803128" r:id="rId126"/>
               </w:object>
             </w:r>
           </w:p>
@@ -1790,7 +2316,7 @@
         </w:tc>
         <w:tc>
           <w:tcPr>
-            <w:tcW w:w="1800" w:type="dxa"/>
+            <w:tcW w:w="1728" w:type="dxa"/>
           </w:tcPr>
           <w:p>
             <w:r>
@@ -1805,27 +2331,27 @@
       <w:tr>
         <w:tc>
           <w:tcPr>
-            <w:tcW w:w="2232" w:type="dxa"/>
-          </w:tcPr>
-          <w:p>
-            <w:r>
-              <w:rPr>
-                <w:noProof/>
-                <w:lang w:eastAsia="ru-RU"/>
-                <w14:ligatures w14:val="none"/>
-              </w:rPr>
-              <w:object w:dxaOrig="1440" w:dyaOrig="1440">
-                <v:shape id="_x0000_s1426" type="#_x0000_t75" style="position:absolute;left:0;text-align:left;margin-left:0;margin-top:0;width:99.85pt;height:59.55pt;z-index:251780096;mso-position-horizontal-relative:text;mso-position-vertical-relative:text">
-                  <v:imagedata r:id="rId91" o:title=""/>
-                </v:shape>
-                <o:OLEObject Type="Embed" ProgID="ACD.ChemSketchCDX" ShapeID="_x0000_s1426" DrawAspect="Content" ObjectID="_1852796165" r:id="rId92"/>
-              </w:object>
-            </w:r>
-          </w:p>
-        </w:tc>
-        <w:tc>
-          <w:tcPr>
-            <w:tcW w:w="1800" w:type="dxa"/>
+            <w:tcW w:w="2376" w:type="dxa"/>
+          </w:tcPr>
+          <w:p>
+            <w:r>
+              <w:rPr>
+                <w:noProof/>
+                <w:lang w:eastAsia="ru-RU"/>
+                <w14:ligatures w14:val="none"/>
+              </w:rPr>
+              <w:object w:dxaOrig="1440" w:dyaOrig="1440">
+                <v:shape id="_x0000_s1444" type="#_x0000_t75" style="width:99.85pt;height:59.55pt">
+                  <v:imagedata r:id="rId127" o:title=""/>
+                </v:shape>
+                <o:OLEObject Type="Embed" ProgID="ACD.ChemSketchCDX" ShapeID="_x0000_s1444" DrawAspect="Content" ObjectID="_1852803174" r:id="rId128"/>
+              </w:object>
+            </w:r>
+          </w:p>
+        </w:tc>
+        <w:tc>
+          <w:tcPr>
+            <w:tcW w:w="1656" w:type="dxa"/>
           </w:tcPr>
           <w:p>
             <w:r>
@@ -1838,7 +2364,33 @@
         </w:tc>
         <w:tc>
           <w:tcPr>
-            <w:tcW w:w="2664" w:type="dxa"/>
+            <w:tcW w:w="2376" w:type="dxa"/>
+          </w:tcPr>
+          <w:p>
+            <w:r>
+              <w:rPr>
+                <w:noProof/>
+                <w:lang w:eastAsia="ru-RU"/>
+                <w14:ligatures w14:val="none"/>
+              </w:rPr>
+              <w:object w:dxaOrig="1440" w:dyaOrig="1440">
+                <v:shape id="_x0000_s1445" type="#_x0000_t75" style="width:78.25pt;height:34.55pt">
+                  <v:imagedata r:id="rId129" o:title=""/>
+                </v:shape>
+                <o:OLEObject Type="Embed" ProgID="ACD.ChemSketchCDX" ShapeID="_x0000_s1445" DrawAspect="Content" ObjectID="_1852803175" r:id="rId130"/>
+              </w:object>
+            </w:r>
+          </w:p>
+        </w:tc>
+        <w:tc>
+          <w:tcPr>
+            <w:tcW w:w="1656" w:type="dxa"/>
+          </w:tcPr>
+          <w:p/>
+        </w:tc>
+        <w:tc>
+          <w:tcPr>
+            <w:tcW w:w="2736" w:type="dxa"/>
           </w:tcPr>
           <w:p>
             <w:r>
@@ -1846,11 +2398,11 @@
                 <w:sz w:val="18"/>
               </w:rPr>
               <w:object w:dxaOrig="1440" w:dyaOrig="1440" w14:anchorId="379497E3">
-                <v:shape id="_x0000_s1193" type="#_x0000_t75" style="position:absolute;left:0;text-align:left;margin-left:.3pt;margin-top:.3pt;width:91.6pt;height:91.6pt;z-index:251682816;mso-position-horizontal-relative:text;mso-position-vertical-relative:text">
-                  <v:imagedata r:id="rId93" o:title=""/>
+                <v:shape id="_x0000_s1193" type="#_x0000_t75" style="width:91.6pt;height:91.6pt">
+                  <v:imagedata r:id="rId131" o:title=""/>
                   <w10:wrap type="square"/>
                 </v:shape>
-                <o:OLEObject Type="Embed" ProgID="ACD.ChemSketchCDX" ShapeID="_x0000_s1193" DrawAspect="Content" ObjectID="_1852796138" r:id="rId94"/>
+                <o:OLEObject Type="Embed" ProgID="ACD.ChemSketchCDX" ShapeID="_x0000_s1193" DrawAspect="Content" ObjectID="_1852803129" r:id="rId132"/>
               </w:object>
             </w:r>
           </w:p>
@@ -1870,7 +2422,7 @@
         </w:tc>
         <w:tc>
           <w:tcPr>
-            <w:tcW w:w="1800" w:type="dxa"/>
+            <w:tcW w:w="1728" w:type="dxa"/>
           </w:tcPr>
           <w:p>
             <w:r>
@@ -1885,27 +2437,27 @@
       <w:tr>
         <w:tc>
           <w:tcPr>
-            <w:tcW w:w="2232" w:type="dxa"/>
-          </w:tcPr>
-          <w:p>
-            <w:r>
-              <w:rPr>
-                <w:noProof/>
-                <w:lang w:eastAsia="ru-RU"/>
-                <w14:ligatures w14:val="none"/>
-              </w:rPr>
-              <w:object w:dxaOrig="1440" w:dyaOrig="1440">
-                <v:shape id="_x0000_s1427" type="#_x0000_t75" style="position:absolute;left:0;text-align:left;margin-left:0;margin-top:0;width:114.5pt;height:59.25pt;z-index:251781120;mso-position-horizontal-relative:text;mso-position-vertical-relative:text">
-                  <v:imagedata r:id="rId95" o:title=""/>
-                </v:shape>
-                <o:OLEObject Type="Embed" ProgID="ACD.ChemSketchCDX" ShapeID="_x0000_s1427" DrawAspect="Content" ObjectID="_1852796166" r:id="rId96"/>
-              </w:object>
-            </w:r>
-          </w:p>
-        </w:tc>
-        <w:tc>
-          <w:tcPr>
-            <w:tcW w:w="1800" w:type="dxa"/>
+            <w:tcW w:w="2376" w:type="dxa"/>
+          </w:tcPr>
+          <w:p>
+            <w:r>
+              <w:rPr>
+                <w:noProof/>
+                <w:lang w:eastAsia="ru-RU"/>
+                <w14:ligatures w14:val="none"/>
+              </w:rPr>
+              <w:object w:dxaOrig="1440" w:dyaOrig="1440">
+                <v:shape id="_x0000_s1446" type="#_x0000_t75" style="width:114.5pt;height:59.25pt">
+                  <v:imagedata r:id="rId133" o:title=""/>
+                </v:shape>
+                <o:OLEObject Type="Embed" ProgID="ACD.ChemSketchCDX" ShapeID="_x0000_s1446" DrawAspect="Content" ObjectID="_1852803176" r:id="rId134"/>
+              </w:object>
+            </w:r>
+          </w:p>
+        </w:tc>
+        <w:tc>
+          <w:tcPr>
+            <w:tcW w:w="1656" w:type="dxa"/>
           </w:tcPr>
           <w:p>
             <w:r>
@@ -1918,7 +2470,33 @@
         </w:tc>
         <w:tc>
           <w:tcPr>
-            <w:tcW w:w="2664" w:type="dxa"/>
+            <w:tcW w:w="2376" w:type="dxa"/>
+          </w:tcPr>
+          <w:p>
+            <w:r>
+              <w:rPr>
+                <w:noProof/>
+                <w:lang w:eastAsia="ru-RU"/>
+                <w14:ligatures w14:val="none"/>
+              </w:rPr>
+              <w:object w:dxaOrig="1440" w:dyaOrig="1440">
+                <v:shape id="_x0000_s1447" type="#_x0000_t75" style="width:78.25pt;height:34.55pt">
+                  <v:imagedata r:id="rId135" o:title=""/>
+                </v:shape>
+                <o:OLEObject Type="Embed" ProgID="ACD.ChemSketchCDX" ShapeID="_x0000_s1447" DrawAspect="Content" ObjectID="_1852803177" r:id="rId136"/>
+              </w:object>
+            </w:r>
+          </w:p>
+        </w:tc>
+        <w:tc>
+          <w:tcPr>
+            <w:tcW w:w="1656" w:type="dxa"/>
+          </w:tcPr>
+          <w:p/>
+        </w:tc>
+        <w:tc>
+          <w:tcPr>
+            <w:tcW w:w="2736" w:type="dxa"/>
           </w:tcPr>
           <w:p>
             <w:r>
@@ -1926,11 +2504,11 @@
                 <w:sz w:val="18"/>
               </w:rPr>
               <w:object w:dxaOrig="1440" w:dyaOrig="1440" w14:anchorId="705E5AE0">
-                <v:shape id="_x0000_s1176" type="#_x0000_t75" style="position:absolute;left:0;text-align:left;margin-left:.3pt;margin-top:3.9pt;width:115.55pt;height:101.7pt;z-index:251672576;mso-position-horizontal-relative:text;mso-position-vertical-relative:text">
-                  <v:imagedata r:id="rId97" o:title=""/>
+                <v:shape id="_x0000_s1176" type="#_x0000_t75" style="width:115.55pt;height:101.7pt">
+                  <v:imagedata r:id="rId137" o:title=""/>
                   <w10:wrap type="square"/>
                 </v:shape>
-                <o:OLEObject Type="Embed" ProgID="ACD.ChemSketchCDX" ShapeID="_x0000_s1176" DrawAspect="Content" ObjectID="_1852796139" r:id="rId98"/>
+                <o:OLEObject Type="Embed" ProgID="ACD.ChemSketchCDX" ShapeID="_x0000_s1176" DrawAspect="Content" ObjectID="_1852803130" r:id="rId138"/>
               </w:object>
             </w:r>
           </w:p>
@@ -1950,7 +2528,7 @@
         </w:tc>
         <w:tc>
           <w:tcPr>
-            <w:tcW w:w="1800" w:type="dxa"/>
+            <w:tcW w:w="1728" w:type="dxa"/>
           </w:tcPr>
           <w:p>
             <w:r>
@@ -1965,27 +2543,27 @@
       <w:tr>
         <w:tc>
           <w:tcPr>
-            <w:tcW w:w="2232" w:type="dxa"/>
-          </w:tcPr>
-          <w:p>
-            <w:r>
-              <w:rPr>
-                <w:noProof/>
-                <w:lang w:eastAsia="ru-RU"/>
-                <w14:ligatures w14:val="none"/>
-              </w:rPr>
-              <w:object w:dxaOrig="1440" w:dyaOrig="1440">
-                <v:shape id="_x0000_s1428" type="#_x0000_t75" style="position:absolute;left:0;text-align:left;margin-left:0;margin-top:0;width:126.95pt;height:58.3pt;z-index:251782144;mso-position-horizontal-relative:text;mso-position-vertical-relative:text">
-                  <v:imagedata r:id="rId99" o:title=""/>
-                </v:shape>
-                <o:OLEObject Type="Embed" ProgID="ACD.ChemSketchCDX" ShapeID="_x0000_s1428" DrawAspect="Content" ObjectID="_1852796167" r:id="rId100"/>
-              </w:object>
-            </w:r>
-          </w:p>
-        </w:tc>
-        <w:tc>
-          <w:tcPr>
-            <w:tcW w:w="1800" w:type="dxa"/>
+            <w:tcW w:w="2376" w:type="dxa"/>
+          </w:tcPr>
+          <w:p>
+            <w:r>
+              <w:rPr>
+                <w:noProof/>
+                <w:lang w:eastAsia="ru-RU"/>
+                <w14:ligatures w14:val="none"/>
+              </w:rPr>
+              <w:object w:dxaOrig="1440" w:dyaOrig="1440">
+                <v:shape id="_x0000_s1448" type="#_x0000_t75" style="width:126.95pt;height:58.3pt">
+                  <v:imagedata r:id="rId139" o:title=""/>
+                </v:shape>
+                <o:OLEObject Type="Embed" ProgID="ACD.ChemSketchCDX" ShapeID="_x0000_s1448" DrawAspect="Content" ObjectID="_1852803178" r:id="rId140"/>
+              </w:object>
+            </w:r>
+          </w:p>
+        </w:tc>
+        <w:tc>
+          <w:tcPr>
+            <w:tcW w:w="1656" w:type="dxa"/>
           </w:tcPr>
           <w:p>
             <w:r>
@@ -1998,7 +2576,33 @@
         </w:tc>
         <w:tc>
           <w:tcPr>
-            <w:tcW w:w="2664" w:type="dxa"/>
+            <w:tcW w:w="2376" w:type="dxa"/>
+          </w:tcPr>
+          <w:p>
+            <w:r>
+              <w:rPr>
+                <w:noProof/>
+                <w:lang w:eastAsia="ru-RU"/>
+                <w14:ligatures w14:val="none"/>
+              </w:rPr>
+              <w:object w:dxaOrig="1440" w:dyaOrig="1440">
+                <v:shape id="_x0000_s1449" type="#_x0000_t75" style="width:78.25pt;height:34.55pt">
+                  <v:imagedata r:id="rId141" o:title=""/>
+                </v:shape>
+                <o:OLEObject Type="Embed" ProgID="ACD.ChemSketchCDX" ShapeID="_x0000_s1449" DrawAspect="Content" ObjectID="_1852803179" r:id="rId142"/>
+              </w:object>
+            </w:r>
+          </w:p>
+        </w:tc>
+        <w:tc>
+          <w:tcPr>
+            <w:tcW w:w="1656" w:type="dxa"/>
+          </w:tcPr>
+          <w:p/>
+        </w:tc>
+        <w:tc>
+          <w:tcPr>
+            <w:tcW w:w="2736" w:type="dxa"/>
           </w:tcPr>
           <w:p>
             <w:r>
@@ -2006,11 +2610,11 @@
                 <w:sz w:val="18"/>
               </w:rPr>
               <w:object w:dxaOrig="1440" w:dyaOrig="1440" w14:anchorId="6ED14812">
-                <v:shape id="_x0000_s1177" type="#_x0000_t75" style="position:absolute;left:0;text-align:left;margin-left:.3pt;margin-top:.3pt;width:108.55pt;height:101.7pt;z-index:251673600;mso-position-horizontal-relative:text;mso-position-vertical-relative:text">
-                  <v:imagedata r:id="rId101" o:title=""/>
+                <v:shape id="_x0000_s1177" type="#_x0000_t75" style="width:108.55pt;height:101.7pt">
+                  <v:imagedata r:id="rId143" o:title=""/>
                   <w10:wrap type="square"/>
                 </v:shape>
-                <o:OLEObject Type="Embed" ProgID="ACD.ChemSketchCDX" ShapeID="_x0000_s1177" DrawAspect="Content" ObjectID="_1852796140" r:id="rId102"/>
+                <o:OLEObject Type="Embed" ProgID="ACD.ChemSketchCDX" ShapeID="_x0000_s1177" DrawAspect="Content" ObjectID="_1852803131" r:id="rId144"/>
               </w:object>
             </w:r>
           </w:p>
@@ -2030,7 +2634,7 @@
         </w:tc>
         <w:tc>
           <w:tcPr>
-            <w:tcW w:w="1800" w:type="dxa"/>
+            <w:tcW w:w="1728" w:type="dxa"/>
           </w:tcPr>
           <w:p>
             <w:r>
@@ -2045,27 +2649,27 @@
       <w:tr>
         <w:tc>
           <w:tcPr>
-            <w:tcW w:w="2232" w:type="dxa"/>
-          </w:tcPr>
-          <w:p>
-            <w:r>
-              <w:rPr>
-                <w:noProof/>
-                <w:lang w:eastAsia="ru-RU"/>
-                <w14:ligatures w14:val="none"/>
-              </w:rPr>
-              <w:object w:dxaOrig="1440" w:dyaOrig="1440">
-                <v:shape id="_x0000_s1429" type="#_x0000_t75" style="position:absolute;left:0;text-align:left;margin-left:0;margin-top:0;width:110.4pt;height:57.1pt;z-index:251783168;mso-position-horizontal-relative:text;mso-position-vertical-relative:text">
-                  <v:imagedata r:id="rId103" o:title=""/>
-                </v:shape>
-                <o:OLEObject Type="Embed" ProgID="ACD.ChemSketchCDX" ShapeID="_x0000_s1429" DrawAspect="Content" ObjectID="_1852796168" r:id="rId104"/>
-              </w:object>
-            </w:r>
-          </w:p>
-        </w:tc>
-        <w:tc>
-          <w:tcPr>
-            <w:tcW w:w="1800" w:type="dxa"/>
+            <w:tcW w:w="2376" w:type="dxa"/>
+          </w:tcPr>
+          <w:p>
+            <w:r>
+              <w:rPr>
+                <w:noProof/>
+                <w:lang w:eastAsia="ru-RU"/>
+                <w14:ligatures w14:val="none"/>
+              </w:rPr>
+              <w:object w:dxaOrig="1440" w:dyaOrig="1440">
+                <v:shape id="_x0000_s1450" type="#_x0000_t75" style="width:110.4pt;height:57.1pt">
+                  <v:imagedata r:id="rId145" o:title=""/>
+                </v:shape>
+                <o:OLEObject Type="Embed" ProgID="ACD.ChemSketchCDX" ShapeID="_x0000_s1450" DrawAspect="Content" ObjectID="_1852803180" r:id="rId146"/>
+              </w:object>
+            </w:r>
+          </w:p>
+        </w:tc>
+        <w:tc>
+          <w:tcPr>
+            <w:tcW w:w="1656" w:type="dxa"/>
           </w:tcPr>
           <w:p>
             <w:r>
@@ -2078,20 +2682,46 @@
         </w:tc>
         <w:tc>
           <w:tcPr>
-            <w:tcW w:w="2664" w:type="dxa"/>
-          </w:tcPr>
-          <w:p>
-            <w:r>
-              <w:rPr>
-                <w:noProof/>
-                <w:lang w:eastAsia="ru-RU"/>
-                <w14:ligatures w14:val="none"/>
-              </w:rPr>
-              <w:object w:dxaOrig="1440" w:dyaOrig="1440">
-                <v:shape id="_x0000_s1433" type="#_x0000_t75" style="position:absolute;left:0;text-align:left;margin-left:0;margin-top:0;width:126.05pt;height:92.65pt;z-index:251787264;mso-position-horizontal-relative:text;mso-position-vertical-relative:text">
-                  <v:imagedata r:id="rId105" o:title=""/>
-                </v:shape>
-                <o:OLEObject Type="Embed" ProgID="ACD.ChemSketchCDX" ShapeID="_x0000_s1433" DrawAspect="Content" ObjectID="_1852796172" r:id="rId106"/>
+            <w:tcW w:w="2376" w:type="dxa"/>
+          </w:tcPr>
+          <w:p>
+            <w:r>
+              <w:rPr>
+                <w:noProof/>
+                <w:lang w:eastAsia="ru-RU"/>
+                <w14:ligatures w14:val="none"/>
+              </w:rPr>
+              <w:object w:dxaOrig="1440" w:dyaOrig="1440">
+                <v:shape id="_x0000_s1451" type="#_x0000_t75" style="width:78.25pt;height:34.55pt">
+                  <v:imagedata r:id="rId147" o:title=""/>
+                </v:shape>
+                <o:OLEObject Type="Embed" ProgID="ACD.ChemSketchCDX" ShapeID="_x0000_s1451" DrawAspect="Content" ObjectID="_1852803181" r:id="rId148"/>
+              </w:object>
+            </w:r>
+          </w:p>
+        </w:tc>
+        <w:tc>
+          <w:tcPr>
+            <w:tcW w:w="1656" w:type="dxa"/>
+          </w:tcPr>
+          <w:p/>
+        </w:tc>
+        <w:tc>
+          <w:tcPr>
+            <w:tcW w:w="2736" w:type="dxa"/>
+          </w:tcPr>
+          <w:p>
+            <w:r>
+              <w:rPr>
+                <w:noProof/>
+                <w:lang w:eastAsia="ru-RU"/>
+                <w14:ligatures w14:val="none"/>
+              </w:rPr>
+              <w:object w:dxaOrig="1440" w:dyaOrig="1440">
+                <v:shape id="_x0000_s1456" type="#_x0000_t75" style="width:126.05pt;height:92.65pt">
+                  <v:imagedata r:id="rId149" o:title=""/>
+                </v:shape>
+                <o:OLEObject Type="Embed" ProgID="ACD.ChemSketchCDX" ShapeID="_x0000_s1456" DrawAspect="Content" ObjectID="_1852803186" r:id="rId150"/>
               </w:object>
             </w:r>
           </w:p>
@@ -2111,7 +2741,7 @@
         </w:tc>
         <w:tc>
           <w:tcPr>
-            <w:tcW w:w="1800" w:type="dxa"/>
+            <w:tcW w:w="1728" w:type="dxa"/>
           </w:tcPr>
           <w:p>
             <w:r>
@@ -2126,7 +2756,7 @@
       <w:tr>
         <w:tc>
           <w:tcPr>
-            <w:tcW w:w="2232" w:type="dxa"/>
+            <w:tcW w:w="2376" w:type="dxa"/>
           </w:tcPr>
           <w:p>
             <w:r>
@@ -2137,17 +2767,17 @@
               </w:rPr>
               <w:lastRenderedPageBreak/>
               <w:object w:dxaOrig="1440" w:dyaOrig="1440">
-                <v:shape id="_x0000_s1430" type="#_x0000_t75" style="position:absolute;left:0;text-align:left;margin-left:0;margin-top:0;width:110.4pt;height:57.1pt;z-index:251784192;mso-position-horizontal-relative:text;mso-position-vertical-relative:text">
-                  <v:imagedata r:id="rId107" o:title=""/>
-                </v:shape>
-                <o:OLEObject Type="Embed" ProgID="ACD.ChemSketchCDX" ShapeID="_x0000_s1430" DrawAspect="Content" ObjectID="_1852796169" r:id="rId108"/>
-              </w:object>
-            </w:r>
-          </w:p>
-        </w:tc>
-        <w:tc>
-          <w:tcPr>
-            <w:tcW w:w="1800" w:type="dxa"/>
+                <v:shape id="_x0000_s1452" type="#_x0000_t75" style="width:110.4pt;height:57.1pt">
+                  <v:imagedata r:id="rId151" o:title=""/>
+                </v:shape>
+                <o:OLEObject Type="Embed" ProgID="ACD.ChemSketchCDX" ShapeID="_x0000_s1452" DrawAspect="Content" ObjectID="_1852803182" r:id="rId152"/>
+              </w:object>
+            </w:r>
+          </w:p>
+        </w:tc>
+        <w:tc>
+          <w:tcPr>
+            <w:tcW w:w="1656" w:type="dxa"/>
           </w:tcPr>
           <w:p>
             <w:r>
@@ -2160,7 +2790,33 @@
         </w:tc>
         <w:tc>
           <w:tcPr>
-            <w:tcW w:w="2664" w:type="dxa"/>
+            <w:tcW w:w="2376" w:type="dxa"/>
+          </w:tcPr>
+          <w:p>
+            <w:r>
+              <w:rPr>
+                <w:noProof/>
+                <w:lang w:eastAsia="ru-RU"/>
+                <w14:ligatures w14:val="none"/>
+              </w:rPr>
+              <w:object w:dxaOrig="1440" w:dyaOrig="1440">
+                <v:shape id="_x0000_s1453" type="#_x0000_t75" style="width:79.45pt;height:40.8pt">
+                  <v:imagedata r:id="rId153" o:title=""/>
+                </v:shape>
+                <o:OLEObject Type="Embed" ProgID="ACD.ChemSketchCDX" ShapeID="_x0000_s1453" DrawAspect="Content" ObjectID="_1852803183" r:id="rId154"/>
+              </w:object>
+            </w:r>
+          </w:p>
+        </w:tc>
+        <w:tc>
+          <w:tcPr>
+            <w:tcW w:w="1656" w:type="dxa"/>
+          </w:tcPr>
+          <w:p/>
+        </w:tc>
+        <w:tc>
+          <w:tcPr>
+            <w:tcW w:w="2736" w:type="dxa"/>
           </w:tcPr>
           <w:p>
             <w:r>
@@ -2168,11 +2824,11 @@
                 <w:sz w:val="18"/>
               </w:rPr>
               <w:object w:dxaOrig="1440" w:dyaOrig="1440" w14:anchorId="0CF900C9">
-                <v:shape id="_x0000_s1233" type="#_x0000_t75" style="position:absolute;left:0;text-align:left;margin-left:2.7pt;margin-top:1.05pt;width:115.55pt;height:108.6pt;z-index:251703296;mso-position-horizontal-relative:text;mso-position-vertical-relative:text">
-                  <v:imagedata r:id="rId109" o:title=""/>
+                <v:shape id="_x0000_s1233" type="#_x0000_t75" style="width:115.55pt;height:108.6pt">
+                  <v:imagedata r:id="rId155" o:title=""/>
                   <w10:wrap type="square"/>
                 </v:shape>
-                <o:OLEObject Type="Embed" ProgID="ACD.ChemSketchCDX" ShapeID="_x0000_s1233" DrawAspect="Content" ObjectID="_1852796141" r:id="rId110"/>
+                <o:OLEObject Type="Embed" ProgID="ACD.ChemSketchCDX" ShapeID="_x0000_s1233" DrawAspect="Content" ObjectID="_1852803132" r:id="rId156"/>
               </w:object>
             </w:r>
           </w:p>
@@ -2192,7 +2848,7 @@
         </w:tc>
         <w:tc>
           <w:tcPr>
-            <w:tcW w:w="1800" w:type="dxa"/>
+            <w:tcW w:w="1728" w:type="dxa"/>
           </w:tcPr>
           <w:p>
             <w:r>
@@ -2207,27 +2863,27 @@
       <w:tr>
         <w:tc>
           <w:tcPr>
-            <w:tcW w:w="2232" w:type="dxa"/>
-          </w:tcPr>
-          <w:p>
-            <w:r>
-              <w:rPr>
-                <w:noProof/>
-                <w:lang w:eastAsia="ru-RU"/>
-                <w14:ligatures w14:val="none"/>
-              </w:rPr>
-              <w:object w:dxaOrig="1440" w:dyaOrig="1440">
-                <v:shape id="_x0000_s1431" type="#_x0000_t75" style="position:absolute;left:0;text-align:left;margin-left:0;margin-top:0;width:136.05pt;height:77.25pt;z-index:251785216;mso-position-horizontal-relative:text;mso-position-vertical-relative:text">
-                  <v:imagedata r:id="rId111" o:title=""/>
-                </v:shape>
-                <o:OLEObject Type="Embed" ProgID="ACD.ChemSketchCDX" ShapeID="_x0000_s1431" DrawAspect="Content" ObjectID="_1852796170" r:id="rId112"/>
-              </w:object>
-            </w:r>
-          </w:p>
-        </w:tc>
-        <w:tc>
-          <w:tcPr>
-            <w:tcW w:w="1800" w:type="dxa"/>
+            <w:tcW w:w="2376" w:type="dxa"/>
+          </w:tcPr>
+          <w:p>
+            <w:r>
+              <w:rPr>
+                <w:noProof/>
+                <w:lang w:eastAsia="ru-RU"/>
+                <w14:ligatures w14:val="none"/>
+              </w:rPr>
+              <w:object w:dxaOrig="1440" w:dyaOrig="1440">
+                <v:shape id="_x0000_s1454" type="#_x0000_t75" style="width:136.05pt;height:77.25pt">
+                  <v:imagedata r:id="rId157" o:title=""/>
+                </v:shape>
+                <o:OLEObject Type="Embed" ProgID="ACD.ChemSketchCDX" ShapeID="_x0000_s1454" DrawAspect="Content" ObjectID="_1852803184" r:id="rId158"/>
+              </w:object>
+            </w:r>
+          </w:p>
+        </w:tc>
+        <w:tc>
+          <w:tcPr>
+            <w:tcW w:w="1656" w:type="dxa"/>
           </w:tcPr>
           <w:p>
             <w:r>
@@ -2240,7 +2896,19 @@
         </w:tc>
         <w:tc>
           <w:tcPr>
-            <w:tcW w:w="2664" w:type="dxa"/>
+            <w:tcW w:w="2376" w:type="dxa"/>
+          </w:tcPr>
+          <w:p/>
+        </w:tc>
+        <w:tc>
+          <w:tcPr>
+            <w:tcW w:w="1656" w:type="dxa"/>
+          </w:tcPr>
+          <w:p/>
+        </w:tc>
+        <w:tc>
+          <w:tcPr>
+            <w:tcW w:w="2736" w:type="dxa"/>
           </w:tcPr>
           <w:p>
             <w:r>
@@ -2248,10 +2916,10 @@
                 <w:sz w:val="18"/>
               </w:rPr>
               <w:object w:dxaOrig="1440" w:dyaOrig="1440" w14:anchorId="4D257661">
-                <v:shape id="_x0000_s1277" type="#_x0000_t75" style="position:absolute;left:0;text-align:left;margin-left:1.15pt;margin-top:16.75pt;width:135.2pt;height:132.05pt;z-index:251728896;mso-position-horizontal:absolute;mso-position-horizontal-relative:text;mso-position-vertical:absolute;mso-position-vertical-relative:text">
-                  <v:imagedata r:id="rId113" o:title=""/>
-                </v:shape>
-                <o:OLEObject Type="Embed" ProgID="ACD.ChemSketchCDX" ShapeID="_x0000_s1277" DrawAspect="Content" ObjectID="_1852796142" r:id="rId114"/>
+                <v:shape id="_x0000_s1277" type="#_x0000_t75" style="width:135.2pt;height:132.05pt">
+                  <v:imagedata r:id="rId159" o:title=""/>
+                </v:shape>
+                <o:OLEObject Type="Embed" ProgID="ACD.ChemSketchCDX" ShapeID="_x0000_s1277" DrawAspect="Content" ObjectID="_1852803133" r:id="rId160"/>
               </w:object>
             </w:r>
           </w:p>
@@ -2271,7 +2939,7 @@
         </w:tc>
         <w:tc>
           <w:tcPr>
-            <w:tcW w:w="1800" w:type="dxa"/>
+            <w:tcW w:w="1728" w:type="dxa"/>
           </w:tcPr>
           <w:p>
             <w:r>
@@ -2286,27 +2954,27 @@
       <w:tr>
         <w:tc>
           <w:tcPr>
-            <w:tcW w:w="2232" w:type="dxa"/>
-          </w:tcPr>
-          <w:p>
-            <w:r>
-              <w:rPr>
-                <w:noProof/>
-                <w:lang w:eastAsia="ru-RU"/>
-                <w14:ligatures w14:val="none"/>
-              </w:rPr>
-              <w:object w:dxaOrig="1440" w:dyaOrig="1440">
-                <v:shape id="_x0000_s1432" type="#_x0000_t75" style="position:absolute;left:0;text-align:left;margin-left:0;margin-top:0;width:126.05pt;height:92.65pt;z-index:251786240;mso-position-horizontal-relative:text;mso-position-vertical-relative:text">
-                  <v:imagedata r:id="rId115" o:title=""/>
-                </v:shape>
-                <o:OLEObject Type="Embed" ProgID="ACD.ChemSketchCDX" ShapeID="_x0000_s1432" DrawAspect="Content" ObjectID="_1852796171" r:id="rId116"/>
-              </w:object>
-            </w:r>
-          </w:p>
-        </w:tc>
-        <w:tc>
-          <w:tcPr>
-            <w:tcW w:w="1800" w:type="dxa"/>
+            <w:tcW w:w="2376" w:type="dxa"/>
+          </w:tcPr>
+          <w:p>
+            <w:r>
+              <w:rPr>
+                <w:noProof/>
+                <w:lang w:eastAsia="ru-RU"/>
+                <w14:ligatures w14:val="none"/>
+              </w:rPr>
+              <w:object w:dxaOrig="1440" w:dyaOrig="1440">
+                <v:shape id="_x0000_s1455" type="#_x0000_t75" style="width:126.05pt;height:92.65pt">
+                  <v:imagedata r:id="rId161" o:title=""/>
+                </v:shape>
+                <o:OLEObject Type="Embed" ProgID="ACD.ChemSketchCDX" ShapeID="_x0000_s1455" DrawAspect="Content" ObjectID="_1852803185" r:id="rId162"/>
+              </w:object>
+            </w:r>
+          </w:p>
+        </w:tc>
+        <w:tc>
+          <w:tcPr>
+            <w:tcW w:w="1656" w:type="dxa"/>
           </w:tcPr>
           <w:p>
             <w:r>
@@ -2319,7 +2987,19 @@
         </w:tc>
         <w:tc>
           <w:tcPr>
-            <w:tcW w:w="2664" w:type="dxa"/>
+            <w:tcW w:w="2376" w:type="dxa"/>
+          </w:tcPr>
+          <w:p/>
+        </w:tc>
+        <w:tc>
+          <w:tcPr>
+            <w:tcW w:w="1656" w:type="dxa"/>
+          </w:tcPr>
+          <w:p/>
+        </w:tc>
+        <w:tc>
+          <w:tcPr>
+            <w:tcW w:w="2736" w:type="dxa"/>
           </w:tcPr>
           <w:p>
             <w:r>
@@ -2327,10 +3007,10 @@
                 <w:sz w:val="18"/>
               </w:rPr>
               <w:object w:dxaOrig="1440" w:dyaOrig="1440" w14:anchorId="30D53187">
-                <v:shape id="_x0000_s1404" type="#_x0000_t75" style="position:absolute;left:0;text-align:left;margin-left:0;margin-top:48pt;width:120.6pt;height:101.4pt;z-index:251757568;mso-position-horizontal-relative:text;mso-position-vertical-relative:text">
-                  <v:imagedata r:id="rId117" o:title=""/>
-                </v:shape>
-                <o:OLEObject Type="Embed" ProgID="ACD.ChemSketchCDX" ShapeID="_x0000_s1404" DrawAspect="Content" ObjectID="_1852796143" r:id="rId118"/>
+                <v:shape id="_x0000_s1404" type="#_x0000_t75" style="width:120.6pt;height:101.4pt">
+                  <v:imagedata r:id="rId163" o:title=""/>
+                </v:shape>
+                <o:OLEObject Type="Embed" ProgID="ACD.ChemSketchCDX" ShapeID="_x0000_s1404" DrawAspect="Content" ObjectID="_1852803134" r:id="rId164"/>
               </w:object>
             </w:r>
           </w:p>
@@ -2350,7 +3030,7 @@
         </w:tc>
         <w:tc>
           <w:tcPr>
-            <w:tcW w:w="1800" w:type="dxa"/>
+            <w:tcW w:w="1728" w:type="dxa"/>
           </w:tcPr>
           <w:p>
             <w:r>
@@ -2365,7 +3045,7 @@
     </w:tbl>
     <w:p/>
     <w:sectPr>
-      <w:pgSz w:w="16838" w:h="11906" w:orient="landscape"/>
+      <w:pgSz w:w="16834" w:h="11909" w:orient="landscape"/>
       <w:pgMar w:top="720" w:right="720" w:bottom="720" w:left="720" w:header="708" w:footer="708" w:gutter="0"/>
       <w:cols w:space="708"/>
       <w:titlePg/>
@@ -3691,7 +4371,7 @@
 </file>
 
 <file path=customXml/itemProps1.xml><?xml version="1.0" encoding="utf-8"?>
-<ds:datastoreItem xmlns:ds="http://schemas.openxmlformats.org/officeDocument/2006/customXml" ds:itemID="{B211F42B-A5FC-4DEA-AF12-1E458859007A}">
+<ds:datastoreItem xmlns:ds="http://schemas.openxmlformats.org/officeDocument/2006/customXml" ds:itemID="{B264D4A1-1BA0-4C01-91F0-7169A6826CE1}">
   <ds:schemaRefs>
     <ds:schemaRef ds:uri="http://schemas.openxmlformats.org/officeDocument/2006/bibliography"/>
   </ds:schemaRefs>

--- a/examples/example_4/Scope.docx
+++ b/examples/example_4/Scope.docx
@@ -155,7 +155,7 @@
                 <v:shape id="_x0000_s1405" type="#_x0000_t75" style="width:115.9pt;height:68.65pt">
                   <v:imagedata r:id="rId7" o:title=""/>
                 </v:shape>
-                <o:OLEObject Type="Embed" ProgID="ACD.ChemSketchCDX" ShapeID="_x0000_s1405" DrawAspect="Content" ObjectID="_1852803135" r:id="rId8"/>
+                <o:OLEObject Type="Embed" ProgID="ACD.ChemSketchCDX" ShapeID="_x0000_s1405" DrawAspect="Content" ObjectID="_1852875118" r:id="rId8"/>
               </w:object>
             </w:r>
           </w:p>
@@ -199,7 +199,7 @@
                   <v:imagedata r:id="rId9" o:title=""/>
                   <w10:wrap type="square"/>
                 </v:shape>
-                <o:OLEObject Type="Embed" ProgID="ACD.ChemSketchCDX" ShapeID="_x0000_s1026" DrawAspect="Content" ObjectID="_1852803108" r:id="rId10"/>
+                <o:OLEObject Type="Embed" ProgID="ACD.ChemSketchCDX" ShapeID="_x0000_s1026" DrawAspect="Content" ObjectID="_1852875091" r:id="rId10"/>
               </w:object>
             </w:r>
           </w:p>
@@ -247,7 +247,7 @@
                 <v:shape id="_x0000_s1406" type="#_x0000_t75" style="width:129.15pt;height:64.55pt">
                   <v:imagedata r:id="rId11" o:title=""/>
                 </v:shape>
-                <o:OLEObject Type="Embed" ProgID="ACD.ChemSketchCDX" ShapeID="_x0000_s1406" DrawAspect="Content" ObjectID="_1852803136" r:id="rId12"/>
+                <o:OLEObject Type="Embed" ProgID="ACD.ChemSketchCDX" ShapeID="_x0000_s1406" DrawAspect="Content" ObjectID="_1852875119" r:id="rId12"/>
               </w:object>
             </w:r>
           </w:p>
@@ -291,7 +291,7 @@
                   <v:imagedata r:id="rId13" o:title=""/>
                   <w10:wrap type="square"/>
                 </v:shape>
-                <o:OLEObject Type="Embed" ProgID="ACD.ChemSketchCDX" ShapeID="_x0000_s1031" DrawAspect="Content" ObjectID="_1852803109" r:id="rId14"/>
+                <o:OLEObject Type="Embed" ProgID="ACD.ChemSketchCDX" ShapeID="_x0000_s1031" DrawAspect="Content" ObjectID="_1852875092" r:id="rId14"/>
               </w:object>
             </w:r>
           </w:p>
@@ -339,7 +339,7 @@
                 <v:shape id="_x0000_s1407" type="#_x0000_t75" style="width:124.35pt;height:58.8pt">
                   <v:imagedata r:id="rId15" o:title=""/>
                 </v:shape>
-                <o:OLEObject Type="Embed" ProgID="ACD.ChemSketchCDX" ShapeID="_x0000_s1407" DrawAspect="Content" ObjectID="_1852803137" r:id="rId16"/>
+                <o:OLEObject Type="Embed" ProgID="ACD.ChemSketchCDX" ShapeID="_x0000_s1407" DrawAspect="Content" ObjectID="_1852875120" r:id="rId16"/>
               </w:object>
             </w:r>
           </w:p>
@@ -383,7 +383,7 @@
                   <v:imagedata r:id="rId17" o:title=""/>
                   <w10:wrap type="square"/>
                 </v:shape>
-                <o:OLEObject Type="Embed" ProgID="ACD.ChemSketchCDX" ShapeID="_x0000_s1137" DrawAspect="Content" ObjectID="_1852803110" r:id="rId18"/>
+                <o:OLEObject Type="Embed" ProgID="ACD.ChemSketchCDX" ShapeID="_x0000_s1137" DrawAspect="Content" ObjectID="_1852875093" r:id="rId18"/>
               </w:object>
             </w:r>
           </w:p>
@@ -431,7 +431,7 @@
                 <v:shape id="_x0000_s1408" type="#_x0000_t75" style="width:100.35pt;height:57.85pt">
                   <v:imagedata r:id="rId19" o:title=""/>
                 </v:shape>
-                <o:OLEObject Type="Embed" ProgID="ACD.ChemSketchCDX" ShapeID="_x0000_s1408" DrawAspect="Content" ObjectID="_1852803138" r:id="rId20"/>
+                <o:OLEObject Type="Embed" ProgID="ACD.ChemSketchCDX" ShapeID="_x0000_s1408" DrawAspect="Content" ObjectID="_1852875121" r:id="rId20"/>
               </w:object>
             </w:r>
           </w:p>
@@ -464,7 +464,7 @@
                 <v:shape id="_x0000_s1409" type="#_x0000_t75" style="width:79.45pt;height:40.8pt">
                   <v:imagedata r:id="rId21" o:title=""/>
                 </v:shape>
-                <o:OLEObject Type="Embed" ProgID="ACD.ChemSketchCDX" ShapeID="_x0000_s1409" DrawAspect="Content" ObjectID="_1852803139" r:id="rId22"/>
+                <o:OLEObject Type="Embed" ProgID="ACD.ChemSketchCDX" ShapeID="_x0000_s1409" DrawAspect="Content" ObjectID="_1852875122" r:id="rId22"/>
               </w:object>
             </w:r>
           </w:p>
@@ -489,7 +489,7 @@
                   <v:imagedata r:id="rId23" o:title=""/>
                   <w10:wrap type="square"/>
                 </v:shape>
-                <o:OLEObject Type="Embed" ProgID="ACD.ChemSketchCDX" ShapeID="_x0000_s1152" DrawAspect="Content" ObjectID="_1852803111" r:id="rId24"/>
+                <o:OLEObject Type="Embed" ProgID="ACD.ChemSketchCDX" ShapeID="_x0000_s1152" DrawAspect="Content" ObjectID="_1852875094" r:id="rId24"/>
               </w:object>
             </w:r>
           </w:p>
@@ -537,7 +537,7 @@
                 <v:shape id="_x0000_s1410" type="#_x0000_t75" style="width:113pt;height:59.55pt">
                   <v:imagedata r:id="rId25" o:title=""/>
                 </v:shape>
-                <o:OLEObject Type="Embed" ProgID="ACD.ChemSketchCDX" ShapeID="_x0000_s1410" DrawAspect="Content" ObjectID="_1852803140" r:id="rId26"/>
+                <o:OLEObject Type="Embed" ProgID="ACD.ChemSketchCDX" ShapeID="_x0000_s1410" DrawAspect="Content" ObjectID="_1852875123" r:id="rId26"/>
               </w:object>
             </w:r>
           </w:p>
@@ -570,7 +570,7 @@
                 <v:shape id="_x0000_s1411" type="#_x0000_t75" style="width:79.45pt;height:40.8pt">
                   <v:imagedata r:id="rId27" o:title=""/>
                 </v:shape>
-                <o:OLEObject Type="Embed" ProgID="ACD.ChemSketchCDX" ShapeID="_x0000_s1411" DrawAspect="Content" ObjectID="_1852803141" r:id="rId28"/>
+                <o:OLEObject Type="Embed" ProgID="ACD.ChemSketchCDX" ShapeID="_x0000_s1411" DrawAspect="Content" ObjectID="_1852875124" r:id="rId28"/>
               </w:object>
             </w:r>
           </w:p>
@@ -595,7 +595,7 @@
                   <v:imagedata r:id="rId29" o:title=""/>
                   <w10:wrap type="square"/>
                 </v:shape>
-                <o:OLEObject Type="Embed" ProgID="ACD.ChemSketchCDX" ShapeID="_x0000_s1190" DrawAspect="Content" ObjectID="_1852803112" r:id="rId30"/>
+                <o:OLEObject Type="Embed" ProgID="ACD.ChemSketchCDX" ShapeID="_x0000_s1190" DrawAspect="Content" ObjectID="_1852875095" r:id="rId30"/>
               </w:object>
             </w:r>
           </w:p>
@@ -644,7 +644,7 @@
                 <v:shape id="_x0000_s1412" type="#_x0000_t75" style="width:100.55pt;height:59.55pt">
                   <v:imagedata r:id="rId31" o:title=""/>
                 </v:shape>
-                <o:OLEObject Type="Embed" ProgID="ACD.ChemSketchCDX" ShapeID="_x0000_s1412" DrawAspect="Content" ObjectID="_1852803142" r:id="rId32"/>
+                <o:OLEObject Type="Embed" ProgID="ACD.ChemSketchCDX" ShapeID="_x0000_s1412" DrawAspect="Content" ObjectID="_1852875125" r:id="rId32"/>
               </w:object>
             </w:r>
           </w:p>
@@ -677,7 +677,7 @@
                 <v:shape id="_x0000_s1413" type="#_x0000_t75" style="width:79.45pt;height:40.8pt">
                   <v:imagedata r:id="rId33" o:title=""/>
                 </v:shape>
-                <o:OLEObject Type="Embed" ProgID="ACD.ChemSketchCDX" ShapeID="_x0000_s1413" DrawAspect="Content" ObjectID="_1852803143" r:id="rId34"/>
+                <o:OLEObject Type="Embed" ProgID="ACD.ChemSketchCDX" ShapeID="_x0000_s1413" DrawAspect="Content" ObjectID="_1852875126" r:id="rId34"/>
               </w:object>
             </w:r>
           </w:p>
@@ -702,7 +702,7 @@
                   <v:imagedata r:id="rId35" o:title=""/>
                   <w10:wrap type="square"/>
                 </v:shape>
-                <o:OLEObject Type="Embed" ProgID="ACD.ChemSketchCDX" ShapeID="_x0000_s1346" DrawAspect="Content" ObjectID="_1852803113" r:id="rId36"/>
+                <o:OLEObject Type="Embed" ProgID="ACD.ChemSketchCDX" ShapeID="_x0000_s1346" DrawAspect="Content" ObjectID="_1852875096" r:id="rId36"/>
               </w:object>
             </w:r>
           </w:p>
@@ -750,7 +750,7 @@
                 <v:shape id="_x0000_s1414" type="#_x0000_t75" style="width:116.15pt;height:59pt">
                   <v:imagedata r:id="rId37" o:title=""/>
                 </v:shape>
-                <o:OLEObject Type="Embed" ProgID="ACD.ChemSketchCDX" ShapeID="_x0000_s1414" DrawAspect="Content" ObjectID="_1852803144" r:id="rId38"/>
+                <o:OLEObject Type="Embed" ProgID="ACD.ChemSketchCDX" ShapeID="_x0000_s1414" DrawAspect="Content" ObjectID="_1852875127" r:id="rId38"/>
               </w:object>
             </w:r>
           </w:p>
@@ -783,7 +783,7 @@
                 <v:shape id="_x0000_s1415" type="#_x0000_t75" style="width:79.45pt;height:40.8pt">
                   <v:imagedata r:id="rId39" o:title=""/>
                 </v:shape>
-                <o:OLEObject Type="Embed" ProgID="ACD.ChemSketchCDX" ShapeID="_x0000_s1415" DrawAspect="Content" ObjectID="_1852803145" r:id="rId40"/>
+                <o:OLEObject Type="Embed" ProgID="ACD.ChemSketchCDX" ShapeID="_x0000_s1415" DrawAspect="Content" ObjectID="_1852875128" r:id="rId40"/>
               </w:object>
             </w:r>
           </w:p>
@@ -808,7 +808,7 @@
                   <v:imagedata r:id="rId41" o:title=""/>
                   <w10:wrap type="square"/>
                 </v:shape>
-                <o:OLEObject Type="Embed" ProgID="ACD.ChemSketchCDX" ShapeID="_x0000_s1071" DrawAspect="Content" ObjectID="_1852803114" r:id="rId42"/>
+                <o:OLEObject Type="Embed" ProgID="ACD.ChemSketchCDX" ShapeID="_x0000_s1071" DrawAspect="Content" ObjectID="_1852875097" r:id="rId42"/>
               </w:object>
             </w:r>
           </w:p>
@@ -856,7 +856,7 @@
                 <v:shape id="_x0000_s1416" type="#_x0000_t75" style="width:121.45pt;height:59pt">
                   <v:imagedata r:id="rId43" o:title=""/>
                 </v:shape>
-                <o:OLEObject Type="Embed" ProgID="ACD.ChemSketchCDX" ShapeID="_x0000_s1416" DrawAspect="Content" ObjectID="_1852803146" r:id="rId44"/>
+                <o:OLEObject Type="Embed" ProgID="ACD.ChemSketchCDX" ShapeID="_x0000_s1416" DrawAspect="Content" ObjectID="_1852875129" r:id="rId44"/>
               </w:object>
             </w:r>
           </w:p>
@@ -889,7 +889,7 @@
                 <v:shape id="_x0000_s1417" type="#_x0000_t75" style="width:79.45pt;height:40.8pt">
                   <v:imagedata r:id="rId45" o:title=""/>
                 </v:shape>
-                <o:OLEObject Type="Embed" ProgID="ACD.ChemSketchCDX" ShapeID="_x0000_s1417" DrawAspect="Content" ObjectID="_1852803147" r:id="rId46"/>
+                <o:OLEObject Type="Embed" ProgID="ACD.ChemSketchCDX" ShapeID="_x0000_s1417" DrawAspect="Content" ObjectID="_1852875130" r:id="rId46"/>
               </w:object>
             </w:r>
           </w:p>
@@ -914,7 +914,7 @@
                   <v:imagedata r:id="rId47" o:title=""/>
                   <w10:wrap type="square"/>
                 </v:shape>
-                <o:OLEObject Type="Embed" ProgID="ACD.ChemSketchCDX" ShapeID="_x0000_s1070" DrawAspect="Content" ObjectID="_1852803115" r:id="rId48"/>
+                <o:OLEObject Type="Embed" ProgID="ACD.ChemSketchCDX" ShapeID="_x0000_s1070" DrawAspect="Content" ObjectID="_1852875098" r:id="rId48"/>
               </w:object>
             </w:r>
           </w:p>
@@ -962,7 +962,7 @@
                 <v:shape id="_x0000_s1418" type="#_x0000_t75" style="width:124.8pt;height:59.75pt">
                   <v:imagedata r:id="rId49" o:title=""/>
                 </v:shape>
-                <o:OLEObject Type="Embed" ProgID="ACD.ChemSketchCDX" ShapeID="_x0000_s1418" DrawAspect="Content" ObjectID="_1852803148" r:id="rId50"/>
+                <o:OLEObject Type="Embed" ProgID="ACD.ChemSketchCDX" ShapeID="_x0000_s1418" DrawAspect="Content" ObjectID="_1852875131" r:id="rId50"/>
               </w:object>
             </w:r>
           </w:p>
@@ -995,7 +995,7 @@
                 <v:shape id="_x0000_s1419" type="#_x0000_t75" style="width:79.45pt;height:40.8pt">
                   <v:imagedata r:id="rId51" o:title=""/>
                 </v:shape>
-                <o:OLEObject Type="Embed" ProgID="ACD.ChemSketchCDX" ShapeID="_x0000_s1419" DrawAspect="Content" ObjectID="_1852803149" r:id="rId52"/>
+                <o:OLEObject Type="Embed" ProgID="ACD.ChemSketchCDX" ShapeID="_x0000_s1419" DrawAspect="Content" ObjectID="_1852875132" r:id="rId52"/>
               </w:object>
             </w:r>
           </w:p>
@@ -1020,7 +1020,7 @@
                   <v:imagedata r:id="rId53" o:title=""/>
                   <w10:wrap type="square"/>
                 </v:shape>
-                <o:OLEObject Type="Embed" ProgID="ACD.ChemSketchCDX" ShapeID="_x0000_s1073" DrawAspect="Content" ObjectID="_1852803116" r:id="rId54"/>
+                <o:OLEObject Type="Embed" ProgID="ACD.ChemSketchCDX" ShapeID="_x0000_s1073" DrawAspect="Content" ObjectID="_1852875099" r:id="rId54"/>
               </w:object>
             </w:r>
           </w:p>
@@ -1069,7 +1069,7 @@
                 <v:shape id="_x0000_s1420" type="#_x0000_t75" style="width:124.05pt;height:70.05pt">
                   <v:imagedata r:id="rId55" o:title=""/>
                 </v:shape>
-                <o:OLEObject Type="Embed" ProgID="ACD.ChemSketchCDX" ShapeID="_x0000_s1420" DrawAspect="Content" ObjectID="_1852803150" r:id="rId56"/>
+                <o:OLEObject Type="Embed" ProgID="ACD.ChemSketchCDX" ShapeID="_x0000_s1420" DrawAspect="Content" ObjectID="_1852875133" r:id="rId56"/>
               </w:object>
             </w:r>
           </w:p>
@@ -1102,7 +1102,7 @@
                 <v:shape id="_x0000_s1421" type="#_x0000_t75" style="width:79.45pt;height:40.8pt">
                   <v:imagedata r:id="rId57" o:title=""/>
                 </v:shape>
-                <o:OLEObject Type="Embed" ProgID="ACD.ChemSketchCDX" ShapeID="_x0000_s1421" DrawAspect="Content" ObjectID="_1852803151" r:id="rId58"/>
+                <o:OLEObject Type="Embed" ProgID="ACD.ChemSketchCDX" ShapeID="_x0000_s1421" DrawAspect="Content" ObjectID="_1852875134" r:id="rId58"/>
               </w:object>
             </w:r>
           </w:p>
@@ -1127,7 +1127,7 @@
                   <v:imagedata r:id="rId59" o:title=""/>
                   <w10:wrap type="square"/>
                 </v:shape>
-                <o:OLEObject Type="Embed" ProgID="ACD.ChemSketchCDX" ShapeID="_x0000_s1074" DrawAspect="Content" ObjectID="_1852803117" r:id="rId60"/>
+                <o:OLEObject Type="Embed" ProgID="ACD.ChemSketchCDX" ShapeID="_x0000_s1074" DrawAspect="Content" ObjectID="_1852875100" r:id="rId60"/>
               </w:object>
             </w:r>
           </w:p>
@@ -1175,7 +1175,7 @@
                 <v:shape id="_x0000_s1422" type="#_x0000_t75" style="width:132pt;height:61.45pt">
                   <v:imagedata r:id="rId61" o:title=""/>
                 </v:shape>
-                <o:OLEObject Type="Embed" ProgID="ACD.ChemSketchCDX" ShapeID="_x0000_s1422" DrawAspect="Content" ObjectID="_1852803152" r:id="rId62"/>
+                <o:OLEObject Type="Embed" ProgID="ACD.ChemSketchCDX" ShapeID="_x0000_s1422" DrawAspect="Content" ObjectID="_1852875135" r:id="rId62"/>
               </w:object>
             </w:r>
           </w:p>
@@ -1208,7 +1208,7 @@
                 <v:shape id="_x0000_s1423" type="#_x0000_t75" style="width:79.45pt;height:40.8pt">
                   <v:imagedata r:id="rId63" o:title=""/>
                 </v:shape>
-                <o:OLEObject Type="Embed" ProgID="ACD.ChemSketchCDX" ShapeID="_x0000_s1423" DrawAspect="Content" ObjectID="_1852803153" r:id="rId64"/>
+                <o:OLEObject Type="Embed" ProgID="ACD.ChemSketchCDX" ShapeID="_x0000_s1423" DrawAspect="Content" ObjectID="_1852875136" r:id="rId64"/>
               </w:object>
             </w:r>
           </w:p>
@@ -1233,7 +1233,7 @@
                   <v:imagedata r:id="rId65" o:title=""/>
                   <w10:wrap type="square"/>
                 </v:shape>
-                <o:OLEObject Type="Embed" ProgID="ACD.ChemSketchCDX" ShapeID="_x0000_s1075" DrawAspect="Content" ObjectID="_1852803118" r:id="rId66"/>
+                <o:OLEObject Type="Embed" ProgID="ACD.ChemSketchCDX" ShapeID="_x0000_s1075" DrawAspect="Content" ObjectID="_1852875101" r:id="rId66"/>
               </w:object>
             </w:r>
           </w:p>
@@ -1281,7 +1281,7 @@
                 <v:shape id="_x0000_s1424" type="#_x0000_t75" style="width:129.85pt;height:60.45pt">
                   <v:imagedata r:id="rId67" o:title=""/>
                 </v:shape>
-                <o:OLEObject Type="Embed" ProgID="ACD.ChemSketchCDX" ShapeID="_x0000_s1424" DrawAspect="Content" ObjectID="_1852803154" r:id="rId68"/>
+                <o:OLEObject Type="Embed" ProgID="ACD.ChemSketchCDX" ShapeID="_x0000_s1424" DrawAspect="Content" ObjectID="_1852875137" r:id="rId68"/>
               </w:object>
             </w:r>
           </w:p>
@@ -1314,7 +1314,7 @@
                 <v:shape id="_x0000_s1425" type="#_x0000_t75" style="width:79.45pt;height:40.8pt">
                   <v:imagedata r:id="rId69" o:title=""/>
                 </v:shape>
-                <o:OLEObject Type="Embed" ProgID="ACD.ChemSketchCDX" ShapeID="_x0000_s1425" DrawAspect="Content" ObjectID="_1852803155" r:id="rId70"/>
+                <o:OLEObject Type="Embed" ProgID="ACD.ChemSketchCDX" ShapeID="_x0000_s1425" DrawAspect="Content" ObjectID="_1852875138" r:id="rId70"/>
               </w:object>
             </w:r>
           </w:p>
@@ -1339,7 +1339,7 @@
                   <v:imagedata r:id="rId71" o:title=""/>
                   <w10:wrap type="square"/>
                 </v:shape>
-                <o:OLEObject Type="Embed" ProgID="ACD.ChemSketchCDX" ShapeID="_x0000_s1080" DrawAspect="Content" ObjectID="_1852803119" r:id="rId72"/>
+                <o:OLEObject Type="Embed" ProgID="ACD.ChemSketchCDX" ShapeID="_x0000_s1080" DrawAspect="Content" ObjectID="_1852875102" r:id="rId72"/>
               </w:object>
             </w:r>
           </w:p>
@@ -1387,7 +1387,7 @@
                 <v:shape id="_x0000_s1426" type="#_x0000_t75" style="width:125.25pt;height:57.85pt">
                   <v:imagedata r:id="rId73" o:title=""/>
                 </v:shape>
-                <o:OLEObject Type="Embed" ProgID="ACD.ChemSketchCDX" ShapeID="_x0000_s1426" DrawAspect="Content" ObjectID="_1852803156" r:id="rId74"/>
+                <o:OLEObject Type="Embed" ProgID="ACD.ChemSketchCDX" ShapeID="_x0000_s1426" DrawAspect="Content" ObjectID="_1852875139" r:id="rId74"/>
               </w:object>
             </w:r>
           </w:p>
@@ -1420,7 +1420,7 @@
                 <v:shape id="_x0000_s1427" type="#_x0000_t75" style="width:79.45pt;height:40.8pt">
                   <v:imagedata r:id="rId75" o:title=""/>
                 </v:shape>
-                <o:OLEObject Type="Embed" ProgID="ACD.ChemSketchCDX" ShapeID="_x0000_s1427" DrawAspect="Content" ObjectID="_1852803157" r:id="rId76"/>
+                <o:OLEObject Type="Embed" ProgID="ACD.ChemSketchCDX" ShapeID="_x0000_s1427" DrawAspect="Content" ObjectID="_1852875140" r:id="rId76"/>
               </w:object>
             </w:r>
           </w:p>
@@ -1445,7 +1445,7 @@
                   <v:imagedata r:id="rId77" o:title=""/>
                   <w10:wrap type="square"/>
                 </v:shape>
-                <o:OLEObject Type="Embed" ProgID="ACD.ChemSketchCDX" ShapeID="_x0000_s1146" DrawAspect="Content" ObjectID="_1852803120" r:id="rId78"/>
+                <o:OLEObject Type="Embed" ProgID="ACD.ChemSketchCDX" ShapeID="_x0000_s1146" DrawAspect="Content" ObjectID="_1852875103" r:id="rId78"/>
               </w:object>
             </w:r>
           </w:p>
@@ -1494,7 +1494,7 @@
                 <v:shape id="_x0000_s1428" type="#_x0000_t75" style="width:125.25pt;height:59.55pt">
                   <v:imagedata r:id="rId79" o:title=""/>
                 </v:shape>
-                <o:OLEObject Type="Embed" ProgID="ACD.ChemSketchCDX" ShapeID="_x0000_s1428" DrawAspect="Content" ObjectID="_1852803158" r:id="rId80"/>
+                <o:OLEObject Type="Embed" ProgID="ACD.ChemSketchCDX" ShapeID="_x0000_s1428" DrawAspect="Content" ObjectID="_1852875141" r:id="rId80"/>
               </w:object>
             </w:r>
           </w:p>
@@ -1527,7 +1527,7 @@
                 <v:shape id="_x0000_s1429" type="#_x0000_t75" style="width:79.45pt;height:40.8pt">
                   <v:imagedata r:id="rId81" o:title=""/>
                 </v:shape>
-                <o:OLEObject Type="Embed" ProgID="ACD.ChemSketchCDX" ShapeID="_x0000_s1429" DrawAspect="Content" ObjectID="_1852803159" r:id="rId82"/>
+                <o:OLEObject Type="Embed" ProgID="ACD.ChemSketchCDX" ShapeID="_x0000_s1429" DrawAspect="Content" ObjectID="_1852875142" r:id="rId82"/>
               </w:object>
             </w:r>
           </w:p>
@@ -1552,7 +1552,7 @@
                   <v:imagedata r:id="rId83" o:title=""/>
                   <w10:wrap type="square"/>
                 </v:shape>
-                <o:OLEObject Type="Embed" ProgID="ACD.ChemSketchCDX" ShapeID="_x0000_s1317" DrawAspect="Content" ObjectID="_1852803121" r:id="rId84"/>
+                <o:OLEObject Type="Embed" ProgID="ACD.ChemSketchCDX" ShapeID="_x0000_s1317" DrawAspect="Content" ObjectID="_1852875104" r:id="rId84"/>
               </w:object>
             </w:r>
           </w:p>
@@ -1600,7 +1600,7 @@
                 <v:shape id="_x0000_s1430" type="#_x0000_t75" style="width:104.9pt;height:62.65pt">
                   <v:imagedata r:id="rId85" o:title=""/>
                 </v:shape>
-                <o:OLEObject Type="Embed" ProgID="ACD.ChemSketchCDX" ShapeID="_x0000_s1430" DrawAspect="Content" ObjectID="_1852803160" r:id="rId86"/>
+                <o:OLEObject Type="Embed" ProgID="ACD.ChemSketchCDX" ShapeID="_x0000_s1430" DrawAspect="Content" ObjectID="_1852875143" r:id="rId86"/>
               </w:object>
             </w:r>
           </w:p>
@@ -1633,7 +1633,7 @@
                 <v:shape id="_x0000_s1431" type="#_x0000_t75" style="width:79.9pt;height:55.7pt">
                   <v:imagedata r:id="rId87" o:title=""/>
                 </v:shape>
-                <o:OLEObject Type="Embed" ProgID="ACD.ChemSketchCDX" ShapeID="_x0000_s1431" DrawAspect="Content" ObjectID="_1852803161" r:id="rId88"/>
+                <o:OLEObject Type="Embed" ProgID="ACD.ChemSketchCDX" ShapeID="_x0000_s1431" DrawAspect="Content" ObjectID="_1852875144" r:id="rId88"/>
               </w:object>
             </w:r>
           </w:p>
@@ -1658,7 +1658,7 @@
                   <v:imagedata r:id="rId89" o:title=""/>
                   <w10:wrap type="square"/>
                 </v:shape>
-                <o:OLEObject Type="Embed" ProgID="ACD.ChemSketchCDX" ShapeID="_x0000_s1174" DrawAspect="Content" ObjectID="_1852803122" r:id="rId90"/>
+                <o:OLEObject Type="Embed" ProgID="ACD.ChemSketchCDX" ShapeID="_x0000_s1174" DrawAspect="Content" ObjectID="_1852875105" r:id="rId90"/>
               </w:object>
             </w:r>
           </w:p>
@@ -1706,7 +1706,7 @@
                 <v:shape id="_x0000_s1432" type="#_x0000_t75" style="width:121.45pt;height:59pt">
                   <v:imagedata r:id="rId91" o:title=""/>
                 </v:shape>
-                <o:OLEObject Type="Embed" ProgID="ACD.ChemSketchCDX" ShapeID="_x0000_s1432" DrawAspect="Content" ObjectID="_1852803162" r:id="rId92"/>
+                <o:OLEObject Type="Embed" ProgID="ACD.ChemSketchCDX" ShapeID="_x0000_s1432" DrawAspect="Content" ObjectID="_1852875145" r:id="rId92"/>
               </w:object>
             </w:r>
           </w:p>
@@ -1739,7 +1739,7 @@
                 <v:shape id="_x0000_s1433" type="#_x0000_t75" style="width:102.95pt;height:40.55pt">
                   <v:imagedata r:id="rId93" o:title=""/>
                 </v:shape>
-                <o:OLEObject Type="Embed" ProgID="ACD.ChemSketchCDX" ShapeID="_x0000_s1433" DrawAspect="Content" ObjectID="_1852803163" r:id="rId94"/>
+                <o:OLEObject Type="Embed" ProgID="ACD.ChemSketchCDX" ShapeID="_x0000_s1433" DrawAspect="Content" ObjectID="_1852875146" r:id="rId94"/>
               </w:object>
             </w:r>
           </w:p>
@@ -1764,7 +1764,7 @@
                   <v:imagedata r:id="rId95" o:title=""/>
                   <w10:wrap type="square"/>
                 </v:shape>
-                <o:OLEObject Type="Embed" ProgID="ACD.ChemSketchCDX" ShapeID="_x0000_s1191" DrawAspect="Content" ObjectID="_1852803123" r:id="rId96"/>
+                <o:OLEObject Type="Embed" ProgID="ACD.ChemSketchCDX" ShapeID="_x0000_s1191" DrawAspect="Content" ObjectID="_1852875106" r:id="rId96"/>
               </w:object>
             </w:r>
           </w:p>
@@ -1813,7 +1813,7 @@
                 <v:shape id="_x0000_s1434" type="#_x0000_t75" style="width:127.95pt;height:61.7pt">
                   <v:imagedata r:id="rId97" o:title=""/>
                 </v:shape>
-                <o:OLEObject Type="Embed" ProgID="ACD.ChemSketchCDX" ShapeID="_x0000_s1434" DrawAspect="Content" ObjectID="_1852803164" r:id="rId98"/>
+                <o:OLEObject Type="Embed" ProgID="ACD.ChemSketchCDX" ShapeID="_x0000_s1434" DrawAspect="Content" ObjectID="_1852875147" r:id="rId98"/>
               </w:object>
             </w:r>
           </w:p>
@@ -1846,7 +1846,7 @@
                 <v:shape id="_x0000_s1435" type="#_x0000_t75" style="width:98.85pt;height:41pt">
                   <v:imagedata r:id="rId99" o:title=""/>
                 </v:shape>
-                <o:OLEObject Type="Embed" ProgID="ACD.ChemSketchCDX" ShapeID="_x0000_s1435" DrawAspect="Content" ObjectID="_1852803165" r:id="rId100"/>
+                <o:OLEObject Type="Embed" ProgID="ACD.ChemSketchCDX" ShapeID="_x0000_s1435" DrawAspect="Content" ObjectID="_1852875148" r:id="rId100"/>
               </w:object>
             </w:r>
           </w:p>
@@ -1871,7 +1871,7 @@
                   <v:imagedata r:id="rId101" o:title=""/>
                   <w10:wrap type="square"/>
                 </v:shape>
-                <o:OLEObject Type="Embed" ProgID="ACD.ChemSketchCDX" ShapeID="_x0000_s1192" DrawAspect="Content" ObjectID="_1852803124" r:id="rId102"/>
+                <o:OLEObject Type="Embed" ProgID="ACD.ChemSketchCDX" ShapeID="_x0000_s1192" DrawAspect="Content" ObjectID="_1852875107" r:id="rId102"/>
               </w:object>
             </w:r>
           </w:p>
@@ -1919,7 +1919,7 @@
                 <v:shape id="_x0000_s1436" type="#_x0000_t75" style="width:104.9pt;height:62.65pt">
                   <v:imagedata r:id="rId103" o:title=""/>
                 </v:shape>
-                <o:OLEObject Type="Embed" ProgID="ACD.ChemSketchCDX" ShapeID="_x0000_s1436" DrawAspect="Content" ObjectID="_1852803166" r:id="rId104"/>
+                <o:OLEObject Type="Embed" ProgID="ACD.ChemSketchCDX" ShapeID="_x0000_s1436" DrawAspect="Content" ObjectID="_1852875149" r:id="rId104"/>
               </w:object>
             </w:r>
           </w:p>
@@ -1952,7 +1952,7 @@
                 <v:shape id="_x0000_s1437" type="#_x0000_t75" style="width:74.85pt;height:42.25pt">
                   <v:imagedata r:id="rId105" o:title=""/>
                 </v:shape>
-                <o:OLEObject Type="Embed" ProgID="ACD.ChemSketchCDX" ShapeID="_x0000_s1437" DrawAspect="Content" ObjectID="_1852803167" r:id="rId106"/>
+                <o:OLEObject Type="Embed" ProgID="ACD.ChemSketchCDX" ShapeID="_x0000_s1437" DrawAspect="Content" ObjectID="_1852875150" r:id="rId106"/>
               </w:object>
             </w:r>
           </w:p>
@@ -1977,7 +1977,7 @@
                   <v:imagedata r:id="rId107" o:title=""/>
                   <w10:wrap type="square"/>
                 </v:shape>
-                <o:OLEObject Type="Embed" ProgID="ACD.ChemSketchCDX" ShapeID="_x0000_s1232" DrawAspect="Content" ObjectID="_1852803125" r:id="rId108"/>
+                <o:OLEObject Type="Embed" ProgID="ACD.ChemSketchCDX" ShapeID="_x0000_s1232" DrawAspect="Content" ObjectID="_1852875108" r:id="rId108"/>
               </w:object>
             </w:r>
           </w:p>
@@ -2025,7 +2025,7 @@
                 <v:shape id="_x0000_s1438" type="#_x0000_t75" style="width:99.6pt;height:58.3pt">
                   <v:imagedata r:id="rId109" o:title=""/>
                 </v:shape>
-                <o:OLEObject Type="Embed" ProgID="ACD.ChemSketchCDX" ShapeID="_x0000_s1438" DrawAspect="Content" ObjectID="_1852803168" r:id="rId110"/>
+                <o:OLEObject Type="Embed" ProgID="ACD.ChemSketchCDX" ShapeID="_x0000_s1438" DrawAspect="Content" ObjectID="_1852875151" r:id="rId110"/>
               </w:object>
             </w:r>
           </w:p>
@@ -2055,10 +2055,10 @@
                 <w14:ligatures w14:val="none"/>
               </w:rPr>
               <w:object w:dxaOrig="1440" w:dyaOrig="1440">
-                <v:shape id="_x0000_s1439" type="#_x0000_t75" style="width:78.25pt;height:34.55pt">
+                <v:shape id="_x0000_s1439" type="#_x0000_t75" style="width:78.25pt;height:32.85pt">
                   <v:imagedata r:id="rId111" o:title=""/>
                 </v:shape>
-                <o:OLEObject Type="Embed" ProgID="ACD.ChemSketchCDX" ShapeID="_x0000_s1439" DrawAspect="Content" ObjectID="_1852803169" r:id="rId112"/>
+                <o:OLEObject Type="Embed" ProgID="ACD.ChemSketchCDX" ShapeID="_x0000_s1439" DrawAspect="Content" ObjectID="_1852875152" r:id="rId112"/>
               </w:object>
             </w:r>
           </w:p>
@@ -2083,7 +2083,7 @@
                   <v:imagedata r:id="rId113" o:title=""/>
                   <w10:wrap type="square"/>
                 </v:shape>
-                <o:OLEObject Type="Embed" ProgID="ACD.ChemSketchCDX" ShapeID="_x0000_s1123" DrawAspect="Content" ObjectID="_1852803126" r:id="rId114"/>
+                <o:OLEObject Type="Embed" ProgID="ACD.ChemSketchCDX" ShapeID="_x0000_s1123" DrawAspect="Content" ObjectID="_1852875109" r:id="rId114"/>
               </w:object>
             </w:r>
           </w:p>
@@ -2131,7 +2131,7 @@
                 <v:shape id="_x0000_s1440" type="#_x0000_t75" style="width:110.4pt;height:57.1pt">
                   <v:imagedata r:id="rId115" o:title=""/>
                 </v:shape>
-                <o:OLEObject Type="Embed" ProgID="ACD.ChemSketchCDX" ShapeID="_x0000_s1440" DrawAspect="Content" ObjectID="_1852803170" r:id="rId116"/>
+                <o:OLEObject Type="Embed" ProgID="ACD.ChemSketchCDX" ShapeID="_x0000_s1440" DrawAspect="Content" ObjectID="_1852875153" r:id="rId116"/>
               </w:object>
             </w:r>
           </w:p>
@@ -2161,10 +2161,10 @@
                 <w14:ligatures w14:val="none"/>
               </w:rPr>
               <w:object w:dxaOrig="1440" w:dyaOrig="1440">
-                <v:shape id="_x0000_s1441" type="#_x0000_t75" style="width:78.25pt;height:34.55pt">
+                <v:shape id="_x0000_s1441" type="#_x0000_t75" style="width:78.25pt;height:32.85pt">
                   <v:imagedata r:id="rId117" o:title=""/>
                 </v:shape>
-                <o:OLEObject Type="Embed" ProgID="ACD.ChemSketchCDX" ShapeID="_x0000_s1441" DrawAspect="Content" ObjectID="_1852803171" r:id="rId118"/>
+                <o:OLEObject Type="Embed" ProgID="ACD.ChemSketchCDX" ShapeID="_x0000_s1441" DrawAspect="Content" ObjectID="_1852875154" r:id="rId118"/>
               </w:object>
             </w:r>
           </w:p>
@@ -2189,7 +2189,7 @@
                   <v:imagedata r:id="rId119" o:title=""/>
                   <w10:wrap type="square"/>
                 </v:shape>
-                <o:OLEObject Type="Embed" ProgID="ACD.ChemSketchCDX" ShapeID="_x0000_s1175" DrawAspect="Content" ObjectID="_1852803127" r:id="rId120"/>
+                <o:OLEObject Type="Embed" ProgID="ACD.ChemSketchCDX" ShapeID="_x0000_s1175" DrawAspect="Content" ObjectID="_1852875110" r:id="rId120"/>
               </w:object>
             </w:r>
           </w:p>
@@ -2238,7 +2238,7 @@
                 <v:shape id="_x0000_s1442" type="#_x0000_t75" style="width:113.3pt;height:57.1pt">
                   <v:imagedata r:id="rId121" o:title=""/>
                 </v:shape>
-                <o:OLEObject Type="Embed" ProgID="ACD.ChemSketchCDX" ShapeID="_x0000_s1442" DrawAspect="Content" ObjectID="_1852803172" r:id="rId122"/>
+                <o:OLEObject Type="Embed" ProgID="ACD.ChemSketchCDX" ShapeID="_x0000_s1442" DrawAspect="Content" ObjectID="_1852875155" r:id="rId122"/>
               </w:object>
             </w:r>
           </w:p>
@@ -2268,10 +2268,10 @@
                 <w14:ligatures w14:val="none"/>
               </w:rPr>
               <w:object w:dxaOrig="1440" w:dyaOrig="1440">
-                <v:shape id="_x0000_s1443" type="#_x0000_t75" style="width:78.25pt;height:34.55pt">
+                <v:shape id="_x0000_s1443" type="#_x0000_t75" style="width:78.25pt;height:32.85pt">
                   <v:imagedata r:id="rId123" o:title=""/>
                 </v:shape>
-                <o:OLEObject Type="Embed" ProgID="ACD.ChemSketchCDX" ShapeID="_x0000_s1443" DrawAspect="Content" ObjectID="_1852803173" r:id="rId124"/>
+                <o:OLEObject Type="Embed" ProgID="ACD.ChemSketchCDX" ShapeID="_x0000_s1443" DrawAspect="Content" ObjectID="_1852875156" r:id="rId124"/>
               </w:object>
             </w:r>
           </w:p>
@@ -2296,7 +2296,7 @@
                   <v:imagedata r:id="rId125" o:title=""/>
                   <w10:wrap type="square"/>
                 </v:shape>
-                <o:OLEObject Type="Embed" ProgID="ACD.ChemSketchCDX" ShapeID="_x0000_s1178" DrawAspect="Content" ObjectID="_1852803128" r:id="rId126"/>
+                <o:OLEObject Type="Embed" ProgID="ACD.ChemSketchCDX" ShapeID="_x0000_s1178" DrawAspect="Content" ObjectID="_1852875111" r:id="rId126"/>
               </w:object>
             </w:r>
           </w:p>
@@ -2344,7 +2344,7 @@
                 <v:shape id="_x0000_s1444" type="#_x0000_t75" style="width:99.85pt;height:59.55pt">
                   <v:imagedata r:id="rId127" o:title=""/>
                 </v:shape>
-                <o:OLEObject Type="Embed" ProgID="ACD.ChemSketchCDX" ShapeID="_x0000_s1444" DrawAspect="Content" ObjectID="_1852803174" r:id="rId128"/>
+                <o:OLEObject Type="Embed" ProgID="ACD.ChemSketchCDX" ShapeID="_x0000_s1444" DrawAspect="Content" ObjectID="_1852875157" r:id="rId128"/>
               </w:object>
             </w:r>
           </w:p>
@@ -2374,10 +2374,10 @@
                 <w14:ligatures w14:val="none"/>
               </w:rPr>
               <w:object w:dxaOrig="1440" w:dyaOrig="1440">
-                <v:shape id="_x0000_s1445" type="#_x0000_t75" style="width:78.25pt;height:34.55pt">
+                <v:shape id="_x0000_s1445" type="#_x0000_t75" style="width:78.25pt;height:32.85pt">
                   <v:imagedata r:id="rId129" o:title=""/>
                 </v:shape>
-                <o:OLEObject Type="Embed" ProgID="ACD.ChemSketchCDX" ShapeID="_x0000_s1445" DrawAspect="Content" ObjectID="_1852803175" r:id="rId130"/>
+                <o:OLEObject Type="Embed" ProgID="ACD.ChemSketchCDX" ShapeID="_x0000_s1445" DrawAspect="Content" ObjectID="_1852875158" r:id="rId130"/>
               </w:object>
             </w:r>
           </w:p>
@@ -2402,7 +2402,7 @@
                   <v:imagedata r:id="rId131" o:title=""/>
                   <w10:wrap type="square"/>
                 </v:shape>
-                <o:OLEObject Type="Embed" ProgID="ACD.ChemSketchCDX" ShapeID="_x0000_s1193" DrawAspect="Content" ObjectID="_1852803129" r:id="rId132"/>
+                <o:OLEObject Type="Embed" ProgID="ACD.ChemSketchCDX" ShapeID="_x0000_s1193" DrawAspect="Content" ObjectID="_1852875112" r:id="rId132"/>
               </w:object>
             </w:r>
           </w:p>
@@ -2450,7 +2450,7 @@
                 <v:shape id="_x0000_s1446" type="#_x0000_t75" style="width:114.5pt;height:59.25pt">
                   <v:imagedata r:id="rId133" o:title=""/>
                 </v:shape>
-                <o:OLEObject Type="Embed" ProgID="ACD.ChemSketchCDX" ShapeID="_x0000_s1446" DrawAspect="Content" ObjectID="_1852803176" r:id="rId134"/>
+                <o:OLEObject Type="Embed" ProgID="ACD.ChemSketchCDX" ShapeID="_x0000_s1446" DrawAspect="Content" ObjectID="_1852875159" r:id="rId134"/>
               </w:object>
             </w:r>
           </w:p>
@@ -2480,10 +2480,10 @@
                 <w14:ligatures w14:val="none"/>
               </w:rPr>
               <w:object w:dxaOrig="1440" w:dyaOrig="1440">
-                <v:shape id="_x0000_s1447" type="#_x0000_t75" style="width:78.25pt;height:34.55pt">
+                <v:shape id="_x0000_s1447" type="#_x0000_t75" style="width:78.25pt;height:32.85pt">
                   <v:imagedata r:id="rId135" o:title=""/>
                 </v:shape>
-                <o:OLEObject Type="Embed" ProgID="ACD.ChemSketchCDX" ShapeID="_x0000_s1447" DrawAspect="Content" ObjectID="_1852803177" r:id="rId136"/>
+                <o:OLEObject Type="Embed" ProgID="ACD.ChemSketchCDX" ShapeID="_x0000_s1447" DrawAspect="Content" ObjectID="_1852875160" r:id="rId136"/>
               </w:object>
             </w:r>
           </w:p>
@@ -2508,7 +2508,7 @@
                   <v:imagedata r:id="rId137" o:title=""/>
                   <w10:wrap type="square"/>
                 </v:shape>
-                <o:OLEObject Type="Embed" ProgID="ACD.ChemSketchCDX" ShapeID="_x0000_s1176" DrawAspect="Content" ObjectID="_1852803130" r:id="rId138"/>
+                <o:OLEObject Type="Embed" ProgID="ACD.ChemSketchCDX" ShapeID="_x0000_s1176" DrawAspect="Content" ObjectID="_1852875113" r:id="rId138"/>
               </w:object>
             </w:r>
           </w:p>
@@ -2556,7 +2556,7 @@
                 <v:shape id="_x0000_s1448" type="#_x0000_t75" style="width:126.95pt;height:58.3pt">
                   <v:imagedata r:id="rId139" o:title=""/>
                 </v:shape>
-                <o:OLEObject Type="Embed" ProgID="ACD.ChemSketchCDX" ShapeID="_x0000_s1448" DrawAspect="Content" ObjectID="_1852803178" r:id="rId140"/>
+                <o:OLEObject Type="Embed" ProgID="ACD.ChemSketchCDX" ShapeID="_x0000_s1448" DrawAspect="Content" ObjectID="_1852875161" r:id="rId140"/>
               </w:object>
             </w:r>
           </w:p>
@@ -2586,10 +2586,10 @@
                 <w14:ligatures w14:val="none"/>
               </w:rPr>
               <w:object w:dxaOrig="1440" w:dyaOrig="1440">
-                <v:shape id="_x0000_s1449" type="#_x0000_t75" style="width:78.25pt;height:34.55pt">
+                <v:shape id="_x0000_s1449" type="#_x0000_t75" style="width:78.25pt;height:32.85pt">
                   <v:imagedata r:id="rId141" o:title=""/>
                 </v:shape>
-                <o:OLEObject Type="Embed" ProgID="ACD.ChemSketchCDX" ShapeID="_x0000_s1449" DrawAspect="Content" ObjectID="_1852803179" r:id="rId142"/>
+                <o:OLEObject Type="Embed" ProgID="ACD.ChemSketchCDX" ShapeID="_x0000_s1449" DrawAspect="Content" ObjectID="_1852875162" r:id="rId142"/>
               </w:object>
             </w:r>
           </w:p>
@@ -2614,7 +2614,7 @@
                   <v:imagedata r:id="rId143" o:title=""/>
                   <w10:wrap type="square"/>
                 </v:shape>
-                <o:OLEObject Type="Embed" ProgID="ACD.ChemSketchCDX" ShapeID="_x0000_s1177" DrawAspect="Content" ObjectID="_1852803131" r:id="rId144"/>
+                <o:OLEObject Type="Embed" ProgID="ACD.ChemSketchCDX" ShapeID="_x0000_s1177" DrawAspect="Content" ObjectID="_1852875114" r:id="rId144"/>
               </w:object>
             </w:r>
           </w:p>
@@ -2662,7 +2662,7 @@
                 <v:shape id="_x0000_s1450" type="#_x0000_t75" style="width:110.4pt;height:57.1pt">
                   <v:imagedata r:id="rId145" o:title=""/>
                 </v:shape>
-                <o:OLEObject Type="Embed" ProgID="ACD.ChemSketchCDX" ShapeID="_x0000_s1450" DrawAspect="Content" ObjectID="_1852803180" r:id="rId146"/>
+                <o:OLEObject Type="Embed" ProgID="ACD.ChemSketchCDX" ShapeID="_x0000_s1450" DrawAspect="Content" ObjectID="_1852875163" r:id="rId146"/>
               </w:object>
             </w:r>
           </w:p>
@@ -2692,10 +2692,10 @@
                 <w14:ligatures w14:val="none"/>
               </w:rPr>
               <w:object w:dxaOrig="1440" w:dyaOrig="1440">
-                <v:shape id="_x0000_s1451" type="#_x0000_t75" style="width:78.25pt;height:34.55pt">
+                <v:shape id="_x0000_s1451" type="#_x0000_t75" style="width:78.25pt;height:32.85pt">
                   <v:imagedata r:id="rId147" o:title=""/>
                 </v:shape>
-                <o:OLEObject Type="Embed" ProgID="ACD.ChemSketchCDX" ShapeID="_x0000_s1451" DrawAspect="Content" ObjectID="_1852803181" r:id="rId148"/>
+                <o:OLEObject Type="Embed" ProgID="ACD.ChemSketchCDX" ShapeID="_x0000_s1451" DrawAspect="Content" ObjectID="_1852875164" r:id="rId148"/>
               </w:object>
             </w:r>
           </w:p>
@@ -2721,7 +2721,7 @@
                 <v:shape id="_x0000_s1456" type="#_x0000_t75" style="width:126.05pt;height:92.65pt">
                   <v:imagedata r:id="rId149" o:title=""/>
                 </v:shape>
-                <o:OLEObject Type="Embed" ProgID="ACD.ChemSketchCDX" ShapeID="_x0000_s1456" DrawAspect="Content" ObjectID="_1852803186" r:id="rId150"/>
+                <o:OLEObject Type="Embed" ProgID="ACD.ChemSketchCDX" ShapeID="_x0000_s1456" DrawAspect="Content" ObjectID="_1852875169" r:id="rId150"/>
               </w:object>
             </w:r>
           </w:p>
@@ -2770,7 +2770,7 @@
                 <v:shape id="_x0000_s1452" type="#_x0000_t75" style="width:110.4pt;height:57.1pt">
                   <v:imagedata r:id="rId151" o:title=""/>
                 </v:shape>
-                <o:OLEObject Type="Embed" ProgID="ACD.ChemSketchCDX" ShapeID="_x0000_s1452" DrawAspect="Content" ObjectID="_1852803182" r:id="rId152"/>
+                <o:OLEObject Type="Embed" ProgID="ACD.ChemSketchCDX" ShapeID="_x0000_s1452" DrawAspect="Content" ObjectID="_1852875165" r:id="rId152"/>
               </w:object>
             </w:r>
           </w:p>
@@ -2803,7 +2803,7 @@
                 <v:shape id="_x0000_s1453" type="#_x0000_t75" style="width:79.45pt;height:40.8pt">
                   <v:imagedata r:id="rId153" o:title=""/>
                 </v:shape>
-                <o:OLEObject Type="Embed" ProgID="ACD.ChemSketchCDX" ShapeID="_x0000_s1453" DrawAspect="Content" ObjectID="_1852803183" r:id="rId154"/>
+                <o:OLEObject Type="Embed" ProgID="ACD.ChemSketchCDX" ShapeID="_x0000_s1453" DrawAspect="Content" ObjectID="_1852875166" r:id="rId154"/>
               </w:object>
             </w:r>
           </w:p>
@@ -2828,7 +2828,7 @@
                   <v:imagedata r:id="rId155" o:title=""/>
                   <w10:wrap type="square"/>
                 </v:shape>
-                <o:OLEObject Type="Embed" ProgID="ACD.ChemSketchCDX" ShapeID="_x0000_s1233" DrawAspect="Content" ObjectID="_1852803132" r:id="rId156"/>
+                <o:OLEObject Type="Embed" ProgID="ACD.ChemSketchCDX" ShapeID="_x0000_s1233" DrawAspect="Content" ObjectID="_1852875115" r:id="rId156"/>
               </w:object>
             </w:r>
           </w:p>
@@ -2876,7 +2876,7 @@
                 <v:shape id="_x0000_s1454" type="#_x0000_t75" style="width:136.05pt;height:77.25pt">
                   <v:imagedata r:id="rId157" o:title=""/>
                 </v:shape>
-                <o:OLEObject Type="Embed" ProgID="ACD.ChemSketchCDX" ShapeID="_x0000_s1454" DrawAspect="Content" ObjectID="_1852803184" r:id="rId158"/>
+                <o:OLEObject Type="Embed" ProgID="ACD.ChemSketchCDX" ShapeID="_x0000_s1454" DrawAspect="Content" ObjectID="_1852875167" r:id="rId158"/>
               </w:object>
             </w:r>
           </w:p>
@@ -2919,7 +2919,7 @@
                 <v:shape id="_x0000_s1277" type="#_x0000_t75" style="width:135.2pt;height:132.05pt">
                   <v:imagedata r:id="rId159" o:title=""/>
                 </v:shape>
-                <o:OLEObject Type="Embed" ProgID="ACD.ChemSketchCDX" ShapeID="_x0000_s1277" DrawAspect="Content" ObjectID="_1852803133" r:id="rId160"/>
+                <o:OLEObject Type="Embed" ProgID="ACD.ChemSketchCDX" ShapeID="_x0000_s1277" DrawAspect="Content" ObjectID="_1852875116" r:id="rId160"/>
               </w:object>
             </w:r>
           </w:p>
@@ -2967,7 +2967,7 @@
                 <v:shape id="_x0000_s1455" type="#_x0000_t75" style="width:126.05pt;height:92.65pt">
                   <v:imagedata r:id="rId161" o:title=""/>
                 </v:shape>
-                <o:OLEObject Type="Embed" ProgID="ACD.ChemSketchCDX" ShapeID="_x0000_s1455" DrawAspect="Content" ObjectID="_1852803185" r:id="rId162"/>
+                <o:OLEObject Type="Embed" ProgID="ACD.ChemSketchCDX" ShapeID="_x0000_s1455" DrawAspect="Content" ObjectID="_1852875168" r:id="rId162"/>
               </w:object>
             </w:r>
           </w:p>
@@ -3010,7 +3010,7 @@
                 <v:shape id="_x0000_s1404" type="#_x0000_t75" style="width:120.6pt;height:101.4pt">
                   <v:imagedata r:id="rId163" o:title=""/>
                 </v:shape>
-                <o:OLEObject Type="Embed" ProgID="ACD.ChemSketchCDX" ShapeID="_x0000_s1404" DrawAspect="Content" ObjectID="_1852803134" r:id="rId164"/>
+                <o:OLEObject Type="Embed" ProgID="ACD.ChemSketchCDX" ShapeID="_x0000_s1404" DrawAspect="Content" ObjectID="_1852875117" r:id="rId164"/>
               </w:object>
             </w:r>
           </w:p>
@@ -4371,7 +4371,7 @@
 </file>
 
 <file path=customXml/itemProps1.xml><?xml version="1.0" encoding="utf-8"?>
-<ds:datastoreItem xmlns:ds="http://schemas.openxmlformats.org/officeDocument/2006/customXml" ds:itemID="{B264D4A1-1BA0-4C01-91F0-7169A6826CE1}">
+<ds:datastoreItem xmlns:ds="http://schemas.openxmlformats.org/officeDocument/2006/customXml" ds:itemID="{BF381173-7FB9-40CE-9DA2-CA901F99AE72}">
   <ds:schemaRefs>
     <ds:schemaRef ds:uri="http://schemas.openxmlformats.org/officeDocument/2006/bibliography"/>
   </ds:schemaRefs>
